--- a/TG-01 - Propuesta TG.docx
+++ b/TG-01 - Propuesta TG.docx
@@ -843,7 +843,7 @@
                                     </pic:cNvPicPr>
                                   </pic:nvPicPr>
                                   <pic:blipFill>
-                                    <a:blip r:embed="rId8">
+                                    <a:blip r:embed="rId9">
                                       <a:extLst>
                                         <a:ext uri="{28A0092B-C50C-407E-A947-70E740481C1C}">
                                           <a14:useLocalDpi xmlns:a14="http://schemas.microsoft.com/office/drawing/2010/main" val="0"/>
@@ -1418,12 +1418,6 @@
         <w:gridCol w:w="10560"/>
       </w:tblGrid>
       <w:tr>
-        <w:tblPrEx>
-          <w:tblCellMar>
-            <w:top w:w="0" w:type="dxa"/>
-            <w:bottom w:w="0" w:type="dxa"/>
-          </w:tblCellMar>
-        </w:tblPrEx>
         <w:trPr>
           <w:trHeight w:val="340"/>
         </w:trPr>
@@ -1449,6 +1443,7 @@
                 <w:sz w:val="32"/>
                 <w:szCs w:val="32"/>
               </w:rPr>
+              <w:lastRenderedPageBreak/>
               <w:t>1</w:t>
             </w:r>
             <w:r>
@@ -1533,12 +1528,6 @@
         <w:gridCol w:w="2552"/>
       </w:tblGrid>
       <w:tr>
-        <w:tblPrEx>
-          <w:tblCellMar>
-            <w:top w:w="0" w:type="dxa"/>
-            <w:bottom w:w="0" w:type="dxa"/>
-          </w:tblCellMar>
-        </w:tblPrEx>
         <w:tc>
           <w:tcPr>
             <w:tcW w:w="3047" w:type="dxa"/>
@@ -1582,18 +1571,48 @@
               <w:rPr>
                 <w:rFonts w:ascii="Arial Narrow" w:hAnsi="Arial Narrow"/>
               </w:rPr>
-              <w:t>Construcción de conocimiento sobre Hugging Face usando GraphRAG</w:t>
-            </w:r>
+              <w:t xml:space="preserve">Construcción de conocimiento sobre </w:t>
+            </w:r>
+            <w:proofErr w:type="spellStart"/>
+            <w:r>
+              <w:rPr>
+                <w:rFonts w:ascii="Arial Narrow" w:hAnsi="Arial Narrow"/>
+              </w:rPr>
+              <w:t>Hugging</w:t>
+            </w:r>
+            <w:proofErr w:type="spellEnd"/>
+            <w:r>
+              <w:rPr>
+                <w:rFonts w:ascii="Arial Narrow" w:hAnsi="Arial Narrow"/>
+              </w:rPr>
+              <w:t xml:space="preserve"> </w:t>
+            </w:r>
+            <w:proofErr w:type="spellStart"/>
+            <w:r>
+              <w:rPr>
+                <w:rFonts w:ascii="Arial Narrow" w:hAnsi="Arial Narrow"/>
+              </w:rPr>
+              <w:t>Face</w:t>
+            </w:r>
+            <w:proofErr w:type="spellEnd"/>
+            <w:r>
+              <w:rPr>
+                <w:rFonts w:ascii="Arial Narrow" w:hAnsi="Arial Narrow"/>
+              </w:rPr>
+              <w:t xml:space="preserve"> usando </w:t>
+            </w:r>
+            <w:proofErr w:type="spellStart"/>
+            <w:r>
+              <w:rPr>
+                <w:rFonts w:ascii="Arial Narrow" w:hAnsi="Arial Narrow"/>
+              </w:rPr>
+              <w:t>GraphRAG</w:t>
+            </w:r>
+            <w:proofErr w:type="spellEnd"/>
           </w:p>
         </w:tc>
       </w:tr>
       <w:tr>
-        <w:tblPrEx>
-          <w:tblCellMar>
-            <w:top w:w="0" w:type="dxa"/>
-            <w:bottom w:w="0" w:type="dxa"/>
-          </w:tblCellMar>
-        </w:tblPrEx>
         <w:tc>
           <w:tcPr>
             <w:tcW w:w="3047" w:type="dxa"/>
@@ -1637,20 +1656,19 @@
             <w:r>
               <w:rPr>
                 <w:rFonts w:ascii="Arial Narrow" w:hAnsi="Arial Narrow"/>
-                <w:color w:val="FF0000"/>
-              </w:rPr>
-              <w:t>8 meses</w:t>
+              </w:rPr>
+              <w:t>10</w:t>
+            </w:r>
+            <w:r>
+              <w:rPr>
+                <w:rFonts w:ascii="Arial Narrow" w:hAnsi="Arial Narrow"/>
+              </w:rPr>
+              <w:t xml:space="preserve"> meses</w:t>
             </w:r>
           </w:p>
         </w:tc>
       </w:tr>
       <w:tr>
-        <w:tblPrEx>
-          <w:tblCellMar>
-            <w:top w:w="0" w:type="dxa"/>
-            <w:bottom w:w="0" w:type="dxa"/>
-          </w:tblCellMar>
-        </w:tblPrEx>
         <w:tc>
           <w:tcPr>
             <w:tcW w:w="3047" w:type="dxa"/>
@@ -1685,23 +1703,10 @@
                 <w:color w:val="FF0000"/>
               </w:rPr>
             </w:pPr>
-            <w:r>
-              <w:rPr>
-                <w:rFonts w:ascii="Arial Narrow" w:hAnsi="Arial Narrow"/>
-                <w:color w:val="FF0000"/>
-              </w:rPr>
-              <w:t>-----------------</w:t>
-            </w:r>
           </w:p>
         </w:tc>
       </w:tr>
       <w:tr>
-        <w:tblPrEx>
-          <w:tblCellMar>
-            <w:top w:w="0" w:type="dxa"/>
-            <w:bottom w:w="0" w:type="dxa"/>
-          </w:tblCellMar>
-        </w:tblPrEx>
         <w:trPr>
           <w:cantSplit/>
         </w:trPr>
@@ -1754,7 +1759,6 @@
             <w:r>
               <w:rPr>
                 <w:rFonts w:ascii="Arial Narrow" w:hAnsi="Arial Narrow"/>
-                <w:color w:val="FF0000"/>
               </w:rPr>
               <w:t>Maestría Ciencia de Datos</w:t>
             </w:r>
@@ -1821,12 +1825,14 @@
               </w:rPr>
               <w:t>Doctor</w:t>
             </w:r>
+            <w:proofErr w:type="spellStart"/>
             <w:r>
               <w:rPr>
                 <w:rFonts w:ascii="Arial Narrow" w:hAnsi="Arial Narrow" w:cs="Arial"/>
               </w:rPr>
               <w:t>ado</w:t>
             </w:r>
+            <w:proofErr w:type="spellEnd"/>
             <w:r>
               <w:rPr>
                 <w:rFonts w:ascii="Arial Narrow" w:hAnsi="Arial Narrow" w:cs="Arial"/>
@@ -1932,6 +1938,12 @@
               <w:rPr>
                 <w:rFonts w:ascii="Arial Narrow" w:hAnsi="Arial Narrow" w:cs="Arial"/>
               </w:rPr>
+              <w:fldChar w:fldCharType="separate"/>
+            </w:r>
+            <w:r>
+              <w:rPr>
+                <w:rFonts w:ascii="Arial Narrow" w:hAnsi="Arial Narrow" w:cs="Arial"/>
+              </w:rPr>
               <w:fldChar w:fldCharType="end"/>
             </w:r>
             <w:bookmarkEnd w:id="0"/>
@@ -1939,12 +1951,6 @@
         </w:tc>
       </w:tr>
       <w:tr>
-        <w:tblPrEx>
-          <w:tblCellMar>
-            <w:top w:w="0" w:type="dxa"/>
-            <w:bottom w:w="0" w:type="dxa"/>
-          </w:tblCellMar>
-        </w:tblPrEx>
         <w:trPr>
           <w:cantSplit/>
           <w:trHeight w:val="622"/>
@@ -1996,7 +2002,6 @@
             <w:r>
               <w:rPr>
                 <w:rFonts w:ascii="Arial Narrow" w:hAnsi="Arial Narrow"/>
-                <w:color w:val="FF0000"/>
               </w:rPr>
               <w:t>juan.correa-n@escuelaing.edu.co</w:t>
             </w:r>
@@ -2048,14 +2053,12 @@
             <w:r>
               <w:rPr>
                 <w:rFonts w:ascii="Arial Narrow" w:hAnsi="Arial Narrow"/>
-                <w:color w:val="FF0000"/>
               </w:rPr>
               <w:t>1</w:t>
             </w:r>
             <w:r>
               <w:rPr>
                 <w:rFonts w:ascii="Arial Narrow" w:hAnsi="Arial Narrow"/>
-                <w:color w:val="FF0000"/>
               </w:rPr>
               <w:t>h por semana</w:t>
             </w:r>
@@ -2191,7 +2194,21 @@
               <w:rPr>
                 <w:rFonts w:ascii="Arial Narrow" w:hAnsi="Arial Narrow" w:cs="Arial"/>
               </w:rPr>
-              <w:t xml:space="preserve">de transporte, energética de telecomunicaciones, de edificaciones, de acueducto y alcantarillado)                                                                                                                                               </w:t>
+              <w:t xml:space="preserve">de transporte, energética de telecomunicaciones, de edificaciones, de acueducto y </w:t>
+            </w:r>
+            <w:proofErr w:type="gramStart"/>
+            <w:r>
+              <w:rPr>
+                <w:rFonts w:ascii="Arial Narrow" w:hAnsi="Arial Narrow" w:cs="Arial"/>
+              </w:rPr>
+              <w:t xml:space="preserve">alcantarillado)   </w:t>
+            </w:r>
+            <w:proofErr w:type="gramEnd"/>
+            <w:r>
+              <w:rPr>
+                <w:rFonts w:ascii="Arial Narrow" w:hAnsi="Arial Narrow" w:cs="Arial"/>
+              </w:rPr>
+              <w:t xml:space="preserve">                                                                                                                                            </w:t>
             </w:r>
           </w:p>
         </w:tc>
@@ -2423,13 +2440,32 @@
                 <w:rFonts w:ascii="Arial Narrow" w:hAnsi="Arial Narrow"/>
               </w:rPr>
             </w:pPr>
+            <w:proofErr w:type="gramStart"/>
             <w:r>
               <w:rPr>
                 <w:rFonts w:ascii="Arial Narrow" w:hAnsi="Arial Narrow" w:cs="Arial"/>
                 <w:b/>
                 <w:lang w:val="es-CO"/>
               </w:rPr>
-              <w:t>Información  y conocimiento</w:t>
+              <w:t>Información  y</w:t>
+            </w:r>
+            <w:proofErr w:type="gramEnd"/>
+            <w:r>
+              <w:rPr>
+                <w:rFonts w:ascii="Arial Narrow" w:hAnsi="Arial Narrow" w:cs="Arial"/>
+                <w:b/>
+                <w:lang w:val="es-CO"/>
+              </w:rPr>
+              <w:t xml:space="preserve"> </w:t>
+            </w:r>
+            <w:proofErr w:type="gramStart"/>
+            <w:r>
+              <w:rPr>
+                <w:rFonts w:ascii="Arial Narrow" w:hAnsi="Arial Narrow" w:cs="Arial"/>
+                <w:b/>
+                <w:lang w:val="es-CO"/>
+              </w:rPr>
+              <w:t>conocimiento</w:t>
             </w:r>
             <w:r>
               <w:rPr>
@@ -2438,6 +2474,7 @@
               </w:rPr>
               <w:t>(</w:t>
             </w:r>
+            <w:proofErr w:type="gramEnd"/>
             <w:r>
               <w:rPr>
                 <w:rFonts w:ascii="Arial Narrow" w:hAnsi="Arial Narrow" w:cs="Arial"/>
@@ -2610,12 +2647,6 @@
         <w:gridCol w:w="10560"/>
       </w:tblGrid>
       <w:tr>
-        <w:tblPrEx>
-          <w:tblCellMar>
-            <w:top w:w="0" w:type="dxa"/>
-            <w:bottom w:w="0" w:type="dxa"/>
-          </w:tblCellMar>
-        </w:tblPrEx>
         <w:trPr>
           <w:cantSplit/>
           <w:trHeight w:val="567"/>
@@ -2717,12 +2748,6 @@
         <w:gridCol w:w="1134"/>
       </w:tblGrid>
       <w:tr>
-        <w:tblPrEx>
-          <w:tblCellMar>
-            <w:top w:w="0" w:type="dxa"/>
-            <w:bottom w:w="0" w:type="dxa"/>
-          </w:tblCellMar>
-        </w:tblPrEx>
         <w:trPr>
           <w:trHeight w:val="483"/>
         </w:trPr>
@@ -2926,12 +2951,6 @@
         </w:tc>
       </w:tr>
       <w:tr>
-        <w:tblPrEx>
-          <w:tblCellMar>
-            <w:top w:w="0" w:type="dxa"/>
-            <w:bottom w:w="0" w:type="dxa"/>
-          </w:tblCellMar>
-        </w:tblPrEx>
         <w:trPr>
           <w:trHeight w:val="264"/>
         </w:trPr>
@@ -3076,7 +3095,7 @@
                 <w:rFonts w:ascii="Arial Narrow" w:hAnsi="Arial Narrow"/>
                 <w:b/>
               </w:rPr>
-              <w:t>9</w:t>
+              <w:t>7</w:t>
             </w:r>
             <w:r>
               <w:rPr>
@@ -3112,15 +3131,13 @@
               <w:rPr>
                 <w:rFonts w:ascii="Arial Narrow" w:hAnsi="Arial Narrow"/>
                 <w:b/>
-                <w:color w:val="FF0000"/>
-              </w:rPr>
-              <w:t>32</w:t>
-            </w:r>
-            <w:r>
-              <w:rPr>
-                <w:rFonts w:ascii="Arial Narrow" w:hAnsi="Arial Narrow"/>
-                <w:b/>
-                <w:color w:val="FF0000"/>
+              </w:rPr>
+              <w:t>40</w:t>
+            </w:r>
+            <w:r>
+              <w:rPr>
+                <w:rFonts w:ascii="Arial Narrow" w:hAnsi="Arial Narrow"/>
+                <w:b/>
               </w:rPr>
               <w:t xml:space="preserve"> semanas</w:t>
             </w:r>
@@ -3128,12 +3145,6 @@
         </w:tc>
       </w:tr>
       <w:tr>
-        <w:tblPrEx>
-          <w:tblCellMar>
-            <w:top w:w="0" w:type="dxa"/>
-            <w:bottom w:w="0" w:type="dxa"/>
-          </w:tblCellMar>
-        </w:tblPrEx>
         <w:trPr>
           <w:trHeight w:val="264"/>
         </w:trPr>
@@ -3162,7 +3173,23 @@
                 <w:rFonts w:ascii="Arial Narrow" w:hAnsi="Arial Narrow"/>
                 <w:b/>
               </w:rPr>
-              <w:t>Juan Carlos Correa Nuñez - Profundización</w:t>
+              <w:t xml:space="preserve">Juan Carlos Correa </w:t>
+            </w:r>
+            <w:proofErr w:type="spellStart"/>
+            <w:r>
+              <w:rPr>
+                <w:rFonts w:ascii="Arial Narrow" w:hAnsi="Arial Narrow"/>
+                <w:b/>
+              </w:rPr>
+              <w:t>Nuñez</w:t>
+            </w:r>
+            <w:proofErr w:type="spellEnd"/>
+            <w:r>
+              <w:rPr>
+                <w:rFonts w:ascii="Arial Narrow" w:hAnsi="Arial Narrow"/>
+                <w:b/>
+              </w:rPr>
+              <w:t xml:space="preserve"> - Profundización</w:t>
             </w:r>
           </w:p>
         </w:tc>
@@ -3278,7 +3305,14 @@
                 <w:rFonts w:ascii="Arial Narrow" w:hAnsi="Arial Narrow"/>
                 <w:b/>
               </w:rPr>
-              <w:t>1h</w:t>
+              <w:t>2</w:t>
+            </w:r>
+            <w:r>
+              <w:rPr>
+                <w:rFonts w:ascii="Arial Narrow" w:hAnsi="Arial Narrow"/>
+                <w:b/>
+              </w:rPr>
+              <w:t>h</w:t>
             </w:r>
           </w:p>
         </w:tc>
@@ -3307,15 +3341,13 @@
               <w:rPr>
                 <w:rFonts w:ascii="Arial Narrow" w:hAnsi="Arial Narrow"/>
                 <w:b/>
-                <w:color w:val="FF0000"/>
-              </w:rPr>
-              <w:t>32</w:t>
-            </w:r>
-            <w:r>
-              <w:rPr>
-                <w:rFonts w:ascii="Arial Narrow" w:hAnsi="Arial Narrow"/>
-                <w:b/>
-                <w:color w:val="FF0000"/>
+              </w:rPr>
+              <w:t>40</w:t>
+            </w:r>
+            <w:r>
+              <w:rPr>
+                <w:rFonts w:ascii="Arial Narrow" w:hAnsi="Arial Narrow"/>
+                <w:b/>
               </w:rPr>
               <w:t xml:space="preserve"> semanas</w:t>
             </w:r>
@@ -3367,7 +3399,16 @@
           <w:sz w:val="18"/>
           <w:szCs w:val="18"/>
         </w:rPr>
-        <w:t>: A)</w:t>
+        <w:t xml:space="preserve">: </w:t>
+      </w:r>
+      <w:proofErr w:type="gramStart"/>
+      <w:r>
+        <w:rPr>
+          <w:rFonts w:ascii="Arial Narrow" w:hAnsi="Arial Narrow"/>
+          <w:sz w:val="18"/>
+          <w:szCs w:val="18"/>
+        </w:rPr>
+        <w:t>A)</w:t>
       </w:r>
       <w:r>
         <w:rPr>
@@ -3391,7 +3432,16 @@
           <w:sz w:val="18"/>
           <w:szCs w:val="18"/>
         </w:rPr>
-        <w:t xml:space="preserve">investigadores externos </w:t>
+        <w:t>investigadores</w:t>
+      </w:r>
+      <w:proofErr w:type="gramEnd"/>
+      <w:r>
+        <w:rPr>
+          <w:rFonts w:ascii="Arial Narrow" w:hAnsi="Arial Narrow"/>
+          <w:sz w:val="18"/>
+          <w:szCs w:val="18"/>
+        </w:rPr>
+        <w:t xml:space="preserve"> externos </w:t>
       </w:r>
       <w:r>
         <w:rPr>
@@ -3545,12 +3595,6 @@
         <w:gridCol w:w="8363"/>
       </w:tblGrid>
       <w:tr>
-        <w:tblPrEx>
-          <w:tblCellMar>
-            <w:top w:w="0" w:type="dxa"/>
-            <w:bottom w:w="0" w:type="dxa"/>
-          </w:tblCellMar>
-        </w:tblPrEx>
         <w:trPr>
           <w:trHeight w:val="483"/>
         </w:trPr>
@@ -3578,7 +3622,6 @@
                 <w:rFonts w:ascii="Arial Narrow" w:hAnsi="Arial Narrow"/>
                 <w:b/>
               </w:rPr>
-              <w:lastRenderedPageBreak/>
               <w:t>Nombre</w:t>
             </w:r>
           </w:p>
@@ -3611,12 +3654,6 @@
         </w:tc>
       </w:tr>
       <w:tr>
-        <w:tblPrEx>
-          <w:tblCellMar>
-            <w:top w:w="0" w:type="dxa"/>
-            <w:bottom w:w="0" w:type="dxa"/>
-          </w:tblCellMar>
-        </w:tblPrEx>
         <w:tc>
           <w:tcPr>
             <w:tcW w:w="2197" w:type="dxa"/>
@@ -3663,12 +3700,6 @@
         </w:tc>
       </w:tr>
       <w:tr>
-        <w:tblPrEx>
-          <w:tblCellMar>
-            <w:top w:w="0" w:type="dxa"/>
-            <w:bottom w:w="0" w:type="dxa"/>
-          </w:tblCellMar>
-        </w:tblPrEx>
         <w:tc>
           <w:tcPr>
             <w:tcW w:w="2197" w:type="dxa"/>
@@ -3715,12 +3746,6 @@
         </w:tc>
       </w:tr>
       <w:tr>
-        <w:tblPrEx>
-          <w:tblCellMar>
-            <w:top w:w="0" w:type="dxa"/>
-            <w:bottom w:w="0" w:type="dxa"/>
-          </w:tblCellMar>
-        </w:tblPrEx>
         <w:tc>
           <w:tcPr>
             <w:tcW w:w="2197" w:type="dxa"/>
@@ -3813,12 +3838,6 @@
         <w:gridCol w:w="10511"/>
       </w:tblGrid>
       <w:tr>
-        <w:tblPrEx>
-          <w:tblCellMar>
-            <w:top w:w="0" w:type="dxa"/>
-            <w:bottom w:w="0" w:type="dxa"/>
-          </w:tblCellMar>
-        </w:tblPrEx>
         <w:trPr>
           <w:trHeight w:val="567"/>
         </w:trPr>
@@ -3906,12 +3925,6 @@
         <w:gridCol w:w="10511"/>
       </w:tblGrid>
       <w:tr>
-        <w:tblPrEx>
-          <w:tblCellMar>
-            <w:top w:w="0" w:type="dxa"/>
-            <w:bottom w:w="0" w:type="dxa"/>
-          </w:tblCellMar>
-        </w:tblPrEx>
         <w:trPr>
           <w:trHeight w:val="70"/>
         </w:trPr>
@@ -3978,19 +3991,199 @@
                 <w:sz w:val="20"/>
                 <w:lang w:val="es-ES_tradnl"/>
               </w:rPr>
-              <w:t>La plataforma Hugging Face (HF) se ha consolidado como un centro crucial para el desarrollo y la colaboración en proyectos de Machine Learning, facilitando el intercambio de modelos preentrenados, conjuntos de datos y espacios (Ait et al 2024). HFCOMMUNITY es una herramienta que recopila y organiza información sobre los repositorios y discusiones de la comunidad en el HFH en una base de datos relacional, ofreciendo conceptos específicos del dominio y permitiendo la exploración mediante lenguajes tipo SQL (Ait et al 2024). Aunque HFCOMMUNITY facilita el análisis de datos mediante su estructura relacional, la vasta y compleja red de interconexiones entre modelos, conjuntos de datos, usuarios, discusiones y sus metadatos intrínsecos (91,616,030 de entidades y 115,051,895 de relaciones) no se explota completamente en un formato que permita un razonamiento semántico profundo y consultas en lenguaje natural transparentes. Según Ait et al (2024), Existe la posibilidad de trabajar en la aplicación de técnicas basadas en NLP para extraer información adicional de las descripciones de los repositorios, lo que podría generar "datos de anotación de grano fino para análisis de explicabilidad", un área que se alinea perfectamente con las capacidades de GraphRAG.</w:t>
-            </w:r>
-          </w:p>
-          <w:p>
-            <w:pPr>
-              <w:pStyle w:val="BodyText"/>
-              <w:jc w:val="both"/>
+              <w:t xml:space="preserve">La plataforma </w:t>
+            </w:r>
+            <w:proofErr w:type="spellStart"/>
+            <w:r>
               <w:rPr>
                 <w:rFonts w:ascii="Arial Narrow" w:hAnsi="Arial Narrow"/>
                 <w:iCs/>
                 <w:sz w:val="20"/>
                 <w:lang w:val="es-ES_tradnl"/>
               </w:rPr>
+              <w:t>Hugging</w:t>
+            </w:r>
+            <w:proofErr w:type="spellEnd"/>
+            <w:r>
+              <w:rPr>
+                <w:rFonts w:ascii="Arial Narrow" w:hAnsi="Arial Narrow"/>
+                <w:iCs/>
+                <w:sz w:val="20"/>
+                <w:lang w:val="es-ES_tradnl"/>
+              </w:rPr>
+              <w:t xml:space="preserve"> </w:t>
+            </w:r>
+            <w:proofErr w:type="spellStart"/>
+            <w:r>
+              <w:rPr>
+                <w:rFonts w:ascii="Arial Narrow" w:hAnsi="Arial Narrow"/>
+                <w:iCs/>
+                <w:sz w:val="20"/>
+                <w:lang w:val="es-ES_tradnl"/>
+              </w:rPr>
+              <w:t>Face</w:t>
+            </w:r>
+            <w:proofErr w:type="spellEnd"/>
+            <w:r>
+              <w:rPr>
+                <w:rFonts w:ascii="Arial Narrow" w:hAnsi="Arial Narrow"/>
+                <w:iCs/>
+                <w:sz w:val="20"/>
+                <w:lang w:val="es-ES_tradnl"/>
+              </w:rPr>
+              <w:t xml:space="preserve"> (HF) se ha consolidado como un centro crucial para el desarrollo y la colaboración en proyectos de Machine </w:t>
+            </w:r>
+            <w:proofErr w:type="spellStart"/>
+            <w:r>
+              <w:rPr>
+                <w:rFonts w:ascii="Arial Narrow" w:hAnsi="Arial Narrow"/>
+                <w:iCs/>
+                <w:sz w:val="20"/>
+                <w:lang w:val="es-ES_tradnl"/>
+              </w:rPr>
+              <w:t>Learning</w:t>
+            </w:r>
+            <w:proofErr w:type="spellEnd"/>
+            <w:r>
+              <w:rPr>
+                <w:rFonts w:ascii="Arial Narrow" w:hAnsi="Arial Narrow"/>
+                <w:iCs/>
+                <w:sz w:val="20"/>
+                <w:lang w:val="es-ES_tradnl"/>
+              </w:rPr>
+              <w:t xml:space="preserve">, facilitando el intercambio de modelos </w:t>
+            </w:r>
+            <w:proofErr w:type="spellStart"/>
+            <w:r>
+              <w:rPr>
+                <w:rFonts w:ascii="Arial Narrow" w:hAnsi="Arial Narrow"/>
+                <w:iCs/>
+                <w:sz w:val="20"/>
+                <w:lang w:val="es-ES_tradnl"/>
+              </w:rPr>
+              <w:t>preentrenados</w:t>
+            </w:r>
+            <w:proofErr w:type="spellEnd"/>
+            <w:r>
+              <w:rPr>
+                <w:rFonts w:ascii="Arial Narrow" w:hAnsi="Arial Narrow"/>
+                <w:iCs/>
+                <w:sz w:val="20"/>
+                <w:lang w:val="es-ES_tradnl"/>
+              </w:rPr>
+              <w:t>, conjuntos de datos y espacios (</w:t>
+            </w:r>
+            <w:proofErr w:type="spellStart"/>
+            <w:r>
+              <w:rPr>
+                <w:rFonts w:ascii="Arial Narrow" w:hAnsi="Arial Narrow"/>
+                <w:iCs/>
+                <w:sz w:val="20"/>
+                <w:lang w:val="es-ES_tradnl"/>
+              </w:rPr>
+              <w:t>Ait</w:t>
+            </w:r>
+            <w:proofErr w:type="spellEnd"/>
+            <w:r>
+              <w:rPr>
+                <w:rFonts w:ascii="Arial Narrow" w:hAnsi="Arial Narrow"/>
+                <w:iCs/>
+                <w:sz w:val="20"/>
+                <w:lang w:val="es-ES_tradnl"/>
+              </w:rPr>
+              <w:t xml:space="preserve"> et al 2024). HFCOMMUNITY es una herramienta que recopila y organiza información sobre los repositorios y discusiones de la comunidad en el HFH en una base de datos relacional, ofreciendo conceptos específicos del dominio y permitiendo la exploración mediante lenguajes tipo SQL (</w:t>
+            </w:r>
+            <w:proofErr w:type="spellStart"/>
+            <w:r>
+              <w:rPr>
+                <w:rFonts w:ascii="Arial Narrow" w:hAnsi="Arial Narrow"/>
+                <w:iCs/>
+                <w:sz w:val="20"/>
+                <w:lang w:val="es-ES_tradnl"/>
+              </w:rPr>
+              <w:t>Ait</w:t>
+            </w:r>
+            <w:proofErr w:type="spellEnd"/>
+            <w:r>
+              <w:rPr>
+                <w:rFonts w:ascii="Arial Narrow" w:hAnsi="Arial Narrow"/>
+                <w:iCs/>
+                <w:sz w:val="20"/>
+                <w:lang w:val="es-ES_tradnl"/>
+              </w:rPr>
+              <w:t xml:space="preserve"> et al 2024). Aunque HFCOMMUNITY facilita el análisis de datos mediante su estructura relacional, la vasta y compleja red de interconexiones entre modelos, conjuntos de datos, usuarios, discusiones y sus metadatos intrínsecos (91,616,030 de entidades y 115,051,895 de relaciones) no se explota completamente en un formato que permita un razonamiento semántico profundo y consultas en lenguaje natural transparentes. Según </w:t>
+            </w:r>
+            <w:proofErr w:type="spellStart"/>
+            <w:r>
+              <w:rPr>
+                <w:rFonts w:ascii="Arial Narrow" w:hAnsi="Arial Narrow"/>
+                <w:iCs/>
+                <w:sz w:val="20"/>
+                <w:lang w:val="es-ES_tradnl"/>
+              </w:rPr>
+              <w:t>Ait</w:t>
+            </w:r>
+            <w:proofErr w:type="spellEnd"/>
+            <w:r>
+              <w:rPr>
+                <w:rFonts w:ascii="Arial Narrow" w:hAnsi="Arial Narrow"/>
+                <w:iCs/>
+                <w:sz w:val="20"/>
+                <w:lang w:val="es-ES_tradnl"/>
+              </w:rPr>
+              <w:t xml:space="preserve"> et al (2024), Existe la posibilidad de trabajar en la aplicación de técnicas basadas en NLP para extraer información adicional de las descripciones de los repositorios, lo que podría generar "datos de anotación de grano fino para análisis de </w:t>
+            </w:r>
+            <w:proofErr w:type="spellStart"/>
+            <w:r>
+              <w:rPr>
+                <w:rFonts w:ascii="Arial Narrow" w:hAnsi="Arial Narrow"/>
+                <w:iCs/>
+                <w:sz w:val="20"/>
+                <w:lang w:val="es-ES_tradnl"/>
+              </w:rPr>
+              <w:t>explicabilidad</w:t>
+            </w:r>
+            <w:proofErr w:type="spellEnd"/>
+            <w:r>
+              <w:rPr>
+                <w:rFonts w:ascii="Arial Narrow" w:hAnsi="Arial Narrow"/>
+                <w:iCs/>
+                <w:sz w:val="20"/>
+                <w:lang w:val="es-ES_tradnl"/>
+              </w:rPr>
+              <w:t xml:space="preserve">", un área que se alinea perfectamente con las capacidades de </w:t>
+            </w:r>
+            <w:proofErr w:type="spellStart"/>
+            <w:r>
+              <w:rPr>
+                <w:rFonts w:ascii="Arial Narrow" w:hAnsi="Arial Narrow"/>
+                <w:iCs/>
+                <w:sz w:val="20"/>
+                <w:lang w:val="es-ES_tradnl"/>
+              </w:rPr>
+              <w:t>GraphRAG</w:t>
+            </w:r>
+            <w:proofErr w:type="spellEnd"/>
+            <w:r>
+              <w:rPr>
+                <w:rFonts w:ascii="Arial Narrow" w:hAnsi="Arial Narrow"/>
+                <w:iCs/>
+                <w:sz w:val="20"/>
+                <w:lang w:val="es-ES_tradnl"/>
+              </w:rPr>
+              <w:t>.</w:t>
+            </w:r>
+          </w:p>
+          <w:p>
+            <w:pPr>
+              <w:pStyle w:val="BodyText"/>
+              <w:jc w:val="both"/>
+              <w:rPr>
+                <w:rFonts w:ascii="Arial Narrow" w:hAnsi="Arial Narrow"/>
+                <w:iCs/>
+                <w:sz w:val="20"/>
+                <w:lang w:val="es-ES_tradnl"/>
+              </w:rPr>
             </w:pPr>
           </w:p>
           <w:p>
@@ -4008,14 +4201,124 @@
                 <w:iCs/>
                 <w:lang w:val="es-ES_tradnl"/>
               </w:rPr>
-              <w:t>Esta tesis aborda la creciente necesidad de sistemas de inteligencia artificial que no solo generen respuestas fluidas, sino que también demuestren precisión factual, trazabilidad y una comprensión contextual y global profunda en dominios especializados. En esta investigación diseño e implemento un sistema GraphRAG  que permite consultas en lenguaje natural sobre la base de datos de Hugging Face, implementando grafos de conocimiento en Neo4j, una base de datos orientada a grafos que almacena y gestiona información mediante nodos, relaciones y propiedades. Esto se traduce en construcción de conocimiento sobre inteligencia artificial abierta utilizando Hugging Face como base de datos y la tecnología GraphRAG</w:t>
-            </w:r>
+              <w:t xml:space="preserve">Esta tesis aborda la creciente necesidad de sistemas de inteligencia artificial que no solo generen respuestas fluidas, sino que también demuestren precisión factual, trazabilidad y una comprensión contextual y global profunda en dominios especializados. En esta investigación diseño e implemento un sistema </w:t>
+            </w:r>
+            <w:proofErr w:type="spellStart"/>
+            <w:proofErr w:type="gramStart"/>
             <w:r>
               <w:rPr>
                 <w:rFonts w:ascii="Arial Narrow" w:hAnsi="Arial Narrow"/>
                 <w:iCs/>
                 <w:lang w:val="es-ES_tradnl"/>
               </w:rPr>
+              <w:t>GraphRAG</w:t>
+            </w:r>
+            <w:proofErr w:type="spellEnd"/>
+            <w:r>
+              <w:rPr>
+                <w:rFonts w:ascii="Arial Narrow" w:hAnsi="Arial Narrow"/>
+                <w:iCs/>
+                <w:lang w:val="es-ES_tradnl"/>
+              </w:rPr>
+              <w:t xml:space="preserve">  que</w:t>
+            </w:r>
+            <w:proofErr w:type="gramEnd"/>
+            <w:r>
+              <w:rPr>
+                <w:rFonts w:ascii="Arial Narrow" w:hAnsi="Arial Narrow"/>
+                <w:iCs/>
+                <w:lang w:val="es-ES_tradnl"/>
+              </w:rPr>
+              <w:t xml:space="preserve"> permite consultas en lenguaje natural sobre la base de datos de </w:t>
+            </w:r>
+            <w:proofErr w:type="spellStart"/>
+            <w:r>
+              <w:rPr>
+                <w:rFonts w:ascii="Arial Narrow" w:hAnsi="Arial Narrow"/>
+                <w:iCs/>
+                <w:lang w:val="es-ES_tradnl"/>
+              </w:rPr>
+              <w:t>Hugging</w:t>
+            </w:r>
+            <w:proofErr w:type="spellEnd"/>
+            <w:r>
+              <w:rPr>
+                <w:rFonts w:ascii="Arial Narrow" w:hAnsi="Arial Narrow"/>
+                <w:iCs/>
+                <w:lang w:val="es-ES_tradnl"/>
+              </w:rPr>
+              <w:t xml:space="preserve"> </w:t>
+            </w:r>
+            <w:proofErr w:type="spellStart"/>
+            <w:r>
+              <w:rPr>
+                <w:rFonts w:ascii="Arial Narrow" w:hAnsi="Arial Narrow"/>
+                <w:iCs/>
+                <w:lang w:val="es-ES_tradnl"/>
+              </w:rPr>
+              <w:t>Face</w:t>
+            </w:r>
+            <w:proofErr w:type="spellEnd"/>
+            <w:r>
+              <w:rPr>
+                <w:rFonts w:ascii="Arial Narrow" w:hAnsi="Arial Narrow"/>
+                <w:iCs/>
+                <w:lang w:val="es-ES_tradnl"/>
+              </w:rPr>
+              <w:t xml:space="preserve">, implementando grafos de conocimiento en Neo4j, una base de datos orientada a grafos que almacena y gestiona información mediante nodos, relaciones y propiedades. Esto se traduce en construcción de conocimiento sobre inteligencia artificial abierta utilizando </w:t>
+            </w:r>
+            <w:proofErr w:type="spellStart"/>
+            <w:r>
+              <w:rPr>
+                <w:rFonts w:ascii="Arial Narrow" w:hAnsi="Arial Narrow"/>
+                <w:iCs/>
+                <w:lang w:val="es-ES_tradnl"/>
+              </w:rPr>
+              <w:t>Hugging</w:t>
+            </w:r>
+            <w:proofErr w:type="spellEnd"/>
+            <w:r>
+              <w:rPr>
+                <w:rFonts w:ascii="Arial Narrow" w:hAnsi="Arial Narrow"/>
+                <w:iCs/>
+                <w:lang w:val="es-ES_tradnl"/>
+              </w:rPr>
+              <w:t xml:space="preserve"> </w:t>
+            </w:r>
+            <w:proofErr w:type="spellStart"/>
+            <w:r>
+              <w:rPr>
+                <w:rFonts w:ascii="Arial Narrow" w:hAnsi="Arial Narrow"/>
+                <w:iCs/>
+                <w:lang w:val="es-ES_tradnl"/>
+              </w:rPr>
+              <w:t>Face</w:t>
+            </w:r>
+            <w:proofErr w:type="spellEnd"/>
+            <w:r>
+              <w:rPr>
+                <w:rFonts w:ascii="Arial Narrow" w:hAnsi="Arial Narrow"/>
+                <w:iCs/>
+                <w:lang w:val="es-ES_tradnl"/>
+              </w:rPr>
+              <w:t xml:space="preserve"> como base de datos y la tecnología </w:t>
+            </w:r>
+            <w:proofErr w:type="spellStart"/>
+            <w:r>
+              <w:rPr>
+                <w:rFonts w:ascii="Arial Narrow" w:hAnsi="Arial Narrow"/>
+                <w:iCs/>
+                <w:lang w:val="es-ES_tradnl"/>
+              </w:rPr>
+              <w:t>GraphRAG</w:t>
+            </w:r>
+            <w:proofErr w:type="spellEnd"/>
+            <w:r>
+              <w:rPr>
+                <w:rFonts w:ascii="Arial Narrow" w:hAnsi="Arial Narrow"/>
+                <w:iCs/>
+                <w:lang w:val="es-ES_tradnl"/>
+              </w:rPr>
               <w:t>.</w:t>
             </w:r>
           </w:p>
@@ -4030,12 +4333,6 @@
         </w:tc>
       </w:tr>
       <w:tr>
-        <w:tblPrEx>
-          <w:tblCellMar>
-            <w:top w:w="0" w:type="dxa"/>
-            <w:bottom w:w="0" w:type="dxa"/>
-          </w:tblCellMar>
-        </w:tblPrEx>
         <w:trPr>
           <w:trHeight w:val="70"/>
         </w:trPr>
@@ -4125,62 +4422,62 @@
                 <w:iCs/>
                 <w:lang w:val="es-ES_tradnl"/>
               </w:rPr>
-              <w:t>Una solución prominente para mitigar estas limitaciones es la Generación Aumentada por Recuperación (RAG, por sus siglas en inglés).( Yunfan Gaoa et al 2024; Roll, D. S et al 2025). En el esquema canónico de RAG, el sistema tiene acceso a un amplio corpus externo de registros textuales y recupera un subconjunto de ellos que sean individualmente relevantes para la consulta que se le haga al LLM y que, en conjunto, sean lo suficientemente pequeños para caber en la ventana de contexto del modelo (Darren Edge et al 2025). La ventana de contexto de un LLM es la cantidad máxima de texto (en tokens) que el modelo puede procesar y “recordar” simultáneamente durante una interacción.</w:t>
-            </w:r>
-          </w:p>
-          <w:p>
-            <w:pPr>
+              <w:t>Una solución prominente para mitigar estas limitaciones es la Generación Aumentada por Recuperación (RAG, por sus siglas en inglés</w:t>
+            </w:r>
+            <w:proofErr w:type="gramStart"/>
+            <w:r>
               <w:rPr>
                 <w:rFonts w:ascii="Arial Narrow" w:hAnsi="Arial Narrow"/>
                 <w:iCs/>
                 <w:lang w:val="es-ES_tradnl"/>
               </w:rPr>
-            </w:pPr>
-          </w:p>
-          <w:p>
-            <w:pPr>
+              <w:t>).(</w:t>
+            </w:r>
+            <w:proofErr w:type="gramEnd"/>
+            <w:r>
               <w:rPr>
                 <w:rFonts w:ascii="Arial Narrow" w:hAnsi="Arial Narrow"/>
                 <w:iCs/>
                 <w:lang w:val="es-ES_tradnl"/>
               </w:rPr>
-            </w:pPr>
+              <w:t xml:space="preserve"> </w:t>
+            </w:r>
+            <w:proofErr w:type="spellStart"/>
             <w:r>
               <w:rPr>
                 <w:rFonts w:ascii="Arial Narrow" w:hAnsi="Arial Narrow"/>
                 <w:iCs/>
                 <w:lang w:val="es-ES_tradnl"/>
               </w:rPr>
-              <w:t xml:space="preserve">Aunque el RAG convencional ha demostrado ser eficaz en mejorar la precisión factual y reducir las alucinaciones para preguntas que pueden responderse con información localizada dentro de un conjunto reducido de registros (Darren Edge et al 2025). Esta técnica presenta sus propias limitaciones a la hora de realizar consultas de comprensión o interpretación global (sensemaking queries) (Darren Edge et al 2025), es decir, aquellas que requieren una comprensión global del conjunto de datos. Las tareas de sensemaking requieren razonamiento sobre conexiones entre personas, lugares y eventos con el fin de anticipar sus trayectorias y </w:t>
-            </w:r>
-          </w:p>
-          <w:p/>
-          <w:p>
-            <w:pPr>
+              <w:t>Yunfan</w:t>
+            </w:r>
+            <w:proofErr w:type="spellEnd"/>
+            <w:r>
               <w:rPr>
                 <w:rFonts w:ascii="Arial Narrow" w:hAnsi="Arial Narrow"/>
                 <w:iCs/>
                 <w:lang w:val="es-ES_tradnl"/>
               </w:rPr>
-            </w:pPr>
+              <w:t xml:space="preserve"> </w:t>
+            </w:r>
+            <w:proofErr w:type="spellStart"/>
             <w:r>
               <w:rPr>
                 <w:rFonts w:ascii="Arial Narrow" w:hAnsi="Arial Narrow"/>
                 <w:iCs/>
                 <w:lang w:val="es-ES_tradnl"/>
               </w:rPr>
-              <w:lastRenderedPageBreak/>
-              <w:t>actuar de forma efectiva (Klein et al., 2006). Además, RAG tiene una dependencia de la calidad y organización del corpus externo, así como una debilidad con los datos dispersos o estructurados jerárquicamente (Xie, X et al 2025). Los sistemas RAG tradicionales, al basarse en la recuperación de documentos planos, a menudo pasan por alto las jerarquías contextuales y las relaciones entre entidades, lo que reduce la interpretabilidad y la capacidad de los LLMs para "conectar los puntos" a través de piezas de información dispares (Jonathan &amp; Steven, 2024; Knollmeyer, S 2025) y responder a preguntas como : “¿De qué manera ha evolucionado la participación de los países latinoamericanos en Hugging Face, y cuáles se han distinguido por la magnitud y relevancia de sus aportes a lo largo del tiempo?” Este tipo de preguntas requieren que el modelo logre una comprensión global y contextual especialmente en dominios específicos u complejos.</w:t>
-            </w:r>
-          </w:p>
-          <w:p>
-            <w:pPr>
+              <w:t>Gaoa</w:t>
+            </w:r>
+            <w:proofErr w:type="spellEnd"/>
+            <w:r>
               <w:rPr>
                 <w:rFonts w:ascii="Arial Narrow" w:hAnsi="Arial Narrow"/>
                 <w:iCs/>
                 <w:lang w:val="es-ES_tradnl"/>
               </w:rPr>
-            </w:pPr>
+              <w:t xml:space="preserve"> et al 2024; Roll, D. S et al 2025). En el esquema canónico de RAG, el sistema tiene acceso a un amplio corpus externo de registros textuales y recupera un subconjunto de ellos que sean individualmente relevantes para la consulta que se le haga al LLM y que, en conjunto, sean lo suficientemente pequeños para caber en la ventana de contexto del modelo (Darren Edge et al 2025). La ventana de contexto de un LLM es la cantidad máxima de texto (en tokens) que el modelo puede procesar y “recordar” simultáneamente durante una interacción.</w:t>
+            </w:r>
           </w:p>
           <w:p>
             <w:pPr>
@@ -4190,25 +4487,423 @@
                 <w:lang w:val="es-ES_tradnl"/>
               </w:rPr>
             </w:pPr>
-            <w:r>
+          </w:p>
+          <w:p>
+            <w:pPr>
               <w:rPr>
                 <w:rFonts w:ascii="Arial Narrow" w:hAnsi="Arial Narrow"/>
                 <w:iCs/>
                 <w:lang w:val="es-ES_tradnl"/>
               </w:rPr>
-              <w:t>Para abordar estas deficiencias, ha surgido el GraphRAG, un paradigma avanzado que integra la fortaleza de los grafos de conocimiento (KGs, por sus siglas en inglés) con las capacidades generativas de los LLMs (Xie, X et al 2025). GraphRAG utiliza un LLM para construir un grafo de conocimiento, donde los nodos representan entidades clave del corpus y los arcos (edges) representan relaciones entre ellas (Darren Edge et al 2025). Los KGs ofrecen una representación semántica rica e interpretable (Roll, D. S et al 2025) del corpus. Al aprovechar los KGs, GraphRAG no solo mejora la comprensión global y contextual, sino que también fomenta la exhaustividad, diversidad y relevancia en las respuestas de los LLMs (Darren Edge et al 2025), reduciendo drásticamente la ocurrencia de alucinaciones al anclar las generaciones en una base factual estructurada y verificable (Xie, X et al 2025).</w:t>
+            </w:pPr>
+            <w:r>
+              <w:rPr>
+                <w:rFonts w:ascii="Arial Narrow" w:hAnsi="Arial Narrow"/>
+                <w:iCs/>
+                <w:lang w:val="es-ES_tradnl"/>
+              </w:rPr>
+              <w:t>Aunque el RAG convencional ha demostrado ser eficaz en mejorar la precisión factual y reducir las alucinaciones para preguntas que pueden responderse con información localizada dentro de un conjunto reducido de registros (Darren Edge et al 2025). Esta técnica presenta sus propias limitaciones a la hora de realizar consultas de comprensión o interpretación global (</w:t>
+            </w:r>
+            <w:proofErr w:type="spellStart"/>
+            <w:r>
+              <w:rPr>
+                <w:rFonts w:ascii="Arial Narrow" w:hAnsi="Arial Narrow"/>
+                <w:iCs/>
+                <w:lang w:val="es-ES_tradnl"/>
+              </w:rPr>
+              <w:t>sensemaking</w:t>
+            </w:r>
+            <w:proofErr w:type="spellEnd"/>
+            <w:r>
+              <w:rPr>
+                <w:rFonts w:ascii="Arial Narrow" w:hAnsi="Arial Narrow"/>
+                <w:iCs/>
+                <w:lang w:val="es-ES_tradnl"/>
+              </w:rPr>
+              <w:t xml:space="preserve"> </w:t>
+            </w:r>
+            <w:proofErr w:type="spellStart"/>
+            <w:r>
+              <w:rPr>
+                <w:rFonts w:ascii="Arial Narrow" w:hAnsi="Arial Narrow"/>
+                <w:iCs/>
+                <w:lang w:val="es-ES_tradnl"/>
+              </w:rPr>
+              <w:t>queries</w:t>
+            </w:r>
+            <w:proofErr w:type="spellEnd"/>
+            <w:r>
+              <w:rPr>
+                <w:rFonts w:ascii="Arial Narrow" w:hAnsi="Arial Narrow"/>
+                <w:iCs/>
+                <w:lang w:val="es-ES_tradnl"/>
+              </w:rPr>
+              <w:t xml:space="preserve">) (Darren Edge et al 2025), es decir, aquellas que requieren una comprensión global del conjunto de datos. Las tareas de </w:t>
+            </w:r>
+            <w:proofErr w:type="spellStart"/>
+            <w:r>
+              <w:rPr>
+                <w:rFonts w:ascii="Arial Narrow" w:hAnsi="Arial Narrow"/>
+                <w:iCs/>
+                <w:lang w:val="es-ES_tradnl"/>
+              </w:rPr>
+              <w:t>sensemaking</w:t>
+            </w:r>
+            <w:proofErr w:type="spellEnd"/>
+            <w:r>
+              <w:rPr>
+                <w:rFonts w:ascii="Arial Narrow" w:hAnsi="Arial Narrow"/>
+                <w:iCs/>
+                <w:lang w:val="es-ES_tradnl"/>
+              </w:rPr>
+              <w:t xml:space="preserve"> requieren razonamiento sobre conexiones entre personas, lugares y eventos con el fin de anticipar sus trayectorias y </w:t>
+            </w:r>
+          </w:p>
+          <w:p/>
+          <w:p>
+            <w:pPr>
+              <w:rPr>
+                <w:rFonts w:ascii="Arial Narrow" w:hAnsi="Arial Narrow"/>
+                <w:iCs/>
+                <w:lang w:val="es-ES_tradnl"/>
+              </w:rPr>
+            </w:pPr>
+            <w:r>
+              <w:rPr>
+                <w:rFonts w:ascii="Arial Narrow" w:hAnsi="Arial Narrow"/>
+                <w:iCs/>
+                <w:lang w:val="es-ES_tradnl"/>
+              </w:rPr>
+              <w:t>actuar de forma efectiva (Klein et al., 2006). Además, RAG tiene una dependencia de la calidad y organización del corpus externo, así como una debilidad con los datos dispersos o estructurados jerárquicamente (</w:t>
+            </w:r>
+            <w:proofErr w:type="spellStart"/>
+            <w:r>
+              <w:rPr>
+                <w:rFonts w:ascii="Arial Narrow" w:hAnsi="Arial Narrow"/>
+                <w:iCs/>
+                <w:lang w:val="es-ES_tradnl"/>
+              </w:rPr>
+              <w:t>Xie</w:t>
+            </w:r>
+            <w:proofErr w:type="spellEnd"/>
+            <w:r>
+              <w:rPr>
+                <w:rFonts w:ascii="Arial Narrow" w:hAnsi="Arial Narrow"/>
+                <w:iCs/>
+                <w:lang w:val="es-ES_tradnl"/>
+              </w:rPr>
+              <w:t xml:space="preserve">, X et al 2025). Los sistemas RAG tradicionales, al basarse en la </w:t>
+            </w:r>
+            <w:r>
+              <w:rPr>
+                <w:rFonts w:ascii="Arial Narrow" w:hAnsi="Arial Narrow"/>
+                <w:iCs/>
+                <w:lang w:val="es-ES_tradnl"/>
+              </w:rPr>
+              <w:lastRenderedPageBreak/>
+              <w:t xml:space="preserve">recuperación de documentos planos, a menudo pasan por alto las jerarquías contextuales y las relaciones entre entidades, lo que reduce la interpretabilidad y la capacidad de los </w:t>
+            </w:r>
+            <w:proofErr w:type="spellStart"/>
+            <w:r>
+              <w:rPr>
+                <w:rFonts w:ascii="Arial Narrow" w:hAnsi="Arial Narrow"/>
+                <w:iCs/>
+                <w:lang w:val="es-ES_tradnl"/>
+              </w:rPr>
+              <w:t>LLMs</w:t>
+            </w:r>
+            <w:proofErr w:type="spellEnd"/>
+            <w:r>
+              <w:rPr>
+                <w:rFonts w:ascii="Arial Narrow" w:hAnsi="Arial Narrow"/>
+                <w:iCs/>
+                <w:lang w:val="es-ES_tradnl"/>
+              </w:rPr>
+              <w:t xml:space="preserve"> para "conectar los puntos" a través de piezas de información dispares (Jonathan &amp; Steven, 2024; </w:t>
+            </w:r>
+            <w:proofErr w:type="spellStart"/>
+            <w:r>
+              <w:rPr>
+                <w:rFonts w:ascii="Arial Narrow" w:hAnsi="Arial Narrow"/>
+                <w:iCs/>
+                <w:lang w:val="es-ES_tradnl"/>
+              </w:rPr>
+              <w:t>Knollmeyer</w:t>
+            </w:r>
+            <w:proofErr w:type="spellEnd"/>
+            <w:r>
+              <w:rPr>
+                <w:rFonts w:ascii="Arial Narrow" w:hAnsi="Arial Narrow"/>
+                <w:iCs/>
+                <w:lang w:val="es-ES_tradnl"/>
+              </w:rPr>
+              <w:t xml:space="preserve">, S 2025) y responder a preguntas como : “¿De qué manera ha evolucionado la participación de los países latinoamericanos en </w:t>
+            </w:r>
+            <w:proofErr w:type="spellStart"/>
+            <w:r>
+              <w:rPr>
+                <w:rFonts w:ascii="Arial Narrow" w:hAnsi="Arial Narrow"/>
+                <w:iCs/>
+                <w:lang w:val="es-ES_tradnl"/>
+              </w:rPr>
+              <w:t>Hugging</w:t>
+            </w:r>
+            <w:proofErr w:type="spellEnd"/>
+            <w:r>
+              <w:rPr>
+                <w:rFonts w:ascii="Arial Narrow" w:hAnsi="Arial Narrow"/>
+                <w:iCs/>
+                <w:lang w:val="es-ES_tradnl"/>
+              </w:rPr>
+              <w:t xml:space="preserve"> </w:t>
+            </w:r>
+            <w:proofErr w:type="spellStart"/>
+            <w:r>
+              <w:rPr>
+                <w:rFonts w:ascii="Arial Narrow" w:hAnsi="Arial Narrow"/>
+                <w:iCs/>
+                <w:lang w:val="es-ES_tradnl"/>
+              </w:rPr>
+              <w:t>Face</w:t>
+            </w:r>
+            <w:proofErr w:type="spellEnd"/>
+            <w:r>
+              <w:rPr>
+                <w:rFonts w:ascii="Arial Narrow" w:hAnsi="Arial Narrow"/>
+                <w:iCs/>
+                <w:lang w:val="es-ES_tradnl"/>
+              </w:rPr>
+              <w:t>, y cuáles se han distinguido por la magnitud y relevancia de sus aportes a lo largo del tiempo?” Este tipo de preguntas requieren que el modelo logre una comprensión global y contextual especialmente en dominios específicos u complejos.</w:t>
+            </w:r>
+          </w:p>
+          <w:p>
+            <w:pPr>
+              <w:rPr>
+                <w:rFonts w:ascii="Arial Narrow" w:hAnsi="Arial Narrow"/>
+                <w:iCs/>
+                <w:lang w:val="es-ES_tradnl"/>
+              </w:rPr>
+            </w:pPr>
+          </w:p>
+          <w:p>
+            <w:pPr>
+              <w:rPr>
+                <w:rFonts w:ascii="Arial Narrow" w:hAnsi="Arial Narrow"/>
+                <w:iCs/>
+                <w:lang w:val="es-ES_tradnl"/>
+              </w:rPr>
+            </w:pPr>
+            <w:r>
+              <w:rPr>
+                <w:rFonts w:ascii="Arial Narrow" w:hAnsi="Arial Narrow"/>
+                <w:iCs/>
+                <w:lang w:val="es-ES_tradnl"/>
+              </w:rPr>
+              <w:t xml:space="preserve">Para abordar estas deficiencias, ha surgido el </w:t>
+            </w:r>
+            <w:proofErr w:type="spellStart"/>
+            <w:r>
+              <w:rPr>
+                <w:rFonts w:ascii="Arial Narrow" w:hAnsi="Arial Narrow"/>
+                <w:iCs/>
+                <w:lang w:val="es-ES_tradnl"/>
+              </w:rPr>
+              <w:t>GraphRAG</w:t>
+            </w:r>
+            <w:proofErr w:type="spellEnd"/>
+            <w:r>
+              <w:rPr>
+                <w:rFonts w:ascii="Arial Narrow" w:hAnsi="Arial Narrow"/>
+                <w:iCs/>
+                <w:lang w:val="es-ES_tradnl"/>
+              </w:rPr>
+              <w:t>, un paradigma avanzado que integra la fortaleza de los grafos de conocimiento (</w:t>
+            </w:r>
+            <w:proofErr w:type="spellStart"/>
+            <w:r>
+              <w:rPr>
+                <w:rFonts w:ascii="Arial Narrow" w:hAnsi="Arial Narrow"/>
+                <w:iCs/>
+                <w:lang w:val="es-ES_tradnl"/>
+              </w:rPr>
+              <w:t>KGs</w:t>
+            </w:r>
+            <w:proofErr w:type="spellEnd"/>
+            <w:r>
+              <w:rPr>
+                <w:rFonts w:ascii="Arial Narrow" w:hAnsi="Arial Narrow"/>
+                <w:iCs/>
+                <w:lang w:val="es-ES_tradnl"/>
+              </w:rPr>
+              <w:t xml:space="preserve">, por sus siglas en inglés) con las capacidades generativas de los </w:t>
+            </w:r>
+            <w:proofErr w:type="spellStart"/>
+            <w:r>
+              <w:rPr>
+                <w:rFonts w:ascii="Arial Narrow" w:hAnsi="Arial Narrow"/>
+                <w:iCs/>
+                <w:lang w:val="es-ES_tradnl"/>
+              </w:rPr>
+              <w:t>LLMs</w:t>
+            </w:r>
+            <w:proofErr w:type="spellEnd"/>
+            <w:r>
+              <w:rPr>
+                <w:rFonts w:ascii="Arial Narrow" w:hAnsi="Arial Narrow"/>
+                <w:iCs/>
+                <w:lang w:val="es-ES_tradnl"/>
+              </w:rPr>
+              <w:t xml:space="preserve"> (</w:t>
+            </w:r>
+            <w:proofErr w:type="spellStart"/>
+            <w:r>
+              <w:rPr>
+                <w:rFonts w:ascii="Arial Narrow" w:hAnsi="Arial Narrow"/>
+                <w:iCs/>
+                <w:lang w:val="es-ES_tradnl"/>
+              </w:rPr>
+              <w:t>Xie</w:t>
+            </w:r>
+            <w:proofErr w:type="spellEnd"/>
+            <w:r>
+              <w:rPr>
+                <w:rFonts w:ascii="Arial Narrow" w:hAnsi="Arial Narrow"/>
+                <w:iCs/>
+                <w:lang w:val="es-ES_tradnl"/>
+              </w:rPr>
+              <w:t xml:space="preserve">, X et al 2025). </w:t>
+            </w:r>
+            <w:proofErr w:type="spellStart"/>
+            <w:r>
+              <w:rPr>
+                <w:rFonts w:ascii="Arial Narrow" w:hAnsi="Arial Narrow"/>
+                <w:iCs/>
+                <w:lang w:val="es-ES_tradnl"/>
+              </w:rPr>
+              <w:t>GraphRAG</w:t>
+            </w:r>
+            <w:proofErr w:type="spellEnd"/>
+            <w:r>
+              <w:rPr>
+                <w:rFonts w:ascii="Arial Narrow" w:hAnsi="Arial Narrow"/>
+                <w:iCs/>
+                <w:lang w:val="es-ES_tradnl"/>
+              </w:rPr>
+              <w:t xml:space="preserve"> utiliza un LLM para construir un grafo de conocimiento, donde los nodos representan entidades clave del corpus y los arcos (</w:t>
+            </w:r>
+            <w:proofErr w:type="spellStart"/>
+            <w:r>
+              <w:rPr>
+                <w:rFonts w:ascii="Arial Narrow" w:hAnsi="Arial Narrow"/>
+                <w:iCs/>
+                <w:lang w:val="es-ES_tradnl"/>
+              </w:rPr>
+              <w:t>edges</w:t>
+            </w:r>
+            <w:proofErr w:type="spellEnd"/>
+            <w:r>
+              <w:rPr>
+                <w:rFonts w:ascii="Arial Narrow" w:hAnsi="Arial Narrow"/>
+                <w:iCs/>
+                <w:lang w:val="es-ES_tradnl"/>
+              </w:rPr>
+              <w:t xml:space="preserve">) representan relaciones entre ellas (Darren Edge et al 2025). Los </w:t>
+            </w:r>
+            <w:proofErr w:type="spellStart"/>
+            <w:r>
+              <w:rPr>
+                <w:rFonts w:ascii="Arial Narrow" w:hAnsi="Arial Narrow"/>
+                <w:iCs/>
+                <w:lang w:val="es-ES_tradnl"/>
+              </w:rPr>
+              <w:t>KGs</w:t>
+            </w:r>
+            <w:proofErr w:type="spellEnd"/>
+            <w:r>
+              <w:rPr>
+                <w:rFonts w:ascii="Arial Narrow" w:hAnsi="Arial Narrow"/>
+                <w:iCs/>
+                <w:lang w:val="es-ES_tradnl"/>
+              </w:rPr>
+              <w:t xml:space="preserve"> ofrecen una representación semántica rica e interpretable (Roll, D. S et al 2025) del corpus. Al aprovechar los </w:t>
+            </w:r>
+            <w:proofErr w:type="spellStart"/>
+            <w:r>
+              <w:rPr>
+                <w:rFonts w:ascii="Arial Narrow" w:hAnsi="Arial Narrow"/>
+                <w:iCs/>
+                <w:lang w:val="es-ES_tradnl"/>
+              </w:rPr>
+              <w:t>KGs</w:t>
+            </w:r>
+            <w:proofErr w:type="spellEnd"/>
+            <w:r>
+              <w:rPr>
+                <w:rFonts w:ascii="Arial Narrow" w:hAnsi="Arial Narrow"/>
+                <w:iCs/>
+                <w:lang w:val="es-ES_tradnl"/>
+              </w:rPr>
+              <w:t xml:space="preserve">, </w:t>
+            </w:r>
+            <w:proofErr w:type="spellStart"/>
+            <w:r>
+              <w:rPr>
+                <w:rFonts w:ascii="Arial Narrow" w:hAnsi="Arial Narrow"/>
+                <w:iCs/>
+                <w:lang w:val="es-ES_tradnl"/>
+              </w:rPr>
+              <w:t>GraphRAG</w:t>
+            </w:r>
+            <w:proofErr w:type="spellEnd"/>
+            <w:r>
+              <w:rPr>
+                <w:rFonts w:ascii="Arial Narrow" w:hAnsi="Arial Narrow"/>
+                <w:iCs/>
+                <w:lang w:val="es-ES_tradnl"/>
+              </w:rPr>
+              <w:t xml:space="preserve"> no solo mejora la comprensión global y contextual, sino que también fomenta la exhaustividad, diversidad y relevancia en las respuestas de los </w:t>
+            </w:r>
+            <w:proofErr w:type="spellStart"/>
+            <w:r>
+              <w:rPr>
+                <w:rFonts w:ascii="Arial Narrow" w:hAnsi="Arial Narrow"/>
+                <w:iCs/>
+                <w:lang w:val="es-ES_tradnl"/>
+              </w:rPr>
+              <w:t>LLMs</w:t>
+            </w:r>
+            <w:proofErr w:type="spellEnd"/>
+            <w:r>
+              <w:rPr>
+                <w:rFonts w:ascii="Arial Narrow" w:hAnsi="Arial Narrow"/>
+                <w:iCs/>
+                <w:lang w:val="es-ES_tradnl"/>
+              </w:rPr>
+              <w:t xml:space="preserve"> (Darren Edge et al 2025), reduciendo drásticamente la ocurrencia de alucinaciones al anclar las generaciones en una base factual estructurada y verificable (</w:t>
+            </w:r>
+            <w:proofErr w:type="spellStart"/>
+            <w:r>
+              <w:rPr>
+                <w:rFonts w:ascii="Arial Narrow" w:hAnsi="Arial Narrow"/>
+                <w:iCs/>
+                <w:lang w:val="es-ES_tradnl"/>
+              </w:rPr>
+              <w:t>Xie</w:t>
+            </w:r>
+            <w:proofErr w:type="spellEnd"/>
+            <w:r>
+              <w:rPr>
+                <w:rFonts w:ascii="Arial Narrow" w:hAnsi="Arial Narrow"/>
+                <w:iCs/>
+                <w:lang w:val="es-ES_tradnl"/>
+              </w:rPr>
+              <w:t>, X et al 2025).</w:t>
             </w:r>
           </w:p>
           <w:p/>
         </w:tc>
       </w:tr>
       <w:tr>
-        <w:tblPrEx>
-          <w:tblCellMar>
-            <w:top w:w="0" w:type="dxa"/>
-            <w:bottom w:w="0" w:type="dxa"/>
-          </w:tblCellMar>
-        </w:tblPrEx>
         <w:trPr>
           <w:trHeight w:val="70"/>
         </w:trPr>
@@ -4291,84 +4986,292 @@
                 <w:iCs/>
                 <w:lang w:val="es-ES_tradnl"/>
               </w:rPr>
-              <w:t>La eficacia de GraphRAG se ha demostrado en diversos dominios, desde el diagnóstico de fallas de aeronaves (Xie, X et al 2025) y la identificación de desechos orbitales (Roll, D. S et al 2025) hasta la búsqueda inteligente en la industria minera (Li, B 2025) y sistemas de gobierno electrónico (Papageorgiou, G 2025). En particular, en un estudio se demostró que el enfoque de GraphRAG superó significativamente al RAG convencional tanto en los criterios de Exhaustividad como de diversidad a través de distintos conjuntos de datos, mostrando una victoria del GraphRAG en el 65% - 80% de los casos (Darren Edge et al 2025).</w:t>
-            </w:r>
-          </w:p>
-          <w:p>
-            <w:pPr>
+              <w:t xml:space="preserve">La eficacia de </w:t>
+            </w:r>
+            <w:proofErr w:type="spellStart"/>
+            <w:r>
               <w:rPr>
                 <w:rFonts w:ascii="Arial Narrow" w:hAnsi="Arial Narrow"/>
                 <w:iCs/>
                 <w:lang w:val="es-ES_tradnl"/>
               </w:rPr>
-            </w:pPr>
+              <w:t>GraphRAG</w:t>
+            </w:r>
+            <w:proofErr w:type="spellEnd"/>
             <w:r>
               <w:rPr>
                 <w:rFonts w:ascii="Arial Narrow" w:hAnsi="Arial Narrow"/>
                 <w:iCs/>
                 <w:lang w:val="es-ES_tradnl"/>
               </w:rPr>
-              <w:t>Entendiendo por exhaustividad hasta qué punto la respuesta aborda todos los temas y perspectivas relevantes presentes en el corpus respecto a la pregunta planteada y la diversidad se termina midiendo en la cantidad de perspectivas, enfoques o categorías conceptuales utilizadas para responder la pregunt</w:t>
-            </w:r>
+              <w:t xml:space="preserve"> se ha demostrado en diversos dominios, desde el diagnóstico de fallas de aeronaves (</w:t>
+            </w:r>
+            <w:proofErr w:type="spellStart"/>
             <w:r>
               <w:rPr>
                 <w:rFonts w:ascii="Arial Narrow" w:hAnsi="Arial Narrow"/>
                 <w:iCs/>
                 <w:lang w:val="es-ES_tradnl"/>
               </w:rPr>
-              <w:t>a.</w:t>
-            </w:r>
-          </w:p>
-          <w:p>
-            <w:pPr>
+              <w:t>Xie</w:t>
+            </w:r>
+            <w:proofErr w:type="spellEnd"/>
+            <w:r>
               <w:rPr>
                 <w:rFonts w:ascii="Arial Narrow" w:hAnsi="Arial Narrow"/>
                 <w:iCs/>
                 <w:lang w:val="es-ES_tradnl"/>
               </w:rPr>
-            </w:pPr>
-          </w:p>
-          <w:p>
-            <w:pPr>
+              <w:t>, X et al 2025) y la identificación de desechos orbitales (Roll, D. S et al 2025) hasta la búsqueda inteligente en la industria minera (Li, B 2025) y sistemas de gobierno electrónico (</w:t>
+            </w:r>
+            <w:proofErr w:type="spellStart"/>
+            <w:r>
               <w:rPr>
                 <w:rFonts w:ascii="Arial Narrow" w:hAnsi="Arial Narrow"/>
                 <w:iCs/>
                 <w:lang w:val="es-ES_tradnl"/>
               </w:rPr>
-            </w:pPr>
+              <w:t>Papageorgiou</w:t>
+            </w:r>
+            <w:proofErr w:type="spellEnd"/>
             <w:r>
               <w:rPr>
                 <w:rFonts w:ascii="Arial Narrow" w:hAnsi="Arial Narrow"/>
                 <w:iCs/>
                 <w:lang w:val="es-ES_tradnl"/>
               </w:rPr>
-              <w:t>A diferencia de las aproximaciones existentes que utilizan métodos RAG tradicionales, en este trabajo me centro en la construcción de un grafo de conocimiento estructurado en Neo4j a partir de los datos de HFCOMMUNITY y este lo integro como insumo principal del sistema de GraphRAG.</w:t>
-            </w:r>
+              <w:t xml:space="preserve">, G 2025). En particular, en un estudio se demostró que el enfoque de </w:t>
+            </w:r>
+            <w:proofErr w:type="spellStart"/>
             <w:r>
               <w:rPr>
                 <w:rFonts w:ascii="Arial Narrow" w:hAnsi="Arial Narrow"/>
                 <w:iCs/>
                 <w:lang w:val="es-ES_tradnl"/>
               </w:rPr>
-              <w:t xml:space="preserve"> </w:t>
-            </w:r>
+              <w:t>GraphRAG</w:t>
+            </w:r>
+            <w:proofErr w:type="spellEnd"/>
             <w:r>
               <w:rPr>
                 <w:rFonts w:ascii="Arial Narrow" w:hAnsi="Arial Narrow"/>
                 <w:iCs/>
                 <w:lang w:val="es-ES_tradnl"/>
               </w:rPr>
-              <w:t>La originalidad de esta investigación radica en una de las primeras aplicaciones en Colombia de un framework GraphRAG específicamente diseñado para capitalizar y explotar el potencial en la naturaleza interconectada de los modelos, datasets y aplicaciones en el Hugging Face Hub. Al hacer esta integración, no solo logro la ejecución de consultas complejas en lenguaje natural con una mayor precisión contextual, un entendimiento global y una reducción significativa de las alucinaciones, sino que también ofreceré una trazabilidad inherente en el razonamiento de las respuestas, algo crucial para la confianza y la auditabilidad de las respuestas del modelo.</w:t>
-            </w:r>
-          </w:p>
-          <w:p>
-            <w:pPr>
-              <w:jc w:val="both"/>
+              <w:t xml:space="preserve"> superó significativamente al RAG convencional tanto en los criterios de Exhaustividad como de diversidad a través de distintos conjuntos de datos, mostrando una victoria del </w:t>
+            </w:r>
+            <w:proofErr w:type="spellStart"/>
+            <w:r>
               <w:rPr>
                 <w:rFonts w:ascii="Arial Narrow" w:hAnsi="Arial Narrow"/>
                 <w:iCs/>
                 <w:lang w:val="es-ES_tradnl"/>
               </w:rPr>
+              <w:t>GraphRAG</w:t>
+            </w:r>
+            <w:proofErr w:type="spellEnd"/>
+            <w:r>
+              <w:rPr>
+                <w:rFonts w:ascii="Arial Narrow" w:hAnsi="Arial Narrow"/>
+                <w:iCs/>
+                <w:lang w:val="es-ES_tradnl"/>
+              </w:rPr>
+              <w:t xml:space="preserve"> en el 65% - 80% de los casos (Darren Edge et al 2025).</w:t>
+            </w:r>
+          </w:p>
+          <w:p>
+            <w:pPr>
+              <w:rPr>
+                <w:rFonts w:ascii="Arial Narrow" w:hAnsi="Arial Narrow"/>
+                <w:iCs/>
+                <w:lang w:val="es-ES_tradnl"/>
+              </w:rPr>
+            </w:pPr>
+            <w:r>
+              <w:rPr>
+                <w:rFonts w:ascii="Arial Narrow" w:hAnsi="Arial Narrow"/>
+                <w:iCs/>
+                <w:lang w:val="es-ES_tradnl"/>
+              </w:rPr>
+              <w:t>Entendiendo por exhaustividad hasta qué punto la respuesta aborda todos los temas y perspectivas relevantes presentes en el corpus respecto a la pregunta planteada y la diversidad se termina midiendo en la cantidad de perspectivas, enfoques o categorías conceptuales utilizadas para responder la pregunta.</w:t>
+            </w:r>
+          </w:p>
+          <w:p>
+            <w:pPr>
+              <w:rPr>
+                <w:rFonts w:ascii="Arial Narrow" w:hAnsi="Arial Narrow"/>
+                <w:iCs/>
+                <w:lang w:val="es-ES_tradnl"/>
+              </w:rPr>
+            </w:pPr>
+          </w:p>
+          <w:p>
+            <w:pPr>
+              <w:rPr>
+                <w:rFonts w:ascii="Arial Narrow" w:hAnsi="Arial Narrow"/>
+                <w:iCs/>
+                <w:lang w:val="es-ES_tradnl"/>
+              </w:rPr>
+            </w:pPr>
+            <w:r>
+              <w:rPr>
+                <w:rFonts w:ascii="Arial Narrow" w:hAnsi="Arial Narrow"/>
+                <w:iCs/>
+                <w:lang w:val="es-ES_tradnl"/>
+              </w:rPr>
+              <w:t xml:space="preserve">A diferencia de las aproximaciones existentes que utilizan métodos RAG tradicionales, en este trabajo me centro en la construcción de un grafo de conocimiento estructurado en Neo4j a partir de los datos de HFCOMMUNITY y este lo integro como insumo principal del sistema de </w:t>
+            </w:r>
+            <w:proofErr w:type="spellStart"/>
+            <w:r>
+              <w:rPr>
+                <w:rFonts w:ascii="Arial Narrow" w:hAnsi="Arial Narrow"/>
+                <w:iCs/>
+                <w:lang w:val="es-ES_tradnl"/>
+              </w:rPr>
+              <w:t>GraphRAG</w:t>
+            </w:r>
+            <w:proofErr w:type="spellEnd"/>
+            <w:r>
+              <w:rPr>
+                <w:rFonts w:ascii="Arial Narrow" w:hAnsi="Arial Narrow"/>
+                <w:iCs/>
+                <w:lang w:val="es-ES_tradnl"/>
+              </w:rPr>
+              <w:t>.</w:t>
+            </w:r>
+            <w:r>
+              <w:rPr>
+                <w:rFonts w:ascii="Arial Narrow" w:hAnsi="Arial Narrow"/>
+                <w:iCs/>
+                <w:lang w:val="es-ES_tradnl"/>
+              </w:rPr>
+              <w:t xml:space="preserve"> </w:t>
+            </w:r>
+            <w:r>
+              <w:rPr>
+                <w:rFonts w:ascii="Arial Narrow" w:hAnsi="Arial Narrow"/>
+                <w:iCs/>
+                <w:lang w:val="es-ES_tradnl"/>
+              </w:rPr>
+              <w:t xml:space="preserve">La originalidad de esta investigación radica en una de las primeras aplicaciones en Colombia de un </w:t>
+            </w:r>
+            <w:proofErr w:type="spellStart"/>
+            <w:r>
+              <w:rPr>
+                <w:rFonts w:ascii="Arial Narrow" w:hAnsi="Arial Narrow"/>
+                <w:iCs/>
+                <w:lang w:val="es-ES_tradnl"/>
+              </w:rPr>
+              <w:t>framework</w:t>
+            </w:r>
+            <w:proofErr w:type="spellEnd"/>
+            <w:r>
+              <w:rPr>
+                <w:rFonts w:ascii="Arial Narrow" w:hAnsi="Arial Narrow"/>
+                <w:iCs/>
+                <w:lang w:val="es-ES_tradnl"/>
+              </w:rPr>
+              <w:t xml:space="preserve"> </w:t>
+            </w:r>
+            <w:proofErr w:type="spellStart"/>
+            <w:r>
+              <w:rPr>
+                <w:rFonts w:ascii="Arial Narrow" w:hAnsi="Arial Narrow"/>
+                <w:iCs/>
+                <w:lang w:val="es-ES_tradnl"/>
+              </w:rPr>
+              <w:t>GraphRAG</w:t>
+            </w:r>
+            <w:proofErr w:type="spellEnd"/>
+            <w:r>
+              <w:rPr>
+                <w:rFonts w:ascii="Arial Narrow" w:hAnsi="Arial Narrow"/>
+                <w:iCs/>
+                <w:lang w:val="es-ES_tradnl"/>
+              </w:rPr>
+              <w:t xml:space="preserve"> específicamente diseñado para capitalizar y explotar el potencial en la naturaleza interconectada de los modelos, </w:t>
+            </w:r>
+            <w:proofErr w:type="spellStart"/>
+            <w:r>
+              <w:rPr>
+                <w:rFonts w:ascii="Arial Narrow" w:hAnsi="Arial Narrow"/>
+                <w:iCs/>
+                <w:lang w:val="es-ES_tradnl"/>
+              </w:rPr>
+              <w:t>datasets</w:t>
+            </w:r>
+            <w:proofErr w:type="spellEnd"/>
+            <w:r>
+              <w:rPr>
+                <w:rFonts w:ascii="Arial Narrow" w:hAnsi="Arial Narrow"/>
+                <w:iCs/>
+                <w:lang w:val="es-ES_tradnl"/>
+              </w:rPr>
+              <w:t xml:space="preserve"> y aplicaciones en el </w:t>
+            </w:r>
+            <w:proofErr w:type="spellStart"/>
+            <w:r>
+              <w:rPr>
+                <w:rFonts w:ascii="Arial Narrow" w:hAnsi="Arial Narrow"/>
+                <w:iCs/>
+                <w:lang w:val="es-ES_tradnl"/>
+              </w:rPr>
+              <w:t>Hugging</w:t>
+            </w:r>
+            <w:proofErr w:type="spellEnd"/>
+            <w:r>
+              <w:rPr>
+                <w:rFonts w:ascii="Arial Narrow" w:hAnsi="Arial Narrow"/>
+                <w:iCs/>
+                <w:lang w:val="es-ES_tradnl"/>
+              </w:rPr>
+              <w:t xml:space="preserve"> </w:t>
+            </w:r>
+            <w:proofErr w:type="spellStart"/>
+            <w:r>
+              <w:rPr>
+                <w:rFonts w:ascii="Arial Narrow" w:hAnsi="Arial Narrow"/>
+                <w:iCs/>
+                <w:lang w:val="es-ES_tradnl"/>
+              </w:rPr>
+              <w:t>Face</w:t>
+            </w:r>
+            <w:proofErr w:type="spellEnd"/>
+            <w:r>
+              <w:rPr>
+                <w:rFonts w:ascii="Arial Narrow" w:hAnsi="Arial Narrow"/>
+                <w:iCs/>
+                <w:lang w:val="es-ES_tradnl"/>
+              </w:rPr>
+              <w:t xml:space="preserve"> </w:t>
+            </w:r>
+            <w:proofErr w:type="gramStart"/>
+            <w:r>
+              <w:rPr>
+                <w:rFonts w:ascii="Arial Narrow" w:hAnsi="Arial Narrow"/>
+                <w:iCs/>
+                <w:lang w:val="es-ES_tradnl"/>
+              </w:rPr>
+              <w:t>Hub</w:t>
+            </w:r>
+            <w:proofErr w:type="gramEnd"/>
+            <w:r>
+              <w:rPr>
+                <w:rFonts w:ascii="Arial Narrow" w:hAnsi="Arial Narrow"/>
+                <w:iCs/>
+                <w:lang w:val="es-ES_tradnl"/>
+              </w:rPr>
+              <w:t>. Al hacer esta integración, no solo logro la ejecución de consultas complejas en lenguaje natural con una mayor precisión contextual, un entendimiento global y una reducción significativa de las alucinaciones, sino que también ofreceré una trazabilidad inherente en el razonamiento de las respuestas, algo crucial para la confianza y la auditabilidad de las respuestas del modelo.</w:t>
+            </w:r>
+          </w:p>
+          <w:p>
+            <w:pPr>
+              <w:jc w:val="both"/>
+              <w:rPr>
+                <w:rFonts w:ascii="Arial Narrow" w:hAnsi="Arial Narrow"/>
+                <w:iCs/>
+                <w:lang w:val="es-ES_tradnl"/>
+              </w:rPr>
             </w:pPr>
           </w:p>
           <w:p>
@@ -4379,7 +5282,7 @@
                 <w:b/>
                 <w:bCs/>
                 <w:iCs/>
-                <w:lang w:val="es-ES_tradnl"/>
+                <w:lang w:val="en-US"/>
               </w:rPr>
             </w:pPr>
             <w:r>
@@ -4388,38 +5291,78 @@
                 <w:b/>
                 <w:bCs/>
                 <w:iCs/>
-                <w:lang w:val="es-ES_tradnl"/>
-              </w:rPr>
-              <w:t xml:space="preserve">Fuentes consultadas: </w:t>
+                <w:lang w:val="en-US"/>
+              </w:rPr>
+              <w:t xml:space="preserve">Fuentes </w:t>
+            </w:r>
+            <w:proofErr w:type="spellStart"/>
+            <w:r>
+              <w:rPr>
+                <w:rFonts w:ascii="Arial Narrow" w:hAnsi="Arial Narrow"/>
+                <w:b/>
+                <w:bCs/>
+                <w:iCs/>
+                <w:lang w:val="en-US"/>
+              </w:rPr>
+              <w:t>consultadas</w:t>
+            </w:r>
+            <w:proofErr w:type="spellEnd"/>
+            <w:r>
+              <w:rPr>
+                <w:rFonts w:ascii="Arial Narrow" w:hAnsi="Arial Narrow"/>
+                <w:b/>
+                <w:bCs/>
+                <w:iCs/>
+                <w:lang w:val="en-US"/>
+              </w:rPr>
+              <w:t xml:space="preserve">: </w:t>
             </w:r>
           </w:p>
           <w:p>
             <w:pPr>
               <w:jc w:val="both"/>
+              <w:rPr>
+                <w:rFonts w:ascii="Arial Narrow" w:hAnsi="Arial Narrow"/>
+                <w:iCs/>
+                <w:lang w:val="en-US"/>
+              </w:rPr>
+            </w:pPr>
+          </w:p>
+          <w:p>
+            <w:pPr>
               <w:rPr>
                 <w:rFonts w:ascii="Arial Narrow" w:hAnsi="Arial Narrow"/>
                 <w:iCs/>
                 <w:lang w:val="es-ES_tradnl"/>
               </w:rPr>
             </w:pPr>
-          </w:p>
-          <w:p>
-            <w:pPr>
+            <w:r>
+              <w:rPr>
+                <w:rFonts w:ascii="Arial Narrow" w:hAnsi="Arial Narrow"/>
+                <w:iCs/>
+                <w:lang w:val="en-US"/>
+              </w:rPr>
+              <w:t xml:space="preserve">[1] Roll, D. S., Kurt, Z., Li, Y., &amp; Woo, W. L. (2025). Augmenting Orbital Debris Identification with Neo4j-Enabled Graph-Based Retrieval-Augmented Generation for Multimodal Large Language Models. </w:t>
+            </w:r>
+            <w:proofErr w:type="spellStart"/>
+            <w:r>
               <w:rPr>
                 <w:rFonts w:ascii="Arial Narrow" w:hAnsi="Arial Narrow"/>
                 <w:iCs/>
                 <w:lang w:val="es-ES_tradnl"/>
               </w:rPr>
-            </w:pPr>
+              <w:t>Sensors</w:t>
+            </w:r>
+            <w:proofErr w:type="spellEnd"/>
             <w:r>
               <w:rPr>
                 <w:rFonts w:ascii="Arial Narrow" w:hAnsi="Arial Narrow"/>
                 <w:iCs/>
                 <w:lang w:val="es-ES_tradnl"/>
               </w:rPr>
-              <w:t xml:space="preserve">[1] Roll, D. S., Kurt, Z., Li, Y., &amp; Woo, W. L. (2025). Augmenting Orbital Debris Identification with Neo4j-Enabled Graph-Based Retrieval-Augmented Generation for Multimodal Large Language Models. Sensors, 25(11), 3352. </w:t>
-            </w:r>
-            <w:hyperlink r:id="rId9">
+              <w:t xml:space="preserve">, 25(11), 3352. </w:t>
+            </w:r>
+            <w:hyperlink r:id="rId10">
               <w:r>
                 <w:rPr>
                   <w:rFonts w:ascii="Arial Narrow" w:hAnsi="Arial Narrow"/>
@@ -4429,7 +5372,7 @@
                 <w:t>https://doi.org/10.3390/</w:t>
               </w:r>
             </w:hyperlink>
-            <w:hyperlink r:id="rId10">
+            <w:hyperlink r:id="rId11">
               <w:r>
                 <w:rPr>
                   <w:rFonts w:ascii="Arial Narrow" w:hAnsi="Arial Narrow"/>
@@ -4463,9 +5406,117 @@
                 <w:iCs/>
                 <w:lang w:val="es-ES_tradnl"/>
               </w:rPr>
-              <w:t xml:space="preserve">[2] Ait, A., Cánovas Izquierdo, J. L., &amp; Cabot, J. (2024). HFCommunity: An extraction process and relational database to analyze Hugging Face Hub data. Science of Computer Programming, 234, 103079. </w:t>
-            </w:r>
-            <w:hyperlink r:id="rId11">
+              <w:t xml:space="preserve">[2] </w:t>
+            </w:r>
+            <w:proofErr w:type="spellStart"/>
+            <w:r>
+              <w:rPr>
+                <w:rFonts w:ascii="Arial Narrow" w:hAnsi="Arial Narrow"/>
+                <w:iCs/>
+                <w:lang w:val="es-ES_tradnl"/>
+              </w:rPr>
+              <w:t>Ait</w:t>
+            </w:r>
+            <w:proofErr w:type="spellEnd"/>
+            <w:r>
+              <w:rPr>
+                <w:rFonts w:ascii="Arial Narrow" w:hAnsi="Arial Narrow"/>
+                <w:iCs/>
+                <w:lang w:val="es-ES_tradnl"/>
+              </w:rPr>
+              <w:t xml:space="preserve">, A., Cánovas Izquierdo, J. L., &amp; Cabot, J. (2024). </w:t>
+            </w:r>
+            <w:proofErr w:type="spellStart"/>
+            <w:r>
+              <w:rPr>
+                <w:rFonts w:ascii="Arial Narrow" w:hAnsi="Arial Narrow"/>
+                <w:iCs/>
+                <w:lang w:val="en-US"/>
+              </w:rPr>
+              <w:t>HFCommunity</w:t>
+            </w:r>
+            <w:proofErr w:type="spellEnd"/>
+            <w:r>
+              <w:rPr>
+                <w:rFonts w:ascii="Arial Narrow" w:hAnsi="Arial Narrow"/>
+                <w:iCs/>
+                <w:lang w:val="en-US"/>
+              </w:rPr>
+              <w:t xml:space="preserve">: An extraction process and relational database to analyze Hugging Face Hub data. </w:t>
+            </w:r>
+            <w:proofErr w:type="spellStart"/>
+            <w:r>
+              <w:rPr>
+                <w:rFonts w:ascii="Arial Narrow" w:hAnsi="Arial Narrow"/>
+                <w:iCs/>
+                <w:lang w:val="es-ES_tradnl"/>
+              </w:rPr>
+              <w:t>Science</w:t>
+            </w:r>
+            <w:proofErr w:type="spellEnd"/>
+            <w:r>
+              <w:rPr>
+                <w:rFonts w:ascii="Arial Narrow" w:hAnsi="Arial Narrow"/>
+                <w:iCs/>
+                <w:lang w:val="es-ES_tradnl"/>
+              </w:rPr>
+              <w:t xml:space="preserve"> </w:t>
+            </w:r>
+            <w:proofErr w:type="spellStart"/>
+            <w:r>
+              <w:rPr>
+                <w:rFonts w:ascii="Arial Narrow" w:hAnsi="Arial Narrow"/>
+                <w:iCs/>
+                <w:lang w:val="es-ES_tradnl"/>
+              </w:rPr>
+              <w:t>of</w:t>
+            </w:r>
+            <w:proofErr w:type="spellEnd"/>
+            <w:r>
+              <w:rPr>
+                <w:rFonts w:ascii="Arial Narrow" w:hAnsi="Arial Narrow"/>
+                <w:iCs/>
+                <w:lang w:val="es-ES_tradnl"/>
+              </w:rPr>
+              <w:t xml:space="preserve"> </w:t>
+            </w:r>
+            <w:proofErr w:type="spellStart"/>
+            <w:r>
+              <w:rPr>
+                <w:rFonts w:ascii="Arial Narrow" w:hAnsi="Arial Narrow"/>
+                <w:iCs/>
+                <w:lang w:val="es-ES_tradnl"/>
+              </w:rPr>
+              <w:t>Computer</w:t>
+            </w:r>
+            <w:proofErr w:type="spellEnd"/>
+            <w:r>
+              <w:rPr>
+                <w:rFonts w:ascii="Arial Narrow" w:hAnsi="Arial Narrow"/>
+                <w:iCs/>
+                <w:lang w:val="es-ES_tradnl"/>
+              </w:rPr>
+              <w:t xml:space="preserve"> </w:t>
+            </w:r>
+            <w:proofErr w:type="spellStart"/>
+            <w:r>
+              <w:rPr>
+                <w:rFonts w:ascii="Arial Narrow" w:hAnsi="Arial Narrow"/>
+                <w:iCs/>
+                <w:lang w:val="es-ES_tradnl"/>
+              </w:rPr>
+              <w:t>Programming</w:t>
+            </w:r>
+            <w:proofErr w:type="spellEnd"/>
+            <w:r>
+              <w:rPr>
+                <w:rFonts w:ascii="Arial Narrow" w:hAnsi="Arial Narrow"/>
+                <w:iCs/>
+                <w:lang w:val="es-ES_tradnl"/>
+              </w:rPr>
+              <w:t xml:space="preserve">, 234, 103079. </w:t>
+            </w:r>
+            <w:hyperlink r:id="rId12">
               <w:r>
                 <w:rPr>
                   <w:rFonts w:ascii="Arial Narrow" w:hAnsi="Arial Narrow"/>
@@ -4475,7 +5526,7 @@
                 <w:t>https://doi.org/10.1016/j.scico.</w:t>
               </w:r>
             </w:hyperlink>
-            <w:hyperlink r:id="rId12">
+            <w:hyperlink r:id="rId13">
               <w:r>
                 <w:rPr>
                   <w:rFonts w:ascii="Arial Narrow" w:hAnsi="Arial Narrow"/>
@@ -4500,61 +5551,61 @@
               <w:rPr>
                 <w:rFonts w:ascii="Arial Narrow" w:hAnsi="Arial Narrow"/>
                 <w:iCs/>
-                <w:lang w:val="es-ES_tradnl"/>
+                <w:lang w:val="en-US"/>
               </w:rPr>
             </w:pPr>
             <w:r>
               <w:rPr>
                 <w:rFonts w:ascii="Arial Narrow" w:hAnsi="Arial Narrow"/>
                 <w:iCs/>
-                <w:lang w:val="es-ES_tradnl"/>
-              </w:rPr>
-              <w:t xml:space="preserve">[3] Li, B., Wang, Y., Ding, Z., Wang, B., &amp; Wen, S. (2025). Intelligent search technology for Jiaodong gold mines based on large models and GraphRAG. Earth Science Frontiers. </w:t>
-            </w:r>
-            <w:hyperlink r:id="rId13">
-              <w:r>
-                <w:rPr>
-                  <w:rFonts w:ascii="Arial Narrow" w:hAnsi="Arial Narrow"/>
-                  <w:iCs/>
-                  <w:lang w:val="es-ES_tradnl"/>
-                </w:rPr>
-                <w:t>https://doi.org/10.13745/j.esf.sf.2025.4.77</w:t>
-              </w:r>
-            </w:hyperlink>
-          </w:p>
-          <w:p>
-            <w:pPr>
+                <w:lang w:val="en-US"/>
+              </w:rPr>
+              <w:t xml:space="preserve">[3] Li, B., Wang, Y., Ding, Z., Wang, B., &amp; Wen, S. (2025). Intelligent search technology for </w:t>
+            </w:r>
+            <w:proofErr w:type="spellStart"/>
+            <w:r>
               <w:rPr>
                 <w:rFonts w:ascii="Arial Narrow" w:hAnsi="Arial Narrow"/>
                 <w:iCs/>
-                <w:lang w:val="es-ES_tradnl"/>
-              </w:rPr>
-            </w:pPr>
-          </w:p>
-          <w:p>
-            <w:pPr>
+                <w:lang w:val="en-US"/>
+              </w:rPr>
+              <w:t>Jiaodong</w:t>
+            </w:r>
+            <w:proofErr w:type="spellEnd"/>
+            <w:r>
               <w:rPr>
                 <w:rFonts w:ascii="Arial Narrow" w:hAnsi="Arial Narrow"/>
                 <w:iCs/>
-                <w:lang w:val="es-ES_tradnl"/>
-              </w:rPr>
-            </w:pPr>
+                <w:lang w:val="en-US"/>
+              </w:rPr>
+              <w:t xml:space="preserve"> gold mines based on large models and </w:t>
+            </w:r>
+            <w:proofErr w:type="spellStart"/>
             <w:r>
               <w:rPr>
                 <w:rFonts w:ascii="Arial Narrow" w:hAnsi="Arial Narrow"/>
                 <w:iCs/>
-                <w:lang w:val="es-ES_tradnl"/>
-              </w:rPr>
-              <w:t xml:space="preserve">[4] Xie, X., Tang, X., Gu, S., &amp; Cui, L. (2025). An intelligent guided troubleshooting method for aircraft based on HybirdRAG. Scientific Reports, 15, 17752. </w:t>
+                <w:lang w:val="en-US"/>
+              </w:rPr>
+              <w:t>GraphRAG</w:t>
+            </w:r>
+            <w:proofErr w:type="spellEnd"/>
+            <w:r>
+              <w:rPr>
+                <w:rFonts w:ascii="Arial Narrow" w:hAnsi="Arial Narrow"/>
+                <w:iCs/>
+                <w:lang w:val="en-US"/>
+              </w:rPr>
+              <w:t xml:space="preserve">. Earth Science Frontiers. </w:t>
             </w:r>
             <w:hyperlink r:id="rId14">
               <w:r>
                 <w:rPr>
                   <w:rFonts w:ascii="Arial Narrow" w:hAnsi="Arial Narrow"/>
                   <w:iCs/>
-                  <w:lang w:val="es-ES_tradnl"/>
+                  <w:lang w:val="en-US"/>
                 </w:rPr>
-                <w:t>https://doi.org/10.1038/s41598-025-02643-2</w:t>
+                <w:t>https://doi.org/10.13745/j.esf.sf.2025.4.77</w:t>
               </w:r>
             </w:hyperlink>
           </w:p>
@@ -4563,7 +5614,7 @@
               <w:rPr>
                 <w:rFonts w:ascii="Arial Narrow" w:hAnsi="Arial Narrow"/>
                 <w:iCs/>
-                <w:lang w:val="es-ES_tradnl"/>
+                <w:lang w:val="en-US"/>
               </w:rPr>
             </w:pPr>
           </w:p>
@@ -4572,94 +5623,275 @@
               <w:rPr>
                 <w:rFonts w:ascii="Arial Narrow" w:hAnsi="Arial Narrow"/>
                 <w:iCs/>
-                <w:lang w:val="es-ES_tradnl"/>
+                <w:lang w:val="en-US"/>
               </w:rPr>
             </w:pPr>
             <w:r>
               <w:rPr>
                 <w:rFonts w:ascii="Arial Narrow" w:hAnsi="Arial Narrow"/>
                 <w:iCs/>
-                <w:lang w:val="es-ES_tradnl"/>
-              </w:rPr>
-              <w:t xml:space="preserve">[5] Papageorgiou, G., Sarlis, V., Maragoudakis, M., &amp; Tjortjis, C. (2025). Hybrid Multi-Agent GraphRAG for E-Government: Towards a Trustworthy AI Assistant. Applied Sciences, 15(11), 6315 . </w:t>
+                <w:lang w:val="en-US"/>
+              </w:rPr>
+              <w:t xml:space="preserve">[4] Xie, X., Tang, X., Gu, S., &amp; Cui, L. (2025). An intelligent guided troubleshooting method for aircraft based on </w:t>
+            </w:r>
+            <w:proofErr w:type="spellStart"/>
+            <w:r>
+              <w:rPr>
+                <w:rFonts w:ascii="Arial Narrow" w:hAnsi="Arial Narrow"/>
+                <w:iCs/>
+                <w:lang w:val="en-US"/>
+              </w:rPr>
+              <w:t>HybirdRAG</w:t>
+            </w:r>
+            <w:proofErr w:type="spellEnd"/>
+            <w:r>
+              <w:rPr>
+                <w:rFonts w:ascii="Arial Narrow" w:hAnsi="Arial Narrow"/>
+                <w:iCs/>
+                <w:lang w:val="en-US"/>
+              </w:rPr>
+              <w:t xml:space="preserve">. Scientific Reports, 15, 17752. </w:t>
             </w:r>
             <w:hyperlink r:id="rId15">
               <w:r>
                 <w:rPr>
                   <w:rFonts w:ascii="Arial Narrow" w:hAnsi="Arial Narrow"/>
                   <w:iCs/>
-                  <w:lang w:val="es-ES_tradnl"/>
+                  <w:lang w:val="en-US"/>
                 </w:rPr>
-                <w:t>https://doi.org/10.3390/app15116315</w:t>
+                <w:t>https://doi.org/10.1038/s41598-025-02643-2</w:t>
               </w:r>
             </w:hyperlink>
-            <w:r>
+          </w:p>
+          <w:p>
+            <w:pPr>
               <w:rPr>
                 <w:rFonts w:ascii="Arial Narrow" w:hAnsi="Arial Narrow"/>
                 <w:iCs/>
-                <w:lang w:val="es-ES_tradnl"/>
+                <w:lang w:val="en-US"/>
+              </w:rPr>
+            </w:pPr>
+          </w:p>
+          <w:p>
+            <w:pPr>
+              <w:rPr>
+                <w:rFonts w:ascii="Arial Narrow" w:hAnsi="Arial Narrow"/>
+                <w:iCs/>
+                <w:lang w:val="en-US"/>
+              </w:rPr>
+            </w:pPr>
+            <w:r>
+              <w:rPr>
+                <w:rFonts w:ascii="Arial Narrow" w:hAnsi="Arial Narrow"/>
+                <w:iCs/>
+                <w:lang w:val="en-US"/>
+              </w:rPr>
+              <w:t xml:space="preserve">[5] Papageorgiou, G., </w:t>
+            </w:r>
+            <w:proofErr w:type="spellStart"/>
+            <w:r>
+              <w:rPr>
+                <w:rFonts w:ascii="Arial Narrow" w:hAnsi="Arial Narrow"/>
+                <w:iCs/>
+                <w:lang w:val="en-US"/>
+              </w:rPr>
+              <w:t>Sarlis</w:t>
+            </w:r>
+            <w:proofErr w:type="spellEnd"/>
+            <w:r>
+              <w:rPr>
+                <w:rFonts w:ascii="Arial Narrow" w:hAnsi="Arial Narrow"/>
+                <w:iCs/>
+                <w:lang w:val="en-US"/>
+              </w:rPr>
+              <w:t xml:space="preserve">, V., Maragoudakis, M., &amp; </w:t>
+            </w:r>
+            <w:proofErr w:type="spellStart"/>
+            <w:r>
+              <w:rPr>
+                <w:rFonts w:ascii="Arial Narrow" w:hAnsi="Arial Narrow"/>
+                <w:iCs/>
+                <w:lang w:val="en-US"/>
+              </w:rPr>
+              <w:t>Tjortjis</w:t>
+            </w:r>
+            <w:proofErr w:type="spellEnd"/>
+            <w:r>
+              <w:rPr>
+                <w:rFonts w:ascii="Arial Narrow" w:hAnsi="Arial Narrow"/>
+                <w:iCs/>
+                <w:lang w:val="en-US"/>
+              </w:rPr>
+              <w:t xml:space="preserve">, C. (2025). Hybrid Multi-Agent </w:t>
+            </w:r>
+            <w:proofErr w:type="spellStart"/>
+            <w:r>
+              <w:rPr>
+                <w:rFonts w:ascii="Arial Narrow" w:hAnsi="Arial Narrow"/>
+                <w:iCs/>
+                <w:lang w:val="en-US"/>
+              </w:rPr>
+              <w:t>GraphRAG</w:t>
+            </w:r>
+            <w:proofErr w:type="spellEnd"/>
+            <w:r>
+              <w:rPr>
+                <w:rFonts w:ascii="Arial Narrow" w:hAnsi="Arial Narrow"/>
+                <w:iCs/>
+                <w:lang w:val="en-US"/>
+              </w:rPr>
+              <w:t xml:space="preserve"> for E-Government: Towards a Trustworthy AI Assistant. Applied Sciences, 15(11), </w:t>
+            </w:r>
+            <w:proofErr w:type="gramStart"/>
+            <w:r>
+              <w:rPr>
+                <w:rFonts w:ascii="Arial Narrow" w:hAnsi="Arial Narrow"/>
+                <w:iCs/>
+                <w:lang w:val="en-US"/>
+              </w:rPr>
+              <w:t>6315 .</w:t>
+            </w:r>
+            <w:proofErr w:type="gramEnd"/>
+            <w:r>
+              <w:rPr>
+                <w:rFonts w:ascii="Arial Narrow" w:hAnsi="Arial Narrow"/>
+                <w:iCs/>
+                <w:lang w:val="en-US"/>
               </w:rPr>
               <w:t xml:space="preserve"> </w:t>
-            </w:r>
-          </w:p>
-          <w:p>
-            <w:pPr>
-              <w:rPr>
-                <w:rFonts w:ascii="Arial Narrow" w:hAnsi="Arial Narrow"/>
-                <w:iCs/>
-                <w:lang w:val="es-ES_tradnl"/>
-              </w:rPr>
-            </w:pPr>
-          </w:p>
-          <w:p>
-            <w:pPr>
-              <w:rPr>
-                <w:rFonts w:ascii="Arial Narrow" w:hAnsi="Arial Narrow"/>
-                <w:iCs/>
-                <w:lang w:val="es-ES_tradnl"/>
-              </w:rPr>
-            </w:pPr>
-          </w:p>
-          <w:p>
-            <w:pPr>
-              <w:rPr>
-                <w:rFonts w:ascii="Arial Narrow" w:hAnsi="Arial Narrow"/>
-                <w:iCs/>
-                <w:lang w:val="es-ES_tradnl"/>
-              </w:rPr>
-            </w:pPr>
-          </w:p>
-          <w:p>
-            <w:pPr>
-              <w:rPr>
-                <w:rFonts w:ascii="Arial Narrow" w:hAnsi="Arial Narrow"/>
-                <w:iCs/>
-                <w:lang w:val="es-ES_tradnl"/>
-              </w:rPr>
-            </w:pPr>
-          </w:p>
-          <w:p>
-            <w:pPr>
-              <w:rPr>
-                <w:rFonts w:ascii="Arial Narrow" w:hAnsi="Arial Narrow"/>
-                <w:iCs/>
-                <w:lang w:val="es-ES_tradnl"/>
-              </w:rPr>
-            </w:pPr>
-            <w:r>
-              <w:rPr>
-                <w:rFonts w:ascii="Arial Narrow" w:hAnsi="Arial Narrow"/>
-                <w:iCs/>
-                <w:lang w:val="es-ES_tradnl"/>
-              </w:rPr>
-              <w:t xml:space="preserve">[6] Knollmeyer, S., Caymazer, O., &amp; Grossmann, D. (2025). Document GraphRAG: Knowledge Graph Enhanced Retrieval Augmented Generation for Document Question Answering Within the Manufacturing Domain. Electronics, 14(11), 2102 </w:t>
             </w:r>
             <w:hyperlink r:id="rId16">
               <w:r>
                 <w:rPr>
                   <w:rFonts w:ascii="Arial Narrow" w:hAnsi="Arial Narrow"/>
                   <w:iCs/>
-                  <w:lang w:val="es-ES_tradnl"/>
+                  <w:lang w:val="en-US"/>
+                </w:rPr>
+                <w:t>https://doi.org/10.3390/app15116315</w:t>
+              </w:r>
+            </w:hyperlink>
+            <w:r>
+              <w:rPr>
+                <w:rFonts w:ascii="Arial Narrow" w:hAnsi="Arial Narrow"/>
+                <w:iCs/>
+                <w:lang w:val="en-US"/>
+              </w:rPr>
+              <w:t xml:space="preserve"> </w:t>
+            </w:r>
+          </w:p>
+          <w:p>
+            <w:pPr>
+              <w:rPr>
+                <w:rFonts w:ascii="Arial Narrow" w:hAnsi="Arial Narrow"/>
+                <w:iCs/>
+                <w:lang w:val="en-US"/>
+              </w:rPr>
+            </w:pPr>
+          </w:p>
+          <w:p>
+            <w:pPr>
+              <w:rPr>
+                <w:rFonts w:ascii="Arial Narrow" w:hAnsi="Arial Narrow"/>
+                <w:iCs/>
+                <w:lang w:val="en-US"/>
+              </w:rPr>
+            </w:pPr>
+          </w:p>
+          <w:p>
+            <w:pPr>
+              <w:rPr>
+                <w:rFonts w:ascii="Arial Narrow" w:hAnsi="Arial Narrow"/>
+                <w:iCs/>
+                <w:lang w:val="en-US"/>
+              </w:rPr>
+            </w:pPr>
+          </w:p>
+          <w:p>
+            <w:pPr>
+              <w:rPr>
+                <w:rFonts w:ascii="Arial Narrow" w:hAnsi="Arial Narrow"/>
+                <w:iCs/>
+                <w:lang w:val="en-US"/>
+              </w:rPr>
+            </w:pPr>
+          </w:p>
+          <w:p>
+            <w:pPr>
+              <w:rPr>
+                <w:rFonts w:ascii="Arial Narrow" w:hAnsi="Arial Narrow"/>
+                <w:iCs/>
+                <w:lang w:val="en-US"/>
+              </w:rPr>
+            </w:pPr>
+            <w:r>
+              <w:rPr>
+                <w:rFonts w:ascii="Arial Narrow" w:hAnsi="Arial Narrow"/>
+                <w:iCs/>
+                <w:lang w:val="en-US"/>
+              </w:rPr>
+              <w:lastRenderedPageBreak/>
+              <w:t xml:space="preserve">[6] </w:t>
+            </w:r>
+            <w:proofErr w:type="spellStart"/>
+            <w:r>
+              <w:rPr>
+                <w:rFonts w:ascii="Arial Narrow" w:hAnsi="Arial Narrow"/>
+                <w:iCs/>
+                <w:lang w:val="en-US"/>
+              </w:rPr>
+              <w:t>Knollmeyer</w:t>
+            </w:r>
+            <w:proofErr w:type="spellEnd"/>
+            <w:r>
+              <w:rPr>
+                <w:rFonts w:ascii="Arial Narrow" w:hAnsi="Arial Narrow"/>
+                <w:iCs/>
+                <w:lang w:val="en-US"/>
+              </w:rPr>
+              <w:t xml:space="preserve">, S., </w:t>
+            </w:r>
+            <w:proofErr w:type="spellStart"/>
+            <w:r>
+              <w:rPr>
+                <w:rFonts w:ascii="Arial Narrow" w:hAnsi="Arial Narrow"/>
+                <w:iCs/>
+                <w:lang w:val="en-US"/>
+              </w:rPr>
+              <w:t>Caymazer</w:t>
+            </w:r>
+            <w:proofErr w:type="spellEnd"/>
+            <w:r>
+              <w:rPr>
+                <w:rFonts w:ascii="Arial Narrow" w:hAnsi="Arial Narrow"/>
+                <w:iCs/>
+                <w:lang w:val="en-US"/>
+              </w:rPr>
+              <w:t xml:space="preserve">, O., &amp; Grossmann, D. (2025). Document </w:t>
+            </w:r>
+            <w:proofErr w:type="spellStart"/>
+            <w:r>
+              <w:rPr>
+                <w:rFonts w:ascii="Arial Narrow" w:hAnsi="Arial Narrow"/>
+                <w:iCs/>
+                <w:lang w:val="en-US"/>
+              </w:rPr>
+              <w:t>GraphRAG</w:t>
+            </w:r>
+            <w:proofErr w:type="spellEnd"/>
+            <w:r>
+              <w:rPr>
+                <w:rFonts w:ascii="Arial Narrow" w:hAnsi="Arial Narrow"/>
+                <w:iCs/>
+                <w:lang w:val="en-US"/>
+              </w:rPr>
+              <w:t xml:space="preserve">: Knowledge Graph Enhanced Retrieval Augmented Generation for Document Question Answering Within the Manufacturing Domain. Electronics, 14(11), 2102 </w:t>
+            </w:r>
+            <w:hyperlink r:id="rId17">
+              <w:r>
+                <w:rPr>
+                  <w:rFonts w:ascii="Arial Narrow" w:hAnsi="Arial Narrow"/>
+                  <w:iCs/>
+                  <w:lang w:val="en-US"/>
                 </w:rPr>
                 <w:t>https://doi.org/10.3390/electronics14112102</w:t>
               </w:r>
@@ -4668,10 +5900,19 @@
               <w:rPr>
                 <w:rFonts w:ascii="Arial Narrow" w:hAnsi="Arial Narrow"/>
                 <w:iCs/>
-                <w:lang w:val="es-ES_tradnl"/>
+                <w:lang w:val="en-US"/>
               </w:rPr>
               <w:t xml:space="preserve"> </w:t>
             </w:r>
+          </w:p>
+          <w:p>
+            <w:pPr>
+              <w:rPr>
+                <w:rFonts w:ascii="Arial Narrow" w:hAnsi="Arial Narrow"/>
+                <w:iCs/>
+                <w:lang w:val="en-US"/>
+              </w:rPr>
+            </w:pPr>
           </w:p>
           <w:p>
             <w:pPr>
@@ -4681,24 +5922,33 @@
                 <w:lang w:val="es-ES_tradnl"/>
               </w:rPr>
             </w:pPr>
-          </w:p>
-          <w:p>
-            <w:pPr>
+            <w:r>
               <w:rPr>
                 <w:rFonts w:ascii="Arial Narrow" w:hAnsi="Arial Narrow"/>
                 <w:iCs/>
-                <w:lang w:val="es-ES_tradnl"/>
-              </w:rPr>
-            </w:pPr>
+                <w:lang w:val="en-US"/>
+              </w:rPr>
+              <w:t xml:space="preserve">[7] Edge, D., Trinh, H., Cheng, N., Bradley, J., Chao, A., Mody, A., Truitt, S., </w:t>
+            </w:r>
+            <w:proofErr w:type="spellStart"/>
             <w:r>
               <w:rPr>
                 <w:rFonts w:ascii="Arial Narrow" w:hAnsi="Arial Narrow"/>
                 <w:iCs/>
-                <w:lang w:val="es-ES_tradnl"/>
-              </w:rPr>
-              <w:t xml:space="preserve">[7] Edge, D., Trinh, H., Cheng, N., Bradley, J., Chao, A., Mody, A., Truitt, S., Metropolitansky, D., Ness, R. O., &amp; Larson, J. (2024). From Local to Global: A Graph RAG Approach to Query-Focused Summarization. </w:t>
-            </w:r>
-            <w:hyperlink r:id="rId17" w:history="1">
+                <w:lang w:val="en-US"/>
+              </w:rPr>
+              <w:t>Metropolitansky</w:t>
+            </w:r>
+            <w:proofErr w:type="spellEnd"/>
+            <w:r>
+              <w:rPr>
+                <w:rFonts w:ascii="Arial Narrow" w:hAnsi="Arial Narrow"/>
+                <w:iCs/>
+                <w:lang w:val="en-US"/>
+              </w:rPr>
+              <w:t xml:space="preserve">, D., Ness, R. O., &amp; Larson, J. (2024). From Local to Global: A Graph RAG Approach to Query-Focused Summarization. </w:t>
+            </w:r>
+            <w:hyperlink r:id="rId18" w:history="1">
               <w:r>
                 <w:rPr>
                   <w:rFonts w:ascii="Arial Narrow" w:hAnsi="Arial Narrow"/>
@@ -4732,12 +5982,6 @@
         </w:tc>
       </w:tr>
       <w:tr>
-        <w:tblPrEx>
-          <w:tblCellMar>
-            <w:top w:w="0" w:type="dxa"/>
-            <w:bottom w:w="0" w:type="dxa"/>
-          </w:tblCellMar>
-        </w:tblPrEx>
         <w:trPr>
           <w:trHeight w:val="70"/>
         </w:trPr>
@@ -4826,7 +6070,55 @@
                 <w:rFonts w:ascii="Arial Narrow" w:hAnsi="Arial Narrow"/>
                 <w:i/>
               </w:rPr>
-              <w:t xml:space="preserve">Caracterizar el proceso de construcción de conocimiento sobre inteligencia artificial abierta utilizando Hugging Face como base de datos y la tecnología GraphRAG. </w:t>
+              <w:t xml:space="preserve">Caracterizar el proceso de construcción de conocimiento sobre inteligencia artificial abierta utilizando </w:t>
+            </w:r>
+            <w:proofErr w:type="spellStart"/>
+            <w:r>
+              <w:rPr>
+                <w:rFonts w:ascii="Arial Narrow" w:hAnsi="Arial Narrow"/>
+                <w:i/>
+              </w:rPr>
+              <w:t>Hugging</w:t>
+            </w:r>
+            <w:proofErr w:type="spellEnd"/>
+            <w:r>
+              <w:rPr>
+                <w:rFonts w:ascii="Arial Narrow" w:hAnsi="Arial Narrow"/>
+                <w:i/>
+              </w:rPr>
+              <w:t xml:space="preserve"> </w:t>
+            </w:r>
+            <w:proofErr w:type="spellStart"/>
+            <w:r>
+              <w:rPr>
+                <w:rFonts w:ascii="Arial Narrow" w:hAnsi="Arial Narrow"/>
+                <w:i/>
+              </w:rPr>
+              <w:t>Face</w:t>
+            </w:r>
+            <w:proofErr w:type="spellEnd"/>
+            <w:r>
+              <w:rPr>
+                <w:rFonts w:ascii="Arial Narrow" w:hAnsi="Arial Narrow"/>
+                <w:i/>
+              </w:rPr>
+              <w:t xml:space="preserve"> como base de datos y la tecnología </w:t>
+            </w:r>
+            <w:proofErr w:type="spellStart"/>
+            <w:r>
+              <w:rPr>
+                <w:rFonts w:ascii="Arial Narrow" w:hAnsi="Arial Narrow"/>
+                <w:i/>
+              </w:rPr>
+              <w:t>GraphRAG</w:t>
+            </w:r>
+            <w:proofErr w:type="spellEnd"/>
+            <w:r>
+              <w:rPr>
+                <w:rFonts w:ascii="Arial Narrow" w:hAnsi="Arial Narrow"/>
+                <w:i/>
+              </w:rPr>
+              <w:t xml:space="preserve">. </w:t>
             </w:r>
           </w:p>
           <w:p>
@@ -4875,7 +6167,79 @@
                 <w:bCs/>
                 <w:i/>
               </w:rPr>
-              <w:t>Implementar una aplicación basada en Inteligencia Artificial Generativa (GenAI Application) que integre un módulo de recuperación de información estructurada mediante Graph Retrieval sobre un grafo de conocimiento, con el fin de generar contextos semánticamente relevantes para consultas en lenguaje natural. El sistema combinará este contexto con la consulta original y lo procesará mediante un modelo de lenguaje de gran escala (LLM) para producir respuestas precisas y contextualizadas.</w:t>
+              <w:t>Implementar una aplicación basada en Inteligencia Artificial Generativa (</w:t>
+            </w:r>
+            <w:proofErr w:type="spellStart"/>
+            <w:r>
+              <w:rPr>
+                <w:rFonts w:ascii="Arial Narrow" w:hAnsi="Arial Narrow"/>
+                <w:bCs/>
+                <w:i/>
+              </w:rPr>
+              <w:t>GenAI</w:t>
+            </w:r>
+            <w:proofErr w:type="spellEnd"/>
+            <w:r>
+              <w:rPr>
+                <w:rFonts w:ascii="Arial Narrow" w:hAnsi="Arial Narrow"/>
+                <w:bCs/>
+                <w:i/>
+              </w:rPr>
+              <w:t xml:space="preserve"> </w:t>
+            </w:r>
+            <w:proofErr w:type="spellStart"/>
+            <w:r>
+              <w:rPr>
+                <w:rFonts w:ascii="Arial Narrow" w:hAnsi="Arial Narrow"/>
+                <w:bCs/>
+                <w:i/>
+              </w:rPr>
+              <w:t>Application</w:t>
+            </w:r>
+            <w:proofErr w:type="spellEnd"/>
+            <w:r>
+              <w:rPr>
+                <w:rFonts w:ascii="Arial Narrow" w:hAnsi="Arial Narrow"/>
+                <w:bCs/>
+                <w:i/>
+              </w:rPr>
+              <w:t xml:space="preserve">) que integre un módulo de recuperación de información estructurada mediante </w:t>
+            </w:r>
+            <w:proofErr w:type="spellStart"/>
+            <w:r>
+              <w:rPr>
+                <w:rFonts w:ascii="Arial Narrow" w:hAnsi="Arial Narrow"/>
+                <w:bCs/>
+                <w:i/>
+              </w:rPr>
+              <w:t>Graph</w:t>
+            </w:r>
+            <w:proofErr w:type="spellEnd"/>
+            <w:r>
+              <w:rPr>
+                <w:rFonts w:ascii="Arial Narrow" w:hAnsi="Arial Narrow"/>
+                <w:bCs/>
+                <w:i/>
+              </w:rPr>
+              <w:t xml:space="preserve"> </w:t>
+            </w:r>
+            <w:proofErr w:type="spellStart"/>
+            <w:r>
+              <w:rPr>
+                <w:rFonts w:ascii="Arial Narrow" w:hAnsi="Arial Narrow"/>
+                <w:bCs/>
+                <w:i/>
+              </w:rPr>
+              <w:t>Retrieval</w:t>
+            </w:r>
+            <w:proofErr w:type="spellEnd"/>
+            <w:r>
+              <w:rPr>
+                <w:rFonts w:ascii="Arial Narrow" w:hAnsi="Arial Narrow"/>
+                <w:bCs/>
+                <w:i/>
+              </w:rPr>
+              <w:t xml:space="preserve"> sobre un grafo de conocimiento, con el fin de generar contextos semánticamente relevantes para consultas en lenguaje natural. El sistema combinará este contexto con la consulta original y lo procesará mediante un modelo de lenguaje de gran escala (LLM) para producir respuestas precisas y contextualizadas.</w:t>
             </w:r>
           </w:p>
           <w:p>
@@ -4908,7 +6272,125 @@
                 <w:bCs/>
                 <w:i/>
               </w:rPr>
-              <w:t>Adaptar la técnica LLM-as-a-Judge (Zheng et al., 2024) a la construcción de conocimientos sobre inteligencia artificial abierta ( Hugging Face) para preguntas amplias o temáticas donde no existe una respuesta “completamente verdadera” (ground truth) a consultas. Esta metodología utiliza un primer LLM para generar un conjunto diverso de preguntas de sensemaking sobre un corpus específico, y un segundo LLM para evaluar las respuestas generadas según criterios predefinidos.</w:t>
+              <w:t>Adaptar la técnica LLM-as-a-</w:t>
+            </w:r>
+            <w:proofErr w:type="spellStart"/>
+            <w:r>
+              <w:rPr>
+                <w:rFonts w:ascii="Arial Narrow" w:hAnsi="Arial Narrow"/>
+                <w:bCs/>
+                <w:i/>
+              </w:rPr>
+              <w:t>Judge</w:t>
+            </w:r>
+            <w:proofErr w:type="spellEnd"/>
+            <w:r>
+              <w:rPr>
+                <w:rFonts w:ascii="Arial Narrow" w:hAnsi="Arial Narrow"/>
+                <w:bCs/>
+                <w:i/>
+              </w:rPr>
+              <w:t xml:space="preserve"> (Zheng et al., 2024) a la construcción de conocimientos sobre inteligencia artificial abierta </w:t>
+            </w:r>
+            <w:proofErr w:type="gramStart"/>
+            <w:r>
+              <w:rPr>
+                <w:rFonts w:ascii="Arial Narrow" w:hAnsi="Arial Narrow"/>
+                <w:bCs/>
+                <w:i/>
+              </w:rPr>
+              <w:t xml:space="preserve">( </w:t>
+            </w:r>
+            <w:proofErr w:type="spellStart"/>
+            <w:r>
+              <w:rPr>
+                <w:rFonts w:ascii="Arial Narrow" w:hAnsi="Arial Narrow"/>
+                <w:bCs/>
+                <w:i/>
+              </w:rPr>
+              <w:t>Hugging</w:t>
+            </w:r>
+            <w:proofErr w:type="spellEnd"/>
+            <w:proofErr w:type="gramEnd"/>
+            <w:r>
+              <w:rPr>
+                <w:rFonts w:ascii="Arial Narrow" w:hAnsi="Arial Narrow"/>
+                <w:bCs/>
+                <w:i/>
+              </w:rPr>
+              <w:t xml:space="preserve"> </w:t>
+            </w:r>
+            <w:proofErr w:type="spellStart"/>
+            <w:r>
+              <w:rPr>
+                <w:rFonts w:ascii="Arial Narrow" w:hAnsi="Arial Narrow"/>
+                <w:bCs/>
+                <w:i/>
+              </w:rPr>
+              <w:t>Face</w:t>
+            </w:r>
+            <w:proofErr w:type="spellEnd"/>
+            <w:r>
+              <w:rPr>
+                <w:rFonts w:ascii="Arial Narrow" w:hAnsi="Arial Narrow"/>
+                <w:bCs/>
+                <w:i/>
+              </w:rPr>
+              <w:t>) para preguntas amplias o temáticas donde no existe una respuesta “completamente verdadera” (</w:t>
+            </w:r>
+            <w:proofErr w:type="spellStart"/>
+            <w:r>
+              <w:rPr>
+                <w:rFonts w:ascii="Arial Narrow" w:hAnsi="Arial Narrow"/>
+                <w:bCs/>
+                <w:i/>
+              </w:rPr>
+              <w:t>ground</w:t>
+            </w:r>
+            <w:proofErr w:type="spellEnd"/>
+            <w:r>
+              <w:rPr>
+                <w:rFonts w:ascii="Arial Narrow" w:hAnsi="Arial Narrow"/>
+                <w:bCs/>
+                <w:i/>
+              </w:rPr>
+              <w:t xml:space="preserve"> </w:t>
+            </w:r>
+            <w:proofErr w:type="spellStart"/>
+            <w:r>
+              <w:rPr>
+                <w:rFonts w:ascii="Arial Narrow" w:hAnsi="Arial Narrow"/>
+                <w:bCs/>
+                <w:i/>
+              </w:rPr>
+              <w:t>truth</w:t>
+            </w:r>
+            <w:proofErr w:type="spellEnd"/>
+            <w:r>
+              <w:rPr>
+                <w:rFonts w:ascii="Arial Narrow" w:hAnsi="Arial Narrow"/>
+                <w:bCs/>
+                <w:i/>
+              </w:rPr>
+              <w:t xml:space="preserve">) a consultas. Esta metodología utiliza un primer LLM para generar un conjunto diverso de preguntas de </w:t>
+            </w:r>
+            <w:proofErr w:type="spellStart"/>
+            <w:r>
+              <w:rPr>
+                <w:rFonts w:ascii="Arial Narrow" w:hAnsi="Arial Narrow"/>
+                <w:bCs/>
+                <w:i/>
+              </w:rPr>
+              <w:t>sensemaking</w:t>
+            </w:r>
+            <w:proofErr w:type="spellEnd"/>
+            <w:r>
+              <w:rPr>
+                <w:rFonts w:ascii="Arial Narrow" w:hAnsi="Arial Narrow"/>
+                <w:bCs/>
+                <w:i/>
+              </w:rPr>
+              <w:t xml:space="preserve"> sobre un corpus específico, y un segundo LLM para evaluar las respuestas generadas según criterios predefinidos.</w:t>
             </w:r>
           </w:p>
           <w:p>
@@ -4940,8 +6422,36 @@
                 <w:bCs/>
                 <w:i/>
               </w:rPr>
-              <w:t>Documentar el procedimiento de construcción de conocimiento asociado a la base de datos de Hugging Face</w:t>
-            </w:r>
+              <w:t xml:space="preserve">Documentar el procedimiento de construcción de conocimiento asociado a la base de datos de </w:t>
+            </w:r>
+            <w:proofErr w:type="spellStart"/>
+            <w:r>
+              <w:rPr>
+                <w:rFonts w:ascii="Arial Narrow" w:hAnsi="Arial Narrow"/>
+                <w:bCs/>
+                <w:i/>
+              </w:rPr>
+              <w:t>Hugging</w:t>
+            </w:r>
+            <w:proofErr w:type="spellEnd"/>
+            <w:r>
+              <w:rPr>
+                <w:rFonts w:ascii="Arial Narrow" w:hAnsi="Arial Narrow"/>
+                <w:bCs/>
+                <w:i/>
+              </w:rPr>
+              <w:t xml:space="preserve"> </w:t>
+            </w:r>
+            <w:proofErr w:type="spellStart"/>
+            <w:r>
+              <w:rPr>
+                <w:rFonts w:ascii="Arial Narrow" w:hAnsi="Arial Narrow"/>
+                <w:bCs/>
+                <w:i/>
+              </w:rPr>
+              <w:t>Face</w:t>
+            </w:r>
+            <w:proofErr w:type="spellEnd"/>
           </w:p>
           <w:p>
             <w:pPr>
@@ -5211,19 +6721,12 @@
                 <w:rFonts w:ascii="Arial Narrow" w:hAnsi="Arial Narrow"/>
                 <w:i/>
               </w:rPr>
-              <w:lastRenderedPageBreak/>
               <w:t xml:space="preserve"> </w:t>
             </w:r>
           </w:p>
         </w:tc>
       </w:tr>
       <w:tr>
-        <w:tblPrEx>
-          <w:tblCellMar>
-            <w:top w:w="0" w:type="dxa"/>
-            <w:bottom w:w="0" w:type="dxa"/>
-          </w:tblCellMar>
-        </w:tblPrEx>
         <w:trPr>
           <w:trHeight w:val="70"/>
         </w:trPr>
@@ -5339,12 +6842,6 @@
         </w:tc>
       </w:tr>
       <w:tr>
-        <w:tblPrEx>
-          <w:tblCellMar>
-            <w:top w:w="0" w:type="dxa"/>
-            <w:bottom w:w="0" w:type="dxa"/>
-          </w:tblCellMar>
-        </w:tblPrEx>
         <w:trPr>
           <w:trHeight w:val="70"/>
         </w:trPr>
@@ -5470,12 +6967,6 @@
         </w:tc>
       </w:tr>
       <w:tr>
-        <w:tblPrEx>
-          <w:tblCellMar>
-            <w:top w:w="0" w:type="dxa"/>
-            <w:bottom w:w="0" w:type="dxa"/>
-          </w:tblCellMar>
-        </w:tblPrEx>
         <w:trPr>
           <w:trHeight w:val="70"/>
         </w:trPr>
@@ -5556,12 +7047,6 @@
         </w:tc>
       </w:tr>
       <w:tr>
-        <w:tblPrEx>
-          <w:tblCellMar>
-            <w:top w:w="0" w:type="dxa"/>
-            <w:bottom w:w="0" w:type="dxa"/>
-          </w:tblCellMar>
-        </w:tblPrEx>
         <w:trPr>
           <w:trHeight w:val="70"/>
         </w:trPr>
@@ -5711,12 +7196,6 @@
         </w:tc>
       </w:tr>
       <w:tr>
-        <w:tblPrEx>
-          <w:tblCellMar>
-            <w:top w:w="0" w:type="dxa"/>
-            <w:bottom w:w="0" w:type="dxa"/>
-          </w:tblCellMar>
-        </w:tblPrEx>
         <w:trPr>
           <w:trHeight w:val="70"/>
         </w:trPr>
@@ -6187,7 +7666,23 @@
                 <w:rFonts w:ascii="Arial Narrow" w:hAnsi="Arial Narrow"/>
                 <w:i/>
               </w:rPr>
-              <w:t xml:space="preserve">Acceso a nuevos mercados nacionales ó internacionales </w:t>
+              <w:t xml:space="preserve">Acceso a nuevos mercados nacionales </w:t>
+            </w:r>
+            <w:proofErr w:type="spellStart"/>
+            <w:r>
+              <w:rPr>
+                <w:rFonts w:ascii="Arial Narrow" w:hAnsi="Arial Narrow"/>
+                <w:i/>
+              </w:rPr>
+              <w:t>ó</w:t>
+            </w:r>
+            <w:proofErr w:type="spellEnd"/>
+            <w:r>
+              <w:rPr>
+                <w:rFonts w:ascii="Arial Narrow" w:hAnsi="Arial Narrow"/>
+                <w:i/>
+              </w:rPr>
+              <w:t xml:space="preserve"> internacionales </w:t>
             </w:r>
           </w:p>
           <w:p>
@@ -6227,7 +7722,23 @@
                 <w:rFonts w:ascii="Arial Narrow" w:hAnsi="Arial Narrow"/>
                 <w:i/>
               </w:rPr>
-              <w:t>Mejoramiento de  la calidad de productos y servicios</w:t>
+              <w:t xml:space="preserve">Mejoramiento </w:t>
+            </w:r>
+            <w:proofErr w:type="gramStart"/>
+            <w:r>
+              <w:rPr>
+                <w:rFonts w:ascii="Arial Narrow" w:hAnsi="Arial Narrow"/>
+                <w:i/>
+              </w:rPr>
+              <w:t>de  la</w:t>
+            </w:r>
+            <w:proofErr w:type="gramEnd"/>
+            <w:r>
+              <w:rPr>
+                <w:rFonts w:ascii="Arial Narrow" w:hAnsi="Arial Narrow"/>
+                <w:i/>
+              </w:rPr>
+              <w:t xml:space="preserve"> calidad de productos y servicios</w:t>
             </w:r>
           </w:p>
           <w:p>
@@ -6462,13 +7973,27 @@
         <w:rPr>
           <w:rFonts w:ascii="Arial Narrow" w:hAnsi="Arial Narrow"/>
         </w:rPr>
-        <w:t xml:space="preserve">Relacione mínimo 3 profesores externos que podrían ser evaluadores  </w:t>
+        <w:t xml:space="preserve">Relacione mínimo 3 profesores externos que podrían ser </w:t>
+      </w:r>
+      <w:proofErr w:type="gramStart"/>
+      <w:r>
+        <w:rPr>
+          <w:rFonts w:ascii="Arial Narrow" w:hAnsi="Arial Narrow"/>
+        </w:rPr>
+        <w:t xml:space="preserve">evaluadores  </w:t>
       </w:r>
       <w:r>
         <w:rPr>
           <w:rFonts w:ascii="Arial Narrow" w:hAnsi="Arial Narrow"/>
         </w:rPr>
-        <w:t>de su proyecto</w:t>
+        <w:t>de</w:t>
+      </w:r>
+      <w:proofErr w:type="gramEnd"/>
+      <w:r>
+        <w:rPr>
+          <w:rFonts w:ascii="Arial Narrow" w:hAnsi="Arial Narrow"/>
+        </w:rPr>
+        <w:t xml:space="preserve"> su proyecto</w:t>
       </w:r>
       <w:r>
         <w:rPr>
@@ -6524,6 +8049,7 @@
                 <w:rFonts w:ascii="Arial Narrow" w:hAnsi="Arial Narrow"/>
                 <w:b/>
               </w:rPr>
+              <w:lastRenderedPageBreak/>
               <w:t>Nombre</w:t>
             </w:r>
           </w:p>
@@ -7273,7 +8799,27 @@
           <w:sz w:val="20"/>
           <w:szCs w:val="20"/>
         </w:rPr>
-        <w:t>Descripción de las medidas que aseguren la confidencialidad y  seguridad de la información personal de los sujetos participantes.</w:t>
+        <w:t xml:space="preserve">Descripción de las medidas que aseguren la confidencialidad </w:t>
+      </w:r>
+      <w:proofErr w:type="gramStart"/>
+      <w:r>
+        <w:rPr>
+          <w:rFonts w:ascii="Arial Narrow" w:hAnsi="Arial Narrow" w:cs="Arial"/>
+          <w:color w:val="000000"/>
+          <w:sz w:val="20"/>
+          <w:szCs w:val="20"/>
+        </w:rPr>
+        <w:t>y  seguridad</w:t>
+      </w:r>
+      <w:proofErr w:type="gramEnd"/>
+      <w:r>
+        <w:rPr>
+          <w:rFonts w:ascii="Arial Narrow" w:hAnsi="Arial Narrow" w:cs="Arial"/>
+          <w:color w:val="000000"/>
+          <w:sz w:val="20"/>
+          <w:szCs w:val="20"/>
+        </w:rPr>
+        <w:t xml:space="preserve"> de la información personal de los sujetos participantes.</w:t>
       </w:r>
     </w:p>
     <w:p>
@@ -7370,12 +8916,6 @@
         <w:gridCol w:w="10037"/>
       </w:tblGrid>
       <w:tr>
-        <w:tblPrEx>
-          <w:tblCellMar>
-            <w:top w:w="0" w:type="dxa"/>
-            <w:bottom w:w="0" w:type="dxa"/>
-          </w:tblCellMar>
-        </w:tblPrEx>
         <w:trPr>
           <w:cantSplit/>
           <w:trHeight w:val="392"/>
@@ -7412,6 +8952,7 @@
                 <w:sz w:val="32"/>
                 <w:szCs w:val="32"/>
               </w:rPr>
+              <w:lastRenderedPageBreak/>
               <w:t>4</w:t>
             </w:r>
             <w:r>
@@ -7481,12 +9022,6 @@
         </w:tc>
       </w:tr>
       <w:tr>
-        <w:tblPrEx>
-          <w:tblCellMar>
-            <w:top w:w="0" w:type="dxa"/>
-            <w:bottom w:w="0" w:type="dxa"/>
-          </w:tblCellMar>
-        </w:tblPrEx>
         <w:trPr>
           <w:cantSplit/>
           <w:trHeight w:val="392"/>
@@ -7782,9 +9317,9 @@
           <w:szCs w:val="22"/>
         </w:rPr>
         <w:sectPr>
-          <w:headerReference w:type="default" r:id="rId18"/>
-          <w:footerReference w:type="default" r:id="rId19"/>
-          <w:footerReference w:type="first" r:id="rId20"/>
+          <w:headerReference w:type="default" r:id="rId19"/>
+          <w:footerReference w:type="default" r:id="rId20"/>
+          <w:footerReference w:type="first" r:id="rId21"/>
           <w:pgSz w:w="12242" w:h="15842" w:code="1"/>
           <w:pgMar w:top="1151" w:right="720" w:bottom="720" w:left="1151" w:header="431" w:footer="726" w:gutter="0"/>
           <w:cols w:space="720"/>
@@ -7825,12 +9360,6 @@
         <w:gridCol w:w="1844"/>
       </w:tblGrid>
       <w:tr>
-        <w:tblPrEx>
-          <w:tblCellMar>
-            <w:top w:w="0" w:type="dxa"/>
-            <w:bottom w:w="0" w:type="dxa"/>
-          </w:tblCellMar>
-        </w:tblPrEx>
         <w:trPr>
           <w:cantSplit/>
           <w:trHeight w:val="374"/>
@@ -7959,12 +9488,6 @@
         </w:tc>
       </w:tr>
       <w:tr>
-        <w:tblPrEx>
-          <w:tblCellMar>
-            <w:top w:w="0" w:type="dxa"/>
-            <w:bottom w:w="0" w:type="dxa"/>
-          </w:tblCellMar>
-        </w:tblPrEx>
         <w:trPr>
           <w:cantSplit/>
         </w:trPr>
@@ -8134,12 +9657,6 @@
         </w:tc>
       </w:tr>
       <w:tr>
-        <w:tblPrEx>
-          <w:tblCellMar>
-            <w:top w:w="0" w:type="dxa"/>
-            <w:bottom w:w="0" w:type="dxa"/>
-          </w:tblCellMar>
-        </w:tblPrEx>
         <w:trPr>
           <w:cantSplit/>
         </w:trPr>
@@ -8287,12 +9804,6 @@
         </w:tc>
       </w:tr>
       <w:tr>
-        <w:tblPrEx>
-          <w:tblCellMar>
-            <w:top w:w="0" w:type="dxa"/>
-            <w:bottom w:w="0" w:type="dxa"/>
-          </w:tblCellMar>
-        </w:tblPrEx>
         <w:trPr>
           <w:cantSplit/>
         </w:trPr>
@@ -8510,12 +10021,6 @@
         </w:tc>
       </w:tr>
       <w:tr>
-        <w:tblPrEx>
-          <w:tblCellMar>
-            <w:top w:w="0" w:type="dxa"/>
-            <w:bottom w:w="0" w:type="dxa"/>
-          </w:tblCellMar>
-        </w:tblPrEx>
         <w:trPr>
           <w:cantSplit/>
           <w:trHeight w:val="95"/>
@@ -8744,12 +10249,6 @@
         </w:tc>
       </w:tr>
       <w:tr>
-        <w:tblPrEx>
-          <w:tblCellMar>
-            <w:top w:w="0" w:type="dxa"/>
-            <w:bottom w:w="0" w:type="dxa"/>
-          </w:tblCellMar>
-        </w:tblPrEx>
         <w:trPr>
           <w:cantSplit/>
           <w:trHeight w:val="95"/>
@@ -8966,12 +10465,6 @@
         </w:tc>
       </w:tr>
       <w:tr>
-        <w:tblPrEx>
-          <w:tblCellMar>
-            <w:top w:w="0" w:type="dxa"/>
-            <w:bottom w:w="0" w:type="dxa"/>
-          </w:tblCellMar>
-        </w:tblPrEx>
         <w:trPr>
           <w:cantSplit/>
           <w:trHeight w:val="275"/>
@@ -9162,12 +10655,6 @@
         </w:tc>
       </w:tr>
       <w:tr>
-        <w:tblPrEx>
-          <w:tblCellMar>
-            <w:top w:w="0" w:type="dxa"/>
-            <w:bottom w:w="0" w:type="dxa"/>
-          </w:tblCellMar>
-        </w:tblPrEx>
         <w:trPr>
           <w:cantSplit/>
           <w:trHeight w:val="258"/>
@@ -9358,12 +10845,6 @@
         </w:tc>
       </w:tr>
       <w:tr>
-        <w:tblPrEx>
-          <w:tblCellMar>
-            <w:top w:w="0" w:type="dxa"/>
-            <w:bottom w:w="0" w:type="dxa"/>
-          </w:tblCellMar>
-        </w:tblPrEx>
         <w:trPr>
           <w:cantSplit/>
           <w:trHeight w:val="279"/>
@@ -9584,12 +11065,6 @@
         </w:tc>
       </w:tr>
       <w:tr>
-        <w:tblPrEx>
-          <w:tblCellMar>
-            <w:top w:w="0" w:type="dxa"/>
-            <w:bottom w:w="0" w:type="dxa"/>
-          </w:tblCellMar>
-        </w:tblPrEx>
         <w:trPr>
           <w:cantSplit/>
           <w:trHeight w:val="284"/>
@@ -9804,12 +11279,6 @@
         </w:tc>
       </w:tr>
       <w:tr>
-        <w:tblPrEx>
-          <w:tblCellMar>
-            <w:top w:w="0" w:type="dxa"/>
-            <w:bottom w:w="0" w:type="dxa"/>
-          </w:tblCellMar>
-        </w:tblPrEx>
         <w:trPr>
           <w:cantSplit/>
           <w:trHeight w:val="273"/>
@@ -10030,12 +11499,6 @@
         </w:tc>
       </w:tr>
       <w:tr>
-        <w:tblPrEx>
-          <w:tblCellMar>
-            <w:top w:w="0" w:type="dxa"/>
-            <w:bottom w:w="0" w:type="dxa"/>
-          </w:tblCellMar>
-        </w:tblPrEx>
         <w:trPr>
           <w:cantSplit/>
           <w:trHeight w:val="273"/>
@@ -10257,12 +11720,6 @@
         </w:tc>
       </w:tr>
       <w:tr>
-        <w:tblPrEx>
-          <w:tblCellMar>
-            <w:top w:w="0" w:type="dxa"/>
-            <w:bottom w:w="0" w:type="dxa"/>
-          </w:tblCellMar>
-        </w:tblPrEx>
         <w:trPr>
           <w:cantSplit/>
           <w:trHeight w:val="273"/>
@@ -10484,12 +11941,6 @@
         </w:tc>
       </w:tr>
       <w:tr>
-        <w:tblPrEx>
-          <w:tblCellMar>
-            <w:top w:w="0" w:type="dxa"/>
-            <w:bottom w:w="0" w:type="dxa"/>
-          </w:tblCellMar>
-        </w:tblPrEx>
         <w:trPr>
           <w:cantSplit/>
           <w:trHeight w:val="250"/>
@@ -10685,12 +12136,6 @@
         </w:tc>
       </w:tr>
       <w:tr>
-        <w:tblPrEx>
-          <w:tblCellMar>
-            <w:top w:w="0" w:type="dxa"/>
-            <w:bottom w:w="0" w:type="dxa"/>
-          </w:tblCellMar>
-        </w:tblPrEx>
         <w:trPr>
           <w:cantSplit/>
           <w:trHeight w:val="280"/>
@@ -10723,15 +12168,34 @@
                 <w:spacing w:val="-2"/>
                 <w:sz w:val="18"/>
               </w:rPr>
-              <w:t>MANTENIMIENTO Y ADECUACIONES</w:t>
-            </w:r>
-            <w:r>
-              <w:rPr>
-                <w:rFonts w:ascii="Arial Narrow" w:hAnsi="Arial Narrow"/>
+              <w:t xml:space="preserve">MANTENIMIENTO Y </w:t>
+            </w:r>
+            <w:proofErr w:type="gramStart"/>
+            <w:r>
+              <w:rPr>
+                <w:rFonts w:ascii="Arial Narrow" w:hAnsi="Arial Narrow"/>
+                <w:b/>
                 <w:spacing w:val="-2"/>
                 <w:sz w:val="18"/>
               </w:rPr>
-              <w:t>( mantenimiento equipo y reparaciones locativas)</w:t>
+              <w:t>ADECUACIONES</w:t>
+            </w:r>
+            <w:r>
+              <w:rPr>
+                <w:rFonts w:ascii="Arial Narrow" w:hAnsi="Arial Narrow"/>
+                <w:spacing w:val="-2"/>
+                <w:sz w:val="18"/>
+              </w:rPr>
+              <w:t>( mantenimiento</w:t>
+            </w:r>
+            <w:proofErr w:type="gramEnd"/>
+            <w:r>
+              <w:rPr>
+                <w:rFonts w:ascii="Arial Narrow" w:hAnsi="Arial Narrow"/>
+                <w:spacing w:val="-2"/>
+                <w:sz w:val="18"/>
+              </w:rPr>
+              <w:t xml:space="preserve"> equipo y reparaciones locativas)</w:t>
             </w:r>
           </w:p>
         </w:tc>
@@ -10881,12 +12345,6 @@
         </w:tc>
       </w:tr>
       <w:tr>
-        <w:tblPrEx>
-          <w:tblCellMar>
-            <w:top w:w="0" w:type="dxa"/>
-            <w:bottom w:w="0" w:type="dxa"/>
-          </w:tblCellMar>
-        </w:tblPrEx>
         <w:trPr>
           <w:cantSplit/>
           <w:trHeight w:val="255"/>
@@ -10919,15 +12377,34 @@
                 <w:spacing w:val="-2"/>
                 <w:sz w:val="18"/>
               </w:rPr>
-              <w:t>MATERIALES E INSUMOS</w:t>
-            </w:r>
-            <w:r>
-              <w:rPr>
-                <w:rFonts w:ascii="Arial Narrow" w:hAnsi="Arial Narrow"/>
+              <w:t xml:space="preserve">MATERIALES E </w:t>
+            </w:r>
+            <w:proofErr w:type="gramStart"/>
+            <w:r>
+              <w:rPr>
+                <w:rFonts w:ascii="Arial Narrow" w:hAnsi="Arial Narrow"/>
+                <w:b/>
                 <w:spacing w:val="-2"/>
                 <w:sz w:val="18"/>
               </w:rPr>
-              <w:t>(insumos laboratorio, herramientas, seguridad industrial)</w:t>
+              <w:t>INSUMOS</w:t>
+            </w:r>
+            <w:r>
+              <w:rPr>
+                <w:rFonts w:ascii="Arial Narrow" w:hAnsi="Arial Narrow"/>
+                <w:spacing w:val="-2"/>
+                <w:sz w:val="18"/>
+              </w:rPr>
+              <w:t>(</w:t>
+            </w:r>
+            <w:proofErr w:type="gramEnd"/>
+            <w:r>
+              <w:rPr>
+                <w:rFonts w:ascii="Arial Narrow" w:hAnsi="Arial Narrow"/>
+                <w:spacing w:val="-2"/>
+                <w:sz w:val="18"/>
+              </w:rPr>
+              <w:t>insumos laboratorio, herramientas, seguridad industrial)</w:t>
             </w:r>
           </w:p>
         </w:tc>
@@ -11077,12 +12554,6 @@
         </w:tc>
       </w:tr>
       <w:tr>
-        <w:tblPrEx>
-          <w:tblCellMar>
-            <w:top w:w="0" w:type="dxa"/>
-            <w:bottom w:w="0" w:type="dxa"/>
-          </w:tblCellMar>
-        </w:tblPrEx>
         <w:trPr>
           <w:cantSplit/>
         </w:trPr>
@@ -11297,12 +12768,6 @@
         </w:tc>
       </w:tr>
       <w:tr>
-        <w:tblPrEx>
-          <w:tblCellMar>
-            <w:top w:w="0" w:type="dxa"/>
-            <w:bottom w:w="0" w:type="dxa"/>
-          </w:tblCellMar>
-        </w:tblPrEx>
         <w:trPr>
           <w:cantSplit/>
         </w:trPr>
@@ -11529,12 +12994,6 @@
         </w:tc>
       </w:tr>
       <w:tr>
-        <w:tblPrEx>
-          <w:tblCellMar>
-            <w:top w:w="0" w:type="dxa"/>
-            <w:bottom w:w="0" w:type="dxa"/>
-          </w:tblCellMar>
-        </w:tblPrEx>
         <w:trPr>
           <w:cantSplit/>
         </w:trPr>
@@ -11737,12 +13196,6 @@
         </w:tc>
       </w:tr>
       <w:tr>
-        <w:tblPrEx>
-          <w:tblCellMar>
-            <w:top w:w="0" w:type="dxa"/>
-            <w:bottom w:w="0" w:type="dxa"/>
-          </w:tblCellMar>
-        </w:tblPrEx>
         <w:trPr>
           <w:cantSplit/>
           <w:trHeight w:val="279"/>
@@ -11947,12 +13400,6 @@
         </w:tc>
       </w:tr>
       <w:tr>
-        <w:tblPrEx>
-          <w:tblCellMar>
-            <w:top w:w="0" w:type="dxa"/>
-            <w:bottom w:w="0" w:type="dxa"/>
-          </w:tblCellMar>
-        </w:tblPrEx>
         <w:trPr>
           <w:cantSplit/>
           <w:trHeight w:val="397"/>
@@ -12122,12 +13569,6 @@
         </w:tc>
       </w:tr>
       <w:tr>
-        <w:tblPrEx>
-          <w:tblCellMar>
-            <w:top w:w="0" w:type="dxa"/>
-            <w:bottom w:w="0" w:type="dxa"/>
-          </w:tblCellMar>
-        </w:tblPrEx>
         <w:trPr>
           <w:cantSplit/>
         </w:trPr>
@@ -12296,12 +13737,6 @@
         </w:tc>
       </w:tr>
       <w:tr>
-        <w:tblPrEx>
-          <w:tblCellMar>
-            <w:top w:w="0" w:type="dxa"/>
-            <w:bottom w:w="0" w:type="dxa"/>
-          </w:tblCellMar>
-        </w:tblPrEx>
         <w:trPr>
           <w:cantSplit/>
         </w:trPr>
@@ -12528,12 +13963,6 @@
         </w:tc>
       </w:tr>
       <w:tr>
-        <w:tblPrEx>
-          <w:tblCellMar>
-            <w:top w:w="0" w:type="dxa"/>
-            <w:bottom w:w="0" w:type="dxa"/>
-          </w:tblCellMar>
-        </w:tblPrEx>
         <w:trPr>
           <w:cantSplit/>
           <w:trHeight w:val="433"/>
@@ -12796,6 +14225,7 @@
         </w:rPr>
         <w:t xml:space="preserve">iles de </w:t>
       </w:r>
+      <w:proofErr w:type="gramStart"/>
       <w:r>
         <w:rPr>
           <w:rFonts w:ascii="Arial Narrow" w:hAnsi="Arial Narrow"/>
@@ -12821,6 +14251,7 @@
         </w:rPr>
         <w:t>*</w:t>
       </w:r>
+      <w:proofErr w:type="gramEnd"/>
     </w:p>
     <w:tbl>
       <w:tblPr>
@@ -12848,12 +14279,6 @@
         <w:gridCol w:w="993"/>
       </w:tblGrid>
       <w:tr>
-        <w:tblPrEx>
-          <w:tblCellMar>
-            <w:top w:w="0" w:type="dxa"/>
-            <w:bottom w:w="0" w:type="dxa"/>
-          </w:tblCellMar>
-        </w:tblPrEx>
         <w:trPr>
           <w:cantSplit/>
         </w:trPr>
@@ -13106,12 +14531,6 @@
         </w:tc>
       </w:tr>
       <w:tr>
-        <w:tblPrEx>
-          <w:tblCellMar>
-            <w:top w:w="0" w:type="dxa"/>
-            <w:bottom w:w="0" w:type="dxa"/>
-          </w:tblCellMar>
-        </w:tblPrEx>
         <w:trPr>
           <w:cantSplit/>
         </w:trPr>
@@ -13456,12 +14875,6 @@
         </w:tc>
       </w:tr>
       <w:tr>
-        <w:tblPrEx>
-          <w:tblCellMar>
-            <w:top w:w="0" w:type="dxa"/>
-            <w:bottom w:w="0" w:type="dxa"/>
-          </w:tblCellMar>
-        </w:tblPrEx>
         <w:trPr>
           <w:cantSplit/>
         </w:trPr>
@@ -13814,12 +15227,6 @@
         </w:tc>
       </w:tr>
       <w:tr>
-        <w:tblPrEx>
-          <w:tblCellMar>
-            <w:top w:w="0" w:type="dxa"/>
-            <w:bottom w:w="0" w:type="dxa"/>
-          </w:tblCellMar>
-        </w:tblPrEx>
         <w:trPr>
           <w:cantSplit/>
         </w:trPr>
@@ -14116,12 +15523,6 @@
         </w:tc>
       </w:tr>
       <w:tr>
-        <w:tblPrEx>
-          <w:tblCellMar>
-            <w:top w:w="0" w:type="dxa"/>
-            <w:bottom w:w="0" w:type="dxa"/>
-          </w:tblCellMar>
-        </w:tblPrEx>
         <w:trPr>
           <w:cantSplit/>
         </w:trPr>
@@ -14418,12 +15819,6 @@
         </w:tc>
       </w:tr>
       <w:tr>
-        <w:tblPrEx>
-          <w:tblCellMar>
-            <w:top w:w="0" w:type="dxa"/>
-            <w:bottom w:w="0" w:type="dxa"/>
-          </w:tblCellMar>
-        </w:tblPrEx>
         <w:trPr>
           <w:cantSplit/>
         </w:trPr>
@@ -14720,12 +16115,6 @@
         </w:tc>
       </w:tr>
       <w:tr>
-        <w:tblPrEx>
-          <w:tblCellMar>
-            <w:top w:w="0" w:type="dxa"/>
-            <w:bottom w:w="0" w:type="dxa"/>
-          </w:tblCellMar>
-        </w:tblPrEx>
         <w:trPr>
           <w:cantSplit/>
         </w:trPr>
@@ -15091,12 +16480,6 @@
         <w:gridCol w:w="993"/>
       </w:tblGrid>
       <w:tr>
-        <w:tblPrEx>
-          <w:tblCellMar>
-            <w:top w:w="0" w:type="dxa"/>
-            <w:bottom w:w="0" w:type="dxa"/>
-          </w:tblCellMar>
-        </w:tblPrEx>
         <w:trPr>
           <w:cantSplit/>
         </w:trPr>
@@ -15295,12 +16678,6 @@
         </w:tc>
       </w:tr>
       <w:tr>
-        <w:tblPrEx>
-          <w:tblCellMar>
-            <w:top w:w="0" w:type="dxa"/>
-            <w:bottom w:w="0" w:type="dxa"/>
-          </w:tblCellMar>
-        </w:tblPrEx>
         <w:trPr>
           <w:cantSplit/>
         </w:trPr>
@@ -15557,12 +16934,6 @@
         </w:tc>
       </w:tr>
       <w:tr>
-        <w:tblPrEx>
-          <w:tblCellMar>
-            <w:top w:w="0" w:type="dxa"/>
-            <w:bottom w:w="0" w:type="dxa"/>
-          </w:tblCellMar>
-        </w:tblPrEx>
         <w:trPr>
           <w:cantSplit/>
         </w:trPr>
@@ -15853,12 +17224,6 @@
         </w:tc>
       </w:tr>
       <w:tr>
-        <w:tblPrEx>
-          <w:tblCellMar>
-            <w:top w:w="0" w:type="dxa"/>
-            <w:bottom w:w="0" w:type="dxa"/>
-          </w:tblCellMar>
-        </w:tblPrEx>
         <w:trPr>
           <w:cantSplit/>
         </w:trPr>
@@ -16108,12 +17473,6 @@
         </w:tc>
       </w:tr>
       <w:tr>
-        <w:tblPrEx>
-          <w:tblCellMar>
-            <w:top w:w="0" w:type="dxa"/>
-            <w:bottom w:w="0" w:type="dxa"/>
-          </w:tblCellMar>
-        </w:tblPrEx>
         <w:trPr>
           <w:cantSplit/>
         </w:trPr>
@@ -16363,12 +17722,6 @@
         </w:tc>
       </w:tr>
       <w:tr>
-        <w:tblPrEx>
-          <w:tblCellMar>
-            <w:top w:w="0" w:type="dxa"/>
-            <w:bottom w:w="0" w:type="dxa"/>
-          </w:tblCellMar>
-        </w:tblPrEx>
         <w:trPr>
           <w:cantSplit/>
         </w:trPr>
@@ -16618,12 +17971,6 @@
         </w:tc>
       </w:tr>
       <w:tr>
-        <w:tblPrEx>
-          <w:tblCellMar>
-            <w:top w:w="0" w:type="dxa"/>
-            <w:bottom w:w="0" w:type="dxa"/>
-          </w:tblCellMar>
-        </w:tblPrEx>
         <w:trPr>
           <w:cantSplit/>
         </w:trPr>
@@ -16873,12 +18220,6 @@
         </w:tc>
       </w:tr>
       <w:tr>
-        <w:tblPrEx>
-          <w:tblCellMar>
-            <w:top w:w="0" w:type="dxa"/>
-            <w:bottom w:w="0" w:type="dxa"/>
-          </w:tblCellMar>
-        </w:tblPrEx>
         <w:trPr>
           <w:cantSplit/>
         </w:trPr>
@@ -17483,12 +18824,6 @@
         <w:gridCol w:w="993"/>
       </w:tblGrid>
       <w:tr>
-        <w:tblPrEx>
-          <w:tblCellMar>
-            <w:top w:w="0" w:type="dxa"/>
-            <w:bottom w:w="0" w:type="dxa"/>
-          </w:tblCellMar>
-        </w:tblPrEx>
         <w:trPr>
           <w:cantSplit/>
         </w:trPr>
@@ -17750,12 +19085,6 @@
         </w:tc>
       </w:tr>
       <w:tr>
-        <w:tblPrEx>
-          <w:tblCellMar>
-            <w:top w:w="0" w:type="dxa"/>
-            <w:bottom w:w="0" w:type="dxa"/>
-          </w:tblCellMar>
-        </w:tblPrEx>
         <w:trPr>
           <w:cantSplit/>
         </w:trPr>
@@ -18069,12 +19398,6 @@
         </w:tc>
       </w:tr>
       <w:tr>
-        <w:tblPrEx>
-          <w:tblCellMar>
-            <w:top w:w="0" w:type="dxa"/>
-            <w:bottom w:w="0" w:type="dxa"/>
-          </w:tblCellMar>
-        </w:tblPrEx>
         <w:trPr>
           <w:cantSplit/>
         </w:trPr>
@@ -18423,12 +19746,6 @@
         </w:tc>
       </w:tr>
       <w:tr>
-        <w:tblPrEx>
-          <w:tblCellMar>
-            <w:top w:w="0" w:type="dxa"/>
-            <w:bottom w:w="0" w:type="dxa"/>
-          </w:tblCellMar>
-        </w:tblPrEx>
         <w:trPr>
           <w:cantSplit/>
         </w:trPr>
@@ -18726,12 +20043,6 @@
         </w:tc>
       </w:tr>
       <w:tr>
-        <w:tblPrEx>
-          <w:tblCellMar>
-            <w:top w:w="0" w:type="dxa"/>
-            <w:bottom w:w="0" w:type="dxa"/>
-          </w:tblCellMar>
-        </w:tblPrEx>
         <w:trPr>
           <w:cantSplit/>
         </w:trPr>
@@ -19029,12 +20340,6 @@
         </w:tc>
       </w:tr>
       <w:tr>
-        <w:tblPrEx>
-          <w:tblCellMar>
-            <w:top w:w="0" w:type="dxa"/>
-            <w:bottom w:w="0" w:type="dxa"/>
-          </w:tblCellMar>
-        </w:tblPrEx>
         <w:trPr>
           <w:cantSplit/>
         </w:trPr>
@@ -19332,12 +20637,6 @@
         </w:tc>
       </w:tr>
       <w:tr>
-        <w:tblPrEx>
-          <w:tblCellMar>
-            <w:top w:w="0" w:type="dxa"/>
-            <w:bottom w:w="0" w:type="dxa"/>
-          </w:tblCellMar>
-        </w:tblPrEx>
         <w:trPr>
           <w:cantSplit/>
         </w:trPr>
@@ -19635,12 +20934,6 @@
         </w:tc>
       </w:tr>
       <w:tr>
-        <w:tblPrEx>
-          <w:tblCellMar>
-            <w:top w:w="0" w:type="dxa"/>
-            <w:bottom w:w="0" w:type="dxa"/>
-          </w:tblCellMar>
-        </w:tblPrEx>
         <w:trPr>
           <w:cantSplit/>
         </w:trPr>
@@ -19945,12 +21238,6 @@
         <w:gridCol w:w="993"/>
       </w:tblGrid>
       <w:tr>
-        <w:tblPrEx>
-          <w:tblCellMar>
-            <w:top w:w="0" w:type="dxa"/>
-            <w:bottom w:w="0" w:type="dxa"/>
-          </w:tblCellMar>
-        </w:tblPrEx>
         <w:trPr>
           <w:cantSplit/>
         </w:trPr>
@@ -20291,12 +21578,6 @@
         </w:tc>
       </w:tr>
       <w:tr>
-        <w:tblPrEx>
-          <w:tblCellMar>
-            <w:top w:w="0" w:type="dxa"/>
-            <w:bottom w:w="0" w:type="dxa"/>
-          </w:tblCellMar>
-        </w:tblPrEx>
         <w:trPr>
           <w:cantSplit/>
         </w:trPr>
@@ -20635,12 +21916,6 @@
         </w:tc>
       </w:tr>
       <w:tr>
-        <w:tblPrEx>
-          <w:tblCellMar>
-            <w:top w:w="0" w:type="dxa"/>
-            <w:bottom w:w="0" w:type="dxa"/>
-          </w:tblCellMar>
-        </w:tblPrEx>
         <w:trPr>
           <w:cantSplit/>
         </w:trPr>
@@ -21014,12 +22289,6 @@
         </w:tc>
       </w:tr>
       <w:tr>
-        <w:tblPrEx>
-          <w:tblCellMar>
-            <w:top w:w="0" w:type="dxa"/>
-            <w:bottom w:w="0" w:type="dxa"/>
-          </w:tblCellMar>
-        </w:tblPrEx>
         <w:trPr>
           <w:cantSplit/>
         </w:trPr>
@@ -21341,12 +22610,6 @@
         </w:tc>
       </w:tr>
       <w:tr>
-        <w:tblPrEx>
-          <w:tblCellMar>
-            <w:top w:w="0" w:type="dxa"/>
-            <w:bottom w:w="0" w:type="dxa"/>
-          </w:tblCellMar>
-        </w:tblPrEx>
         <w:trPr>
           <w:cantSplit/>
         </w:trPr>
@@ -21668,12 +22931,6 @@
         </w:tc>
       </w:tr>
       <w:tr>
-        <w:tblPrEx>
-          <w:tblCellMar>
-            <w:top w:w="0" w:type="dxa"/>
-            <w:bottom w:w="0" w:type="dxa"/>
-          </w:tblCellMar>
-        </w:tblPrEx>
         <w:trPr>
           <w:cantSplit/>
         </w:trPr>
@@ -21995,12 +23252,6 @@
         </w:tc>
       </w:tr>
       <w:tr>
-        <w:tblPrEx>
-          <w:tblCellMar>
-            <w:top w:w="0" w:type="dxa"/>
-            <w:bottom w:w="0" w:type="dxa"/>
-          </w:tblCellMar>
-        </w:tblPrEx>
         <w:trPr>
           <w:cantSplit/>
         </w:trPr>
@@ -22422,7 +23673,23 @@
           <w:rFonts w:ascii="Arial" w:hAnsi="Arial" w:cs="Arial"/>
           <w:sz w:val="20"/>
         </w:rPr>
-        <w:t xml:space="preserve">El estudiante se compromete a seguir estrictamente las normas de derechos de autor. Así mismo, el estudiante no hará publicaciones, informes, artículos o presentaciones en congresos, seminarios o conferencias sin la revisión o autorización expresa del Director, quien representará en este caso a la Escuela Colombiana de Ingeniería. </w:t>
+        <w:t xml:space="preserve">El estudiante se compromete a seguir estrictamente las normas de derechos de autor. Así mismo, el estudiante no hará publicaciones, informes, artículos o presentaciones en congresos, seminarios o conferencias sin la revisión o autorización expresa del </w:t>
+      </w:r>
+      <w:proofErr w:type="gramStart"/>
+      <w:r>
+        <w:rPr>
+          <w:rFonts w:ascii="Arial" w:hAnsi="Arial" w:cs="Arial"/>
+          <w:sz w:val="20"/>
+        </w:rPr>
+        <w:t>Director</w:t>
+      </w:r>
+      <w:proofErr w:type="gramEnd"/>
+      <w:r>
+        <w:rPr>
+          <w:rFonts w:ascii="Arial" w:hAnsi="Arial" w:cs="Arial"/>
+          <w:sz w:val="20"/>
+        </w:rPr>
+        <w:t xml:space="preserve">, quien representará en este caso a la Escuela Colombiana de Ingeniería. </w:t>
       </w:r>
     </w:p>
     <w:p>
@@ -22566,15 +23833,17 @@
                 <w:rFonts w:ascii="Arial" w:hAnsi="Arial" w:cs="Arial"/>
                 <w:b/>
               </w:rPr>
-              <w:t>Estudiante                                                                              Director</w:t>
-            </w:r>
-          </w:p>
-          <w:p>
-            <w:pPr>
+              <w:t xml:space="preserve">Estudiante                                                                              </w:t>
+            </w:r>
+            <w:proofErr w:type="gramStart"/>
+            <w:r>
               <w:rPr>
                 <w:rFonts w:ascii="Arial" w:hAnsi="Arial" w:cs="Arial"/>
-              </w:rPr>
-            </w:pPr>
+                <w:b/>
+              </w:rPr>
+              <w:t>Director</w:t>
+            </w:r>
+            <w:proofErr w:type="gramEnd"/>
           </w:p>
           <w:p>
             <w:pPr>
@@ -22596,10 +23865,17 @@
                 <w:rFonts w:ascii="Arial" w:hAnsi="Arial" w:cs="Arial"/>
               </w:rPr>
             </w:pPr>
-            <w:r>
+          </w:p>
+          <w:p>
+            <w:pPr>
               <w:rPr>
                 <w:rFonts w:ascii="Arial" w:hAnsi="Arial" w:cs="Arial"/>
               </w:rPr>
+            </w:pPr>
+            <w:r>
+              <w:rPr>
+                <w:rFonts w:ascii="Arial" w:hAnsi="Arial" w:cs="Arial"/>
+              </w:rPr>
               <w:t>________</w:t>
             </w:r>
             <w:r>
@@ -22644,8 +23920,33 @@
                 <w:rFonts w:ascii="Arial" w:hAnsi="Arial" w:cs="Arial"/>
                 <w:b/>
               </w:rPr>
-              <w:t xml:space="preserve">                 Co-Director (si lo hubiere)*</w:t>
-            </w:r>
+              <w:t xml:space="preserve">                 </w:t>
+            </w:r>
+            <w:proofErr w:type="gramStart"/>
+            <w:r>
+              <w:rPr>
+                <w:rFonts w:ascii="Arial" w:hAnsi="Arial" w:cs="Arial"/>
+                <w:b/>
+              </w:rPr>
+              <w:t>Co-Director</w:t>
+            </w:r>
+            <w:proofErr w:type="gramEnd"/>
+            <w:r>
+              <w:rPr>
+                <w:rFonts w:ascii="Arial" w:hAnsi="Arial" w:cs="Arial"/>
+                <w:b/>
+              </w:rPr>
+              <w:t xml:space="preserve"> (si lo </w:t>
+            </w:r>
+            <w:proofErr w:type="gramStart"/>
+            <w:r>
+              <w:rPr>
+                <w:rFonts w:ascii="Arial" w:hAnsi="Arial" w:cs="Arial"/>
+                <w:b/>
+              </w:rPr>
+              <w:t>hubiere)*</w:t>
+            </w:r>
+            <w:proofErr w:type="gramEnd"/>
             <w:r>
               <w:rPr>
                 <w:rFonts w:ascii="Arial" w:hAnsi="Arial" w:cs="Arial"/>
@@ -22680,7 +23981,39 @@
                 <w:rFonts w:ascii="Arial" w:hAnsi="Arial" w:cs="Arial"/>
                 <w:i/>
               </w:rPr>
-              <w:t xml:space="preserve">* Los requisitos para requerir un co-director se enuncian en los lineamientos de Trabajo de Investigación. En caso de requerirlo, se debe anexar a la propuesta de Investigación, un acuerdo firmado por las partes donde se consensuarán y propondrán las funciones a cumplir por el mismo co-director. </w:t>
+              <w:t xml:space="preserve">* Los requisitos para requerir un </w:t>
+            </w:r>
+            <w:proofErr w:type="spellStart"/>
+            <w:r>
+              <w:rPr>
+                <w:rFonts w:ascii="Arial" w:hAnsi="Arial" w:cs="Arial"/>
+                <w:i/>
+              </w:rPr>
+              <w:t>co-director</w:t>
+            </w:r>
+            <w:proofErr w:type="spellEnd"/>
+            <w:r>
+              <w:rPr>
+                <w:rFonts w:ascii="Arial" w:hAnsi="Arial" w:cs="Arial"/>
+                <w:i/>
+              </w:rPr>
+              <w:t xml:space="preserve"> se enuncian en los lineamientos de Trabajo de Investigación. En caso de requerirlo, se debe anexar a la propuesta de Investigación, un acuerdo firmado por las partes donde se consensuarán y propondrán las funciones a cumplir por el mismo </w:t>
+            </w:r>
+            <w:proofErr w:type="spellStart"/>
+            <w:r>
+              <w:rPr>
+                <w:rFonts w:ascii="Arial" w:hAnsi="Arial" w:cs="Arial"/>
+                <w:i/>
+              </w:rPr>
+              <w:t>co-director</w:t>
+            </w:r>
+            <w:proofErr w:type="spellEnd"/>
+            <w:r>
+              <w:rPr>
+                <w:rFonts w:ascii="Arial" w:hAnsi="Arial" w:cs="Arial"/>
+                <w:i/>
+              </w:rPr>
+              <w:t xml:space="preserve">. </w:t>
             </w:r>
           </w:p>
         </w:tc>
@@ -22695,7 +24028,7 @@
     </w:p>
     <w:p/>
     <w:sectPr>
-      <w:footerReference w:type="even" r:id="rId21"/>
+      <w:footerReference w:type="even" r:id="rId22"/>
       <w:pgSz w:w="15842" w:h="12242" w:orient="landscape" w:code="1"/>
       <w:pgMar w:top="1151" w:right="1151" w:bottom="720" w:left="1151" w:header="431" w:footer="726" w:gutter="0"/>
       <w:cols w:space="720"/>
@@ -26938,7 +28271,9 @@
   </w:style>
   <w:style w:type="character" w:default="1" w:styleId="DefaultParagraphFont">
     <w:name w:val="Default Paragraph Font"/>
+    <w:uiPriority w:val="1"/>
     <w:semiHidden/>
+    <w:unhideWhenUsed/>
   </w:style>
   <w:style w:type="table" w:default="1" w:styleId="TableNormal">
     <w:name w:val="Normal Table"/>

--- a/TG-01 - Propuesta TG.docx
+++ b/TG-01 - Propuesta TG.docx
@@ -1571,44 +1571,8 @@
               <w:rPr>
                 <w:rFonts w:ascii="Arial Narrow" w:hAnsi="Arial Narrow"/>
               </w:rPr>
-              <w:t xml:space="preserve">Construcción de conocimiento sobre </w:t>
-            </w:r>
-            <w:proofErr w:type="spellStart"/>
-            <w:r>
-              <w:rPr>
-                <w:rFonts w:ascii="Arial Narrow" w:hAnsi="Arial Narrow"/>
-              </w:rPr>
-              <w:t>Hugging</w:t>
-            </w:r>
-            <w:proofErr w:type="spellEnd"/>
-            <w:r>
-              <w:rPr>
-                <w:rFonts w:ascii="Arial Narrow" w:hAnsi="Arial Narrow"/>
-              </w:rPr>
-              <w:t xml:space="preserve"> </w:t>
-            </w:r>
-            <w:proofErr w:type="spellStart"/>
-            <w:r>
-              <w:rPr>
-                <w:rFonts w:ascii="Arial Narrow" w:hAnsi="Arial Narrow"/>
-              </w:rPr>
-              <w:t>Face</w:t>
-            </w:r>
-            <w:proofErr w:type="spellEnd"/>
-            <w:r>
-              <w:rPr>
-                <w:rFonts w:ascii="Arial Narrow" w:hAnsi="Arial Narrow"/>
-              </w:rPr>
-              <w:t xml:space="preserve"> usando </w:t>
-            </w:r>
-            <w:proofErr w:type="spellStart"/>
-            <w:r>
-              <w:rPr>
-                <w:rFonts w:ascii="Arial Narrow" w:hAnsi="Arial Narrow"/>
-              </w:rPr>
-              <w:t>GraphRAG</w:t>
-            </w:r>
-            <w:proofErr w:type="spellEnd"/>
+              <w:t>Construcción de conocimiento sobre Hugging Face usando GraphRAG</w:t>
+            </w:r>
           </w:p>
         </w:tc>
       </w:tr>
@@ -1825,14 +1789,12 @@
               </w:rPr>
               <w:t>Doctor</w:t>
             </w:r>
-            <w:proofErr w:type="spellStart"/>
             <w:r>
               <w:rPr>
                 <w:rFonts w:ascii="Arial Narrow" w:hAnsi="Arial Narrow" w:cs="Arial"/>
               </w:rPr>
               <w:t>ado</w:t>
             </w:r>
-            <w:proofErr w:type="spellEnd"/>
             <w:r>
               <w:rPr>
                 <w:rFonts w:ascii="Arial Narrow" w:hAnsi="Arial Narrow" w:cs="Arial"/>
@@ -2054,7 +2016,7 @@
               <w:rPr>
                 <w:rFonts w:ascii="Arial Narrow" w:hAnsi="Arial Narrow"/>
               </w:rPr>
-              <w:t>1</w:t>
+              <w:t>2</w:t>
             </w:r>
             <w:r>
               <w:rPr>
@@ -2194,21 +2156,7 @@
               <w:rPr>
                 <w:rFonts w:ascii="Arial Narrow" w:hAnsi="Arial Narrow" w:cs="Arial"/>
               </w:rPr>
-              <w:t xml:space="preserve">de transporte, energética de telecomunicaciones, de edificaciones, de acueducto y </w:t>
-            </w:r>
-            <w:proofErr w:type="gramStart"/>
-            <w:r>
-              <w:rPr>
-                <w:rFonts w:ascii="Arial Narrow" w:hAnsi="Arial Narrow" w:cs="Arial"/>
-              </w:rPr>
-              <w:t xml:space="preserve">alcantarillado)   </w:t>
-            </w:r>
-            <w:proofErr w:type="gramEnd"/>
-            <w:r>
-              <w:rPr>
-                <w:rFonts w:ascii="Arial Narrow" w:hAnsi="Arial Narrow" w:cs="Arial"/>
-              </w:rPr>
-              <w:t xml:space="preserve">                                                                                                                                            </w:t>
+              <w:t xml:space="preserve">de transporte, energética de telecomunicaciones, de edificaciones, de acueducto y alcantarillado)                                                                                                                                               </w:t>
             </w:r>
           </w:p>
         </w:tc>
@@ -2440,32 +2388,13 @@
                 <w:rFonts w:ascii="Arial Narrow" w:hAnsi="Arial Narrow"/>
               </w:rPr>
             </w:pPr>
-            <w:proofErr w:type="gramStart"/>
             <w:r>
               <w:rPr>
                 <w:rFonts w:ascii="Arial Narrow" w:hAnsi="Arial Narrow" w:cs="Arial"/>
                 <w:b/>
                 <w:lang w:val="es-CO"/>
               </w:rPr>
-              <w:t>Información  y</w:t>
-            </w:r>
-            <w:proofErr w:type="gramEnd"/>
-            <w:r>
-              <w:rPr>
-                <w:rFonts w:ascii="Arial Narrow" w:hAnsi="Arial Narrow" w:cs="Arial"/>
-                <w:b/>
-                <w:lang w:val="es-CO"/>
-              </w:rPr>
-              <w:t xml:space="preserve"> </w:t>
-            </w:r>
-            <w:proofErr w:type="gramStart"/>
-            <w:r>
-              <w:rPr>
-                <w:rFonts w:ascii="Arial Narrow" w:hAnsi="Arial Narrow" w:cs="Arial"/>
-                <w:b/>
-                <w:lang w:val="es-CO"/>
-              </w:rPr>
-              <w:t>conocimiento</w:t>
+              <w:t>Información  y conocimiento</w:t>
             </w:r>
             <w:r>
               <w:rPr>
@@ -2474,7 +2403,6 @@
               </w:rPr>
               <w:t>(</w:t>
             </w:r>
-            <w:proofErr w:type="gramEnd"/>
             <w:r>
               <w:rPr>
                 <w:rFonts w:ascii="Arial Narrow" w:hAnsi="Arial Narrow" w:cs="Arial"/>
@@ -3173,23 +3101,7 @@
                 <w:rFonts w:ascii="Arial Narrow" w:hAnsi="Arial Narrow"/>
                 <w:b/>
               </w:rPr>
-              <w:t xml:space="preserve">Juan Carlos Correa </w:t>
-            </w:r>
-            <w:proofErr w:type="spellStart"/>
-            <w:r>
-              <w:rPr>
-                <w:rFonts w:ascii="Arial Narrow" w:hAnsi="Arial Narrow"/>
-                <w:b/>
-              </w:rPr>
-              <w:t>Nuñez</w:t>
-            </w:r>
-            <w:proofErr w:type="spellEnd"/>
-            <w:r>
-              <w:rPr>
-                <w:rFonts w:ascii="Arial Narrow" w:hAnsi="Arial Narrow"/>
-                <w:b/>
-              </w:rPr>
-              <w:t xml:space="preserve"> - Profundización</w:t>
+              <w:t>Juan Carlos Correa Nuñez - Profundización</w:t>
             </w:r>
           </w:p>
         </w:tc>
@@ -3399,16 +3311,7 @@
           <w:sz w:val="18"/>
           <w:szCs w:val="18"/>
         </w:rPr>
-        <w:t xml:space="preserve">: </w:t>
-      </w:r>
-      <w:proofErr w:type="gramStart"/>
-      <w:r>
-        <w:rPr>
-          <w:rFonts w:ascii="Arial Narrow" w:hAnsi="Arial Narrow"/>
-          <w:sz w:val="18"/>
-          <w:szCs w:val="18"/>
-        </w:rPr>
-        <w:t>A)</w:t>
+        <w:t>: A)</w:t>
       </w:r>
       <w:r>
         <w:rPr>
@@ -3432,16 +3335,7 @@
           <w:sz w:val="18"/>
           <w:szCs w:val="18"/>
         </w:rPr>
-        <w:t>investigadores</w:t>
-      </w:r>
-      <w:proofErr w:type="gramEnd"/>
-      <w:r>
-        <w:rPr>
-          <w:rFonts w:ascii="Arial Narrow" w:hAnsi="Arial Narrow"/>
-          <w:sz w:val="18"/>
-          <w:szCs w:val="18"/>
-        </w:rPr>
-        <w:t xml:space="preserve"> externos </w:t>
+        <w:t xml:space="preserve">investigadores externos </w:t>
       </w:r>
       <w:r>
         <w:rPr>
@@ -3991,199 +3885,19 @@
                 <w:sz w:val="20"/>
                 <w:lang w:val="es-ES_tradnl"/>
               </w:rPr>
-              <w:t xml:space="preserve">La plataforma </w:t>
-            </w:r>
-            <w:proofErr w:type="spellStart"/>
-            <w:r>
+              <w:t>La plataforma Hugging Face (HF) se ha consolidado como un centro crucial para el desarrollo y la colaboración en proyectos de Machine Learning, facilitando el intercambio de modelos preentrenados, conjuntos de datos y espacios (Ait et al 2024). HFCOMMUNITY es una herramienta que recopila y organiza información sobre los repositorios y discusiones de la comunidad en el HFH en una base de datos relacional, ofreciendo conceptos específicos del dominio y permitiendo la exploración mediante lenguajes tipo SQL (Ait et al 2024). Aunque HFCOMMUNITY facilita el análisis de datos mediante su estructura relacional, la vasta y compleja red de interconexiones entre modelos, conjuntos de datos, usuarios, discusiones y sus metadatos intrínsecos (91,616,030 de entidades y 115,051,895 de relaciones) no se explota completamente en un formato que permita un razonamiento semántico profundo y consultas en lenguaje natural transparentes. Según Ait et al (2024), Existe la posibilidad de trabajar en la aplicación de técnicas basadas en NLP para extraer información adicional de las descripciones de los repositorios, lo que podría generar "datos de anotación de grano fino para análisis de explicabilidad", un área que se alinea perfectamente con las capacidades de GraphRAG.</w:t>
+            </w:r>
+          </w:p>
+          <w:p>
+            <w:pPr>
+              <w:pStyle w:val="BodyText"/>
+              <w:jc w:val="both"/>
               <w:rPr>
                 <w:rFonts w:ascii="Arial Narrow" w:hAnsi="Arial Narrow"/>
                 <w:iCs/>
                 <w:sz w:val="20"/>
                 <w:lang w:val="es-ES_tradnl"/>
               </w:rPr>
-              <w:t>Hugging</w:t>
-            </w:r>
-            <w:proofErr w:type="spellEnd"/>
-            <w:r>
-              <w:rPr>
-                <w:rFonts w:ascii="Arial Narrow" w:hAnsi="Arial Narrow"/>
-                <w:iCs/>
-                <w:sz w:val="20"/>
-                <w:lang w:val="es-ES_tradnl"/>
-              </w:rPr>
-              <w:t xml:space="preserve"> </w:t>
-            </w:r>
-            <w:proofErr w:type="spellStart"/>
-            <w:r>
-              <w:rPr>
-                <w:rFonts w:ascii="Arial Narrow" w:hAnsi="Arial Narrow"/>
-                <w:iCs/>
-                <w:sz w:val="20"/>
-                <w:lang w:val="es-ES_tradnl"/>
-              </w:rPr>
-              <w:t>Face</w:t>
-            </w:r>
-            <w:proofErr w:type="spellEnd"/>
-            <w:r>
-              <w:rPr>
-                <w:rFonts w:ascii="Arial Narrow" w:hAnsi="Arial Narrow"/>
-                <w:iCs/>
-                <w:sz w:val="20"/>
-                <w:lang w:val="es-ES_tradnl"/>
-              </w:rPr>
-              <w:t xml:space="preserve"> (HF) se ha consolidado como un centro crucial para el desarrollo y la colaboración en proyectos de Machine </w:t>
-            </w:r>
-            <w:proofErr w:type="spellStart"/>
-            <w:r>
-              <w:rPr>
-                <w:rFonts w:ascii="Arial Narrow" w:hAnsi="Arial Narrow"/>
-                <w:iCs/>
-                <w:sz w:val="20"/>
-                <w:lang w:val="es-ES_tradnl"/>
-              </w:rPr>
-              <w:t>Learning</w:t>
-            </w:r>
-            <w:proofErr w:type="spellEnd"/>
-            <w:r>
-              <w:rPr>
-                <w:rFonts w:ascii="Arial Narrow" w:hAnsi="Arial Narrow"/>
-                <w:iCs/>
-                <w:sz w:val="20"/>
-                <w:lang w:val="es-ES_tradnl"/>
-              </w:rPr>
-              <w:t xml:space="preserve">, facilitando el intercambio de modelos </w:t>
-            </w:r>
-            <w:proofErr w:type="spellStart"/>
-            <w:r>
-              <w:rPr>
-                <w:rFonts w:ascii="Arial Narrow" w:hAnsi="Arial Narrow"/>
-                <w:iCs/>
-                <w:sz w:val="20"/>
-                <w:lang w:val="es-ES_tradnl"/>
-              </w:rPr>
-              <w:t>preentrenados</w:t>
-            </w:r>
-            <w:proofErr w:type="spellEnd"/>
-            <w:r>
-              <w:rPr>
-                <w:rFonts w:ascii="Arial Narrow" w:hAnsi="Arial Narrow"/>
-                <w:iCs/>
-                <w:sz w:val="20"/>
-                <w:lang w:val="es-ES_tradnl"/>
-              </w:rPr>
-              <w:t>, conjuntos de datos y espacios (</w:t>
-            </w:r>
-            <w:proofErr w:type="spellStart"/>
-            <w:r>
-              <w:rPr>
-                <w:rFonts w:ascii="Arial Narrow" w:hAnsi="Arial Narrow"/>
-                <w:iCs/>
-                <w:sz w:val="20"/>
-                <w:lang w:val="es-ES_tradnl"/>
-              </w:rPr>
-              <w:t>Ait</w:t>
-            </w:r>
-            <w:proofErr w:type="spellEnd"/>
-            <w:r>
-              <w:rPr>
-                <w:rFonts w:ascii="Arial Narrow" w:hAnsi="Arial Narrow"/>
-                <w:iCs/>
-                <w:sz w:val="20"/>
-                <w:lang w:val="es-ES_tradnl"/>
-              </w:rPr>
-              <w:t xml:space="preserve"> et al 2024). HFCOMMUNITY es una herramienta que recopila y organiza información sobre los repositorios y discusiones de la comunidad en el HFH en una base de datos relacional, ofreciendo conceptos específicos del dominio y permitiendo la exploración mediante lenguajes tipo SQL (</w:t>
-            </w:r>
-            <w:proofErr w:type="spellStart"/>
-            <w:r>
-              <w:rPr>
-                <w:rFonts w:ascii="Arial Narrow" w:hAnsi="Arial Narrow"/>
-                <w:iCs/>
-                <w:sz w:val="20"/>
-                <w:lang w:val="es-ES_tradnl"/>
-              </w:rPr>
-              <w:t>Ait</w:t>
-            </w:r>
-            <w:proofErr w:type="spellEnd"/>
-            <w:r>
-              <w:rPr>
-                <w:rFonts w:ascii="Arial Narrow" w:hAnsi="Arial Narrow"/>
-                <w:iCs/>
-                <w:sz w:val="20"/>
-                <w:lang w:val="es-ES_tradnl"/>
-              </w:rPr>
-              <w:t xml:space="preserve"> et al 2024). Aunque HFCOMMUNITY facilita el análisis de datos mediante su estructura relacional, la vasta y compleja red de interconexiones entre modelos, conjuntos de datos, usuarios, discusiones y sus metadatos intrínsecos (91,616,030 de entidades y 115,051,895 de relaciones) no se explota completamente en un formato que permita un razonamiento semántico profundo y consultas en lenguaje natural transparentes. Según </w:t>
-            </w:r>
-            <w:proofErr w:type="spellStart"/>
-            <w:r>
-              <w:rPr>
-                <w:rFonts w:ascii="Arial Narrow" w:hAnsi="Arial Narrow"/>
-                <w:iCs/>
-                <w:sz w:val="20"/>
-                <w:lang w:val="es-ES_tradnl"/>
-              </w:rPr>
-              <w:t>Ait</w:t>
-            </w:r>
-            <w:proofErr w:type="spellEnd"/>
-            <w:r>
-              <w:rPr>
-                <w:rFonts w:ascii="Arial Narrow" w:hAnsi="Arial Narrow"/>
-                <w:iCs/>
-                <w:sz w:val="20"/>
-                <w:lang w:val="es-ES_tradnl"/>
-              </w:rPr>
-              <w:t xml:space="preserve"> et al (2024), Existe la posibilidad de trabajar en la aplicación de técnicas basadas en NLP para extraer información adicional de las descripciones de los repositorios, lo que podría generar "datos de anotación de grano fino para análisis de </w:t>
-            </w:r>
-            <w:proofErr w:type="spellStart"/>
-            <w:r>
-              <w:rPr>
-                <w:rFonts w:ascii="Arial Narrow" w:hAnsi="Arial Narrow"/>
-                <w:iCs/>
-                <w:sz w:val="20"/>
-                <w:lang w:val="es-ES_tradnl"/>
-              </w:rPr>
-              <w:t>explicabilidad</w:t>
-            </w:r>
-            <w:proofErr w:type="spellEnd"/>
-            <w:r>
-              <w:rPr>
-                <w:rFonts w:ascii="Arial Narrow" w:hAnsi="Arial Narrow"/>
-                <w:iCs/>
-                <w:sz w:val="20"/>
-                <w:lang w:val="es-ES_tradnl"/>
-              </w:rPr>
-              <w:t xml:space="preserve">", un área que se alinea perfectamente con las capacidades de </w:t>
-            </w:r>
-            <w:proofErr w:type="spellStart"/>
-            <w:r>
-              <w:rPr>
-                <w:rFonts w:ascii="Arial Narrow" w:hAnsi="Arial Narrow"/>
-                <w:iCs/>
-                <w:sz w:val="20"/>
-                <w:lang w:val="es-ES_tradnl"/>
-              </w:rPr>
-              <w:t>GraphRAG</w:t>
-            </w:r>
-            <w:proofErr w:type="spellEnd"/>
-            <w:r>
-              <w:rPr>
-                <w:rFonts w:ascii="Arial Narrow" w:hAnsi="Arial Narrow"/>
-                <w:iCs/>
-                <w:sz w:val="20"/>
-                <w:lang w:val="es-ES_tradnl"/>
-              </w:rPr>
-              <w:t>.</w:t>
-            </w:r>
-          </w:p>
-          <w:p>
-            <w:pPr>
-              <w:pStyle w:val="BodyText"/>
-              <w:jc w:val="both"/>
-              <w:rPr>
-                <w:rFonts w:ascii="Arial Narrow" w:hAnsi="Arial Narrow"/>
-                <w:iCs/>
-                <w:sz w:val="20"/>
-                <w:lang w:val="es-ES_tradnl"/>
-              </w:rPr>
             </w:pPr>
           </w:p>
           <w:p>
@@ -4201,125 +3915,7 @@
                 <w:iCs/>
                 <w:lang w:val="es-ES_tradnl"/>
               </w:rPr>
-              <w:t xml:space="preserve">Esta tesis aborda la creciente necesidad de sistemas de inteligencia artificial que no solo generen respuestas fluidas, sino que también demuestren precisión factual, trazabilidad y una comprensión contextual y global profunda en dominios especializados. En esta investigación diseño e implemento un sistema </w:t>
-            </w:r>
-            <w:proofErr w:type="spellStart"/>
-            <w:proofErr w:type="gramStart"/>
-            <w:r>
-              <w:rPr>
-                <w:rFonts w:ascii="Arial Narrow" w:hAnsi="Arial Narrow"/>
-                <w:iCs/>
-                <w:lang w:val="es-ES_tradnl"/>
-              </w:rPr>
-              <w:t>GraphRAG</w:t>
-            </w:r>
-            <w:proofErr w:type="spellEnd"/>
-            <w:r>
-              <w:rPr>
-                <w:rFonts w:ascii="Arial Narrow" w:hAnsi="Arial Narrow"/>
-                <w:iCs/>
-                <w:lang w:val="es-ES_tradnl"/>
-              </w:rPr>
-              <w:t xml:space="preserve">  que</w:t>
-            </w:r>
-            <w:proofErr w:type="gramEnd"/>
-            <w:r>
-              <w:rPr>
-                <w:rFonts w:ascii="Arial Narrow" w:hAnsi="Arial Narrow"/>
-                <w:iCs/>
-                <w:lang w:val="es-ES_tradnl"/>
-              </w:rPr>
-              <w:t xml:space="preserve"> permite consultas en lenguaje natural sobre la base de datos de </w:t>
-            </w:r>
-            <w:proofErr w:type="spellStart"/>
-            <w:r>
-              <w:rPr>
-                <w:rFonts w:ascii="Arial Narrow" w:hAnsi="Arial Narrow"/>
-                <w:iCs/>
-                <w:lang w:val="es-ES_tradnl"/>
-              </w:rPr>
-              <w:t>Hugging</w:t>
-            </w:r>
-            <w:proofErr w:type="spellEnd"/>
-            <w:r>
-              <w:rPr>
-                <w:rFonts w:ascii="Arial Narrow" w:hAnsi="Arial Narrow"/>
-                <w:iCs/>
-                <w:lang w:val="es-ES_tradnl"/>
-              </w:rPr>
-              <w:t xml:space="preserve"> </w:t>
-            </w:r>
-            <w:proofErr w:type="spellStart"/>
-            <w:r>
-              <w:rPr>
-                <w:rFonts w:ascii="Arial Narrow" w:hAnsi="Arial Narrow"/>
-                <w:iCs/>
-                <w:lang w:val="es-ES_tradnl"/>
-              </w:rPr>
-              <w:t>Face</w:t>
-            </w:r>
-            <w:proofErr w:type="spellEnd"/>
-            <w:r>
-              <w:rPr>
-                <w:rFonts w:ascii="Arial Narrow" w:hAnsi="Arial Narrow"/>
-                <w:iCs/>
-                <w:lang w:val="es-ES_tradnl"/>
-              </w:rPr>
-              <w:t xml:space="preserve">, implementando grafos de conocimiento en Neo4j, una base de datos orientada a grafos que almacena y gestiona información mediante nodos, relaciones y propiedades. Esto se traduce en construcción de conocimiento sobre inteligencia artificial abierta utilizando </w:t>
-            </w:r>
-            <w:proofErr w:type="spellStart"/>
-            <w:r>
-              <w:rPr>
-                <w:rFonts w:ascii="Arial Narrow" w:hAnsi="Arial Narrow"/>
-                <w:iCs/>
-                <w:lang w:val="es-ES_tradnl"/>
-              </w:rPr>
-              <w:t>Hugging</w:t>
-            </w:r>
-            <w:proofErr w:type="spellEnd"/>
-            <w:r>
-              <w:rPr>
-                <w:rFonts w:ascii="Arial Narrow" w:hAnsi="Arial Narrow"/>
-                <w:iCs/>
-                <w:lang w:val="es-ES_tradnl"/>
-              </w:rPr>
-              <w:t xml:space="preserve"> </w:t>
-            </w:r>
-            <w:proofErr w:type="spellStart"/>
-            <w:r>
-              <w:rPr>
-                <w:rFonts w:ascii="Arial Narrow" w:hAnsi="Arial Narrow"/>
-                <w:iCs/>
-                <w:lang w:val="es-ES_tradnl"/>
-              </w:rPr>
-              <w:t>Face</w:t>
-            </w:r>
-            <w:proofErr w:type="spellEnd"/>
-            <w:r>
-              <w:rPr>
-                <w:rFonts w:ascii="Arial Narrow" w:hAnsi="Arial Narrow"/>
-                <w:iCs/>
-                <w:lang w:val="es-ES_tradnl"/>
-              </w:rPr>
-              <w:t xml:space="preserve"> como base de datos y la tecnología </w:t>
-            </w:r>
-            <w:proofErr w:type="spellStart"/>
-            <w:r>
-              <w:rPr>
-                <w:rFonts w:ascii="Arial Narrow" w:hAnsi="Arial Narrow"/>
-                <w:iCs/>
-                <w:lang w:val="es-ES_tradnl"/>
-              </w:rPr>
-              <w:t>GraphRAG</w:t>
-            </w:r>
-            <w:proofErr w:type="spellEnd"/>
-            <w:r>
-              <w:rPr>
-                <w:rFonts w:ascii="Arial Narrow" w:hAnsi="Arial Narrow"/>
-                <w:iCs/>
-                <w:lang w:val="es-ES_tradnl"/>
-              </w:rPr>
-              <w:t>.</w:t>
+              <w:t>Esta tesis aborda la creciente necesidad de sistemas de inteligencia artificial que no solo generen respuestas fluidas, sino que también demuestren precisión factual, trazabilidad y una comprensión contextual y global profunda en dominios especializados. En esta investigación diseño e implemento un sistema GraphRAG  que permite consultas en lenguaje natural sobre la base de datos de Hugging Face, implementando grafos de conocimiento en Neo4j, una base de datos orientada a grafos que almacena y gestiona información mediante nodos, relaciones y propiedades. Esto se traduce en construcción de conocimiento sobre inteligencia artificial abierta utilizando Hugging Face como base de datos y la tecnología GraphRAG.</w:t>
             </w:r>
           </w:p>
           <w:p>
@@ -4422,61 +4018,60 @@
                 <w:iCs/>
                 <w:lang w:val="es-ES_tradnl"/>
               </w:rPr>
-              <w:t>Una solución prominente para mitigar estas limitaciones es la Generación Aumentada por Recuperación (RAG, por sus siglas en inglés</w:t>
-            </w:r>
-            <w:proofErr w:type="gramStart"/>
-            <w:r>
+              <w:t>Una solución prominente para mitigar estas limitaciones es la Generación Aumentada por Recuperación (RAG, por sus siglas en inglés).( Yunfan Gaoa et al 2024; Roll, D. S et al 2025). En el esquema canónico de RAG, el sistema tiene acceso a un amplio corpus externo de registros textuales y recupera un subconjunto de ellos que sean individualmente relevantes para la consulta que se le haga al LLM y que, en conjunto, sean lo suficientemente pequeños para caber en la ventana de contexto del modelo (Darren Edge et al 2025). La ventana de contexto de un LLM es la cantidad máxima de texto (en tokens) que el modelo puede procesar y “recordar” simultáneamente durante una interacción.</w:t>
+            </w:r>
+          </w:p>
+          <w:p>
+            <w:pPr>
               <w:rPr>
                 <w:rFonts w:ascii="Arial Narrow" w:hAnsi="Arial Narrow"/>
                 <w:iCs/>
                 <w:lang w:val="es-ES_tradnl"/>
               </w:rPr>
-              <w:t>).(</w:t>
-            </w:r>
-            <w:proofErr w:type="gramEnd"/>
-            <w:r>
+            </w:pPr>
+          </w:p>
+          <w:p>
+            <w:pPr>
               <w:rPr>
                 <w:rFonts w:ascii="Arial Narrow" w:hAnsi="Arial Narrow"/>
                 <w:iCs/>
                 <w:lang w:val="es-ES_tradnl"/>
               </w:rPr>
-              <w:t xml:space="preserve"> </w:t>
-            </w:r>
-            <w:proofErr w:type="spellStart"/>
+            </w:pPr>
             <w:r>
               <w:rPr>
                 <w:rFonts w:ascii="Arial Narrow" w:hAnsi="Arial Narrow"/>
                 <w:iCs/>
                 <w:lang w:val="es-ES_tradnl"/>
               </w:rPr>
-              <w:t>Yunfan</w:t>
-            </w:r>
-            <w:proofErr w:type="spellEnd"/>
-            <w:r>
+              <w:t xml:space="preserve">Aunque el RAG convencional ha demostrado ser eficaz en mejorar la precisión factual y reducir las alucinaciones para preguntas que pueden responderse con información localizada dentro de un conjunto reducido de registros (Darren Edge et al 2025). Esta técnica presenta sus propias limitaciones a la hora de realizar consultas de comprensión o interpretación global (sensemaking queries) (Darren Edge et al 2025), es decir, aquellas que requieren una comprensión global del conjunto de datos. Las tareas de sensemaking requieren razonamiento sobre conexiones entre personas, lugares y eventos con el fin de anticipar sus trayectorias y </w:t>
+            </w:r>
+          </w:p>
+          <w:p/>
+          <w:p>
+            <w:pPr>
               <w:rPr>
                 <w:rFonts w:ascii="Arial Narrow" w:hAnsi="Arial Narrow"/>
                 <w:iCs/>
                 <w:lang w:val="es-ES_tradnl"/>
               </w:rPr>
-              <w:t xml:space="preserve"> </w:t>
-            </w:r>
-            <w:proofErr w:type="spellStart"/>
+            </w:pPr>
             <w:r>
               <w:rPr>
                 <w:rFonts w:ascii="Arial Narrow" w:hAnsi="Arial Narrow"/>
                 <w:iCs/>
                 <w:lang w:val="es-ES_tradnl"/>
               </w:rPr>
-              <w:t>Gaoa</w:t>
-            </w:r>
-            <w:proofErr w:type="spellEnd"/>
+              <w:t xml:space="preserve">actuar de forma efectiva (Klein et al., 2006). Además, RAG tiene una dependencia de la calidad y organización del corpus externo, así como una debilidad con los datos dispersos o estructurados jerárquicamente (Xie, X et al 2025). Los sistemas RAG tradicionales, al basarse en la </w:t>
+            </w:r>
             <w:r>
               <w:rPr>
                 <w:rFonts w:ascii="Arial Narrow" w:hAnsi="Arial Narrow"/>
                 <w:iCs/>
                 <w:lang w:val="es-ES_tradnl"/>
               </w:rPr>
-              <w:t xml:space="preserve"> et al 2024; Roll, D. S et al 2025). En el esquema canónico de RAG, el sistema tiene acceso a un amplio corpus externo de registros textuales y recupera un subconjunto de ellos que sean individualmente relevantes para la consulta que se le haga al LLM y que, en conjunto, sean lo suficientemente pequeños para caber en la ventana de contexto del modelo (Darren Edge et al 2025). La ventana de contexto de un LLM es la cantidad máxima de texto (en tokens) que el modelo puede procesar y “recordar” simultáneamente durante una interacción.</w:t>
+              <w:lastRenderedPageBreak/>
+              <w:t>recuperación de documentos planos, a menudo pasan por alto las jerarquías contextuales y las relaciones entre entidades, lo que reduce la interpretabilidad y la capacidad de los LLMs para "conectar los puntos" a través de piezas de información dispares (Jonathan &amp; Steven, 2024; Knollmeyer, S 2025) y responder a preguntas como : “¿De qué manera ha evolucionado la participación de los países latinoamericanos en Hugging Face, y cuáles se han distinguido por la magnitud y relevancia de sus aportes a lo largo del tiempo?” Este tipo de preguntas requieren que el modelo logre una comprensión global y contextual especialmente en dominios específicos u complejos.</w:t>
             </w:r>
           </w:p>
           <w:p>
@@ -4502,402 +4097,7 @@
                 <w:iCs/>
                 <w:lang w:val="es-ES_tradnl"/>
               </w:rPr>
-              <w:t>Aunque el RAG convencional ha demostrado ser eficaz en mejorar la precisión factual y reducir las alucinaciones para preguntas que pueden responderse con información localizada dentro de un conjunto reducido de registros (Darren Edge et al 2025). Esta técnica presenta sus propias limitaciones a la hora de realizar consultas de comprensión o interpretación global (</w:t>
-            </w:r>
-            <w:proofErr w:type="spellStart"/>
-            <w:r>
-              <w:rPr>
-                <w:rFonts w:ascii="Arial Narrow" w:hAnsi="Arial Narrow"/>
-                <w:iCs/>
-                <w:lang w:val="es-ES_tradnl"/>
-              </w:rPr>
-              <w:t>sensemaking</w:t>
-            </w:r>
-            <w:proofErr w:type="spellEnd"/>
-            <w:r>
-              <w:rPr>
-                <w:rFonts w:ascii="Arial Narrow" w:hAnsi="Arial Narrow"/>
-                <w:iCs/>
-                <w:lang w:val="es-ES_tradnl"/>
-              </w:rPr>
-              <w:t xml:space="preserve"> </w:t>
-            </w:r>
-            <w:proofErr w:type="spellStart"/>
-            <w:r>
-              <w:rPr>
-                <w:rFonts w:ascii="Arial Narrow" w:hAnsi="Arial Narrow"/>
-                <w:iCs/>
-                <w:lang w:val="es-ES_tradnl"/>
-              </w:rPr>
-              <w:t>queries</w:t>
-            </w:r>
-            <w:proofErr w:type="spellEnd"/>
-            <w:r>
-              <w:rPr>
-                <w:rFonts w:ascii="Arial Narrow" w:hAnsi="Arial Narrow"/>
-                <w:iCs/>
-                <w:lang w:val="es-ES_tradnl"/>
-              </w:rPr>
-              <w:t xml:space="preserve">) (Darren Edge et al 2025), es decir, aquellas que requieren una comprensión global del conjunto de datos. Las tareas de </w:t>
-            </w:r>
-            <w:proofErr w:type="spellStart"/>
-            <w:r>
-              <w:rPr>
-                <w:rFonts w:ascii="Arial Narrow" w:hAnsi="Arial Narrow"/>
-                <w:iCs/>
-                <w:lang w:val="es-ES_tradnl"/>
-              </w:rPr>
-              <w:t>sensemaking</w:t>
-            </w:r>
-            <w:proofErr w:type="spellEnd"/>
-            <w:r>
-              <w:rPr>
-                <w:rFonts w:ascii="Arial Narrow" w:hAnsi="Arial Narrow"/>
-                <w:iCs/>
-                <w:lang w:val="es-ES_tradnl"/>
-              </w:rPr>
-              <w:t xml:space="preserve"> requieren razonamiento sobre conexiones entre personas, lugares y eventos con el fin de anticipar sus trayectorias y </w:t>
-            </w:r>
-          </w:p>
-          <w:p/>
-          <w:p>
-            <w:pPr>
-              <w:rPr>
-                <w:rFonts w:ascii="Arial Narrow" w:hAnsi="Arial Narrow"/>
-                <w:iCs/>
-                <w:lang w:val="es-ES_tradnl"/>
-              </w:rPr>
-            </w:pPr>
-            <w:r>
-              <w:rPr>
-                <w:rFonts w:ascii="Arial Narrow" w:hAnsi="Arial Narrow"/>
-                <w:iCs/>
-                <w:lang w:val="es-ES_tradnl"/>
-              </w:rPr>
-              <w:t>actuar de forma efectiva (Klein et al., 2006). Además, RAG tiene una dependencia de la calidad y organización del corpus externo, así como una debilidad con los datos dispersos o estructurados jerárquicamente (</w:t>
-            </w:r>
-            <w:proofErr w:type="spellStart"/>
-            <w:r>
-              <w:rPr>
-                <w:rFonts w:ascii="Arial Narrow" w:hAnsi="Arial Narrow"/>
-                <w:iCs/>
-                <w:lang w:val="es-ES_tradnl"/>
-              </w:rPr>
-              <w:t>Xie</w:t>
-            </w:r>
-            <w:proofErr w:type="spellEnd"/>
-            <w:r>
-              <w:rPr>
-                <w:rFonts w:ascii="Arial Narrow" w:hAnsi="Arial Narrow"/>
-                <w:iCs/>
-                <w:lang w:val="es-ES_tradnl"/>
-              </w:rPr>
-              <w:t xml:space="preserve">, X et al 2025). Los sistemas RAG tradicionales, al basarse en la </w:t>
-            </w:r>
-            <w:r>
-              <w:rPr>
-                <w:rFonts w:ascii="Arial Narrow" w:hAnsi="Arial Narrow"/>
-                <w:iCs/>
-                <w:lang w:val="es-ES_tradnl"/>
-              </w:rPr>
-              <w:lastRenderedPageBreak/>
-              <w:t xml:space="preserve">recuperación de documentos planos, a menudo pasan por alto las jerarquías contextuales y las relaciones entre entidades, lo que reduce la interpretabilidad y la capacidad de los </w:t>
-            </w:r>
-            <w:proofErr w:type="spellStart"/>
-            <w:r>
-              <w:rPr>
-                <w:rFonts w:ascii="Arial Narrow" w:hAnsi="Arial Narrow"/>
-                <w:iCs/>
-                <w:lang w:val="es-ES_tradnl"/>
-              </w:rPr>
-              <w:t>LLMs</w:t>
-            </w:r>
-            <w:proofErr w:type="spellEnd"/>
-            <w:r>
-              <w:rPr>
-                <w:rFonts w:ascii="Arial Narrow" w:hAnsi="Arial Narrow"/>
-                <w:iCs/>
-                <w:lang w:val="es-ES_tradnl"/>
-              </w:rPr>
-              <w:t xml:space="preserve"> para "conectar los puntos" a través de piezas de información dispares (Jonathan &amp; Steven, 2024; </w:t>
-            </w:r>
-            <w:proofErr w:type="spellStart"/>
-            <w:r>
-              <w:rPr>
-                <w:rFonts w:ascii="Arial Narrow" w:hAnsi="Arial Narrow"/>
-                <w:iCs/>
-                <w:lang w:val="es-ES_tradnl"/>
-              </w:rPr>
-              <w:t>Knollmeyer</w:t>
-            </w:r>
-            <w:proofErr w:type="spellEnd"/>
-            <w:r>
-              <w:rPr>
-                <w:rFonts w:ascii="Arial Narrow" w:hAnsi="Arial Narrow"/>
-                <w:iCs/>
-                <w:lang w:val="es-ES_tradnl"/>
-              </w:rPr>
-              <w:t xml:space="preserve">, S 2025) y responder a preguntas como : “¿De qué manera ha evolucionado la participación de los países latinoamericanos en </w:t>
-            </w:r>
-            <w:proofErr w:type="spellStart"/>
-            <w:r>
-              <w:rPr>
-                <w:rFonts w:ascii="Arial Narrow" w:hAnsi="Arial Narrow"/>
-                <w:iCs/>
-                <w:lang w:val="es-ES_tradnl"/>
-              </w:rPr>
-              <w:t>Hugging</w:t>
-            </w:r>
-            <w:proofErr w:type="spellEnd"/>
-            <w:r>
-              <w:rPr>
-                <w:rFonts w:ascii="Arial Narrow" w:hAnsi="Arial Narrow"/>
-                <w:iCs/>
-                <w:lang w:val="es-ES_tradnl"/>
-              </w:rPr>
-              <w:t xml:space="preserve"> </w:t>
-            </w:r>
-            <w:proofErr w:type="spellStart"/>
-            <w:r>
-              <w:rPr>
-                <w:rFonts w:ascii="Arial Narrow" w:hAnsi="Arial Narrow"/>
-                <w:iCs/>
-                <w:lang w:val="es-ES_tradnl"/>
-              </w:rPr>
-              <w:t>Face</w:t>
-            </w:r>
-            <w:proofErr w:type="spellEnd"/>
-            <w:r>
-              <w:rPr>
-                <w:rFonts w:ascii="Arial Narrow" w:hAnsi="Arial Narrow"/>
-                <w:iCs/>
-                <w:lang w:val="es-ES_tradnl"/>
-              </w:rPr>
-              <w:t>, y cuáles se han distinguido por la magnitud y relevancia de sus aportes a lo largo del tiempo?” Este tipo de preguntas requieren que el modelo logre una comprensión global y contextual especialmente en dominios específicos u complejos.</w:t>
-            </w:r>
-          </w:p>
-          <w:p>
-            <w:pPr>
-              <w:rPr>
-                <w:rFonts w:ascii="Arial Narrow" w:hAnsi="Arial Narrow"/>
-                <w:iCs/>
-                <w:lang w:val="es-ES_tradnl"/>
-              </w:rPr>
-            </w:pPr>
-          </w:p>
-          <w:p>
-            <w:pPr>
-              <w:rPr>
-                <w:rFonts w:ascii="Arial Narrow" w:hAnsi="Arial Narrow"/>
-                <w:iCs/>
-                <w:lang w:val="es-ES_tradnl"/>
-              </w:rPr>
-            </w:pPr>
-            <w:r>
-              <w:rPr>
-                <w:rFonts w:ascii="Arial Narrow" w:hAnsi="Arial Narrow"/>
-                <w:iCs/>
-                <w:lang w:val="es-ES_tradnl"/>
-              </w:rPr>
-              <w:t xml:space="preserve">Para abordar estas deficiencias, ha surgido el </w:t>
-            </w:r>
-            <w:proofErr w:type="spellStart"/>
-            <w:r>
-              <w:rPr>
-                <w:rFonts w:ascii="Arial Narrow" w:hAnsi="Arial Narrow"/>
-                <w:iCs/>
-                <w:lang w:val="es-ES_tradnl"/>
-              </w:rPr>
-              <w:t>GraphRAG</w:t>
-            </w:r>
-            <w:proofErr w:type="spellEnd"/>
-            <w:r>
-              <w:rPr>
-                <w:rFonts w:ascii="Arial Narrow" w:hAnsi="Arial Narrow"/>
-                <w:iCs/>
-                <w:lang w:val="es-ES_tradnl"/>
-              </w:rPr>
-              <w:t>, un paradigma avanzado que integra la fortaleza de los grafos de conocimiento (</w:t>
-            </w:r>
-            <w:proofErr w:type="spellStart"/>
-            <w:r>
-              <w:rPr>
-                <w:rFonts w:ascii="Arial Narrow" w:hAnsi="Arial Narrow"/>
-                <w:iCs/>
-                <w:lang w:val="es-ES_tradnl"/>
-              </w:rPr>
-              <w:t>KGs</w:t>
-            </w:r>
-            <w:proofErr w:type="spellEnd"/>
-            <w:r>
-              <w:rPr>
-                <w:rFonts w:ascii="Arial Narrow" w:hAnsi="Arial Narrow"/>
-                <w:iCs/>
-                <w:lang w:val="es-ES_tradnl"/>
-              </w:rPr>
-              <w:t xml:space="preserve">, por sus siglas en inglés) con las capacidades generativas de los </w:t>
-            </w:r>
-            <w:proofErr w:type="spellStart"/>
-            <w:r>
-              <w:rPr>
-                <w:rFonts w:ascii="Arial Narrow" w:hAnsi="Arial Narrow"/>
-                <w:iCs/>
-                <w:lang w:val="es-ES_tradnl"/>
-              </w:rPr>
-              <w:t>LLMs</w:t>
-            </w:r>
-            <w:proofErr w:type="spellEnd"/>
-            <w:r>
-              <w:rPr>
-                <w:rFonts w:ascii="Arial Narrow" w:hAnsi="Arial Narrow"/>
-                <w:iCs/>
-                <w:lang w:val="es-ES_tradnl"/>
-              </w:rPr>
-              <w:t xml:space="preserve"> (</w:t>
-            </w:r>
-            <w:proofErr w:type="spellStart"/>
-            <w:r>
-              <w:rPr>
-                <w:rFonts w:ascii="Arial Narrow" w:hAnsi="Arial Narrow"/>
-                <w:iCs/>
-                <w:lang w:val="es-ES_tradnl"/>
-              </w:rPr>
-              <w:t>Xie</w:t>
-            </w:r>
-            <w:proofErr w:type="spellEnd"/>
-            <w:r>
-              <w:rPr>
-                <w:rFonts w:ascii="Arial Narrow" w:hAnsi="Arial Narrow"/>
-                <w:iCs/>
-                <w:lang w:val="es-ES_tradnl"/>
-              </w:rPr>
-              <w:t xml:space="preserve">, X et al 2025). </w:t>
-            </w:r>
-            <w:proofErr w:type="spellStart"/>
-            <w:r>
-              <w:rPr>
-                <w:rFonts w:ascii="Arial Narrow" w:hAnsi="Arial Narrow"/>
-                <w:iCs/>
-                <w:lang w:val="es-ES_tradnl"/>
-              </w:rPr>
-              <w:t>GraphRAG</w:t>
-            </w:r>
-            <w:proofErr w:type="spellEnd"/>
-            <w:r>
-              <w:rPr>
-                <w:rFonts w:ascii="Arial Narrow" w:hAnsi="Arial Narrow"/>
-                <w:iCs/>
-                <w:lang w:val="es-ES_tradnl"/>
-              </w:rPr>
-              <w:t xml:space="preserve"> utiliza un LLM para construir un grafo de conocimiento, donde los nodos representan entidades clave del corpus y los arcos (</w:t>
-            </w:r>
-            <w:proofErr w:type="spellStart"/>
-            <w:r>
-              <w:rPr>
-                <w:rFonts w:ascii="Arial Narrow" w:hAnsi="Arial Narrow"/>
-                <w:iCs/>
-                <w:lang w:val="es-ES_tradnl"/>
-              </w:rPr>
-              <w:t>edges</w:t>
-            </w:r>
-            <w:proofErr w:type="spellEnd"/>
-            <w:r>
-              <w:rPr>
-                <w:rFonts w:ascii="Arial Narrow" w:hAnsi="Arial Narrow"/>
-                <w:iCs/>
-                <w:lang w:val="es-ES_tradnl"/>
-              </w:rPr>
-              <w:t xml:space="preserve">) representan relaciones entre ellas (Darren Edge et al 2025). Los </w:t>
-            </w:r>
-            <w:proofErr w:type="spellStart"/>
-            <w:r>
-              <w:rPr>
-                <w:rFonts w:ascii="Arial Narrow" w:hAnsi="Arial Narrow"/>
-                <w:iCs/>
-                <w:lang w:val="es-ES_tradnl"/>
-              </w:rPr>
-              <w:t>KGs</w:t>
-            </w:r>
-            <w:proofErr w:type="spellEnd"/>
-            <w:r>
-              <w:rPr>
-                <w:rFonts w:ascii="Arial Narrow" w:hAnsi="Arial Narrow"/>
-                <w:iCs/>
-                <w:lang w:val="es-ES_tradnl"/>
-              </w:rPr>
-              <w:t xml:space="preserve"> ofrecen una representación semántica rica e interpretable (Roll, D. S et al 2025) del corpus. Al aprovechar los </w:t>
-            </w:r>
-            <w:proofErr w:type="spellStart"/>
-            <w:r>
-              <w:rPr>
-                <w:rFonts w:ascii="Arial Narrow" w:hAnsi="Arial Narrow"/>
-                <w:iCs/>
-                <w:lang w:val="es-ES_tradnl"/>
-              </w:rPr>
-              <w:t>KGs</w:t>
-            </w:r>
-            <w:proofErr w:type="spellEnd"/>
-            <w:r>
-              <w:rPr>
-                <w:rFonts w:ascii="Arial Narrow" w:hAnsi="Arial Narrow"/>
-                <w:iCs/>
-                <w:lang w:val="es-ES_tradnl"/>
-              </w:rPr>
-              <w:t xml:space="preserve">, </w:t>
-            </w:r>
-            <w:proofErr w:type="spellStart"/>
-            <w:r>
-              <w:rPr>
-                <w:rFonts w:ascii="Arial Narrow" w:hAnsi="Arial Narrow"/>
-                <w:iCs/>
-                <w:lang w:val="es-ES_tradnl"/>
-              </w:rPr>
-              <w:t>GraphRAG</w:t>
-            </w:r>
-            <w:proofErr w:type="spellEnd"/>
-            <w:r>
-              <w:rPr>
-                <w:rFonts w:ascii="Arial Narrow" w:hAnsi="Arial Narrow"/>
-                <w:iCs/>
-                <w:lang w:val="es-ES_tradnl"/>
-              </w:rPr>
-              <w:t xml:space="preserve"> no solo mejora la comprensión global y contextual, sino que también fomenta la exhaustividad, diversidad y relevancia en las respuestas de los </w:t>
-            </w:r>
-            <w:proofErr w:type="spellStart"/>
-            <w:r>
-              <w:rPr>
-                <w:rFonts w:ascii="Arial Narrow" w:hAnsi="Arial Narrow"/>
-                <w:iCs/>
-                <w:lang w:val="es-ES_tradnl"/>
-              </w:rPr>
-              <w:t>LLMs</w:t>
-            </w:r>
-            <w:proofErr w:type="spellEnd"/>
-            <w:r>
-              <w:rPr>
-                <w:rFonts w:ascii="Arial Narrow" w:hAnsi="Arial Narrow"/>
-                <w:iCs/>
-                <w:lang w:val="es-ES_tradnl"/>
-              </w:rPr>
-              <w:t xml:space="preserve"> (Darren Edge et al 2025), reduciendo drásticamente la ocurrencia de alucinaciones al anclar las generaciones en una base factual estructurada y verificable (</w:t>
-            </w:r>
-            <w:proofErr w:type="spellStart"/>
-            <w:r>
-              <w:rPr>
-                <w:rFonts w:ascii="Arial Narrow" w:hAnsi="Arial Narrow"/>
-                <w:iCs/>
-                <w:lang w:val="es-ES_tradnl"/>
-              </w:rPr>
-              <w:t>Xie</w:t>
-            </w:r>
-            <w:proofErr w:type="spellEnd"/>
-            <w:r>
-              <w:rPr>
-                <w:rFonts w:ascii="Arial Narrow" w:hAnsi="Arial Narrow"/>
-                <w:iCs/>
-                <w:lang w:val="es-ES_tradnl"/>
-              </w:rPr>
-              <w:t>, X et al 2025).</w:t>
+              <w:t>Para abordar estas deficiencias, ha surgido el GraphRAG, un paradigma avanzado que integra la fortaleza de los grafos de conocimiento (KGs, por sus siglas en inglés) con las capacidades generativas de los LLMs (Xie, X et al 2025). GraphRAG utiliza un LLM para construir un grafo de conocimiento, donde los nodos representan entidades clave del corpus y los arcos (edges) representan relaciones entre ellas (Darren Edge et al 2025). Los KGs ofrecen una representación semántica rica e interpretable (Roll, D. S et al 2025) del corpus. Al aprovechar los KGs, GraphRAG no solo mejora la comprensión global y contextual, sino que también fomenta la exhaustividad, diversidad y relevancia en las respuestas de los LLMs (Darren Edge et al 2025), reduciendo drásticamente la ocurrencia de alucinaciones al anclar las generaciones en una base factual estructurada y verificable (Xie, X et al 2025).</w:t>
             </w:r>
           </w:p>
           <w:p/>
@@ -4986,282 +4186,66 @@
                 <w:iCs/>
                 <w:lang w:val="es-ES_tradnl"/>
               </w:rPr>
-              <w:t xml:space="preserve">La eficacia de </w:t>
-            </w:r>
-            <w:proofErr w:type="spellStart"/>
-            <w:r>
+              <w:t>La eficacia de GraphRAG se ha demostrado en diversos dominios, desde el diagnóstico de fallas de aeronaves (Xie, X et al 2025) y la identificación de desechos orbitales (Roll, D. S et al 2025) hasta la búsqueda inteligente en la industria minera (Li, B 2025) y sistemas de gobierno electrónico (Papageorgiou, G 2025). En particular, en un estudio se demostró que el enfoque de GraphRAG superó significativamente al RAG convencional tanto en los criterios de Exhaustividad como de diversidad a través de distintos conjuntos de datos, mostrando una victoria del GraphRAG en el 65% - 80% de los casos (Darren Edge et al 2025).</w:t>
+            </w:r>
+          </w:p>
+          <w:p>
+            <w:pPr>
               <w:rPr>
                 <w:rFonts w:ascii="Arial Narrow" w:hAnsi="Arial Narrow"/>
                 <w:iCs/>
                 <w:lang w:val="es-ES_tradnl"/>
               </w:rPr>
-              <w:t>GraphRAG</w:t>
-            </w:r>
-            <w:proofErr w:type="spellEnd"/>
+            </w:pPr>
             <w:r>
               <w:rPr>
                 <w:rFonts w:ascii="Arial Narrow" w:hAnsi="Arial Narrow"/>
                 <w:iCs/>
                 <w:lang w:val="es-ES_tradnl"/>
               </w:rPr>
-              <w:t xml:space="preserve"> se ha demostrado en diversos dominios, desde el diagnóstico de fallas de aeronaves (</w:t>
-            </w:r>
-            <w:proofErr w:type="spellStart"/>
-            <w:r>
+              <w:t>Entendiendo por exhaustividad hasta qué punto la respuesta aborda todos los temas y perspectivas relevantes presentes en el corpus respecto a la pregunta planteada y la diversidad se termina midiendo en la cantidad de perspectivas, enfoques o categorías conceptuales utilizadas para responder la pregunta.</w:t>
+            </w:r>
+          </w:p>
+          <w:p>
+            <w:pPr>
               <w:rPr>
                 <w:rFonts w:ascii="Arial Narrow" w:hAnsi="Arial Narrow"/>
                 <w:iCs/>
                 <w:lang w:val="es-ES_tradnl"/>
               </w:rPr>
-              <w:t>Xie</w:t>
-            </w:r>
-            <w:proofErr w:type="spellEnd"/>
-            <w:r>
+            </w:pPr>
+          </w:p>
+          <w:p>
+            <w:pPr>
               <w:rPr>
                 <w:rFonts w:ascii="Arial Narrow" w:hAnsi="Arial Narrow"/>
                 <w:iCs/>
                 <w:lang w:val="es-ES_tradnl"/>
               </w:rPr>
-              <w:t>, X et al 2025) y la identificación de desechos orbitales (Roll, D. S et al 2025) hasta la búsqueda inteligente en la industria minera (Li, B 2025) y sistemas de gobierno electrónico (</w:t>
-            </w:r>
-            <w:proofErr w:type="spellStart"/>
+            </w:pPr>
             <w:r>
               <w:rPr>
                 <w:rFonts w:ascii="Arial Narrow" w:hAnsi="Arial Narrow"/>
                 <w:iCs/>
                 <w:lang w:val="es-ES_tradnl"/>
               </w:rPr>
-              <w:t>Papageorgiou</w:t>
-            </w:r>
-            <w:proofErr w:type="spellEnd"/>
+              <w:t>A diferencia de las aproximaciones existentes que utilizan métodos RAG tradicionales, en este trabajo me centro en la construcción de un grafo de conocimiento estructurado en Neo4j a partir de los datos de HFCOMMUNITY y este lo integro como insumo principal del sistema de GraphRAG.</w:t>
+            </w:r>
             <w:r>
               <w:rPr>
                 <w:rFonts w:ascii="Arial Narrow" w:hAnsi="Arial Narrow"/>
                 <w:iCs/>
                 <w:lang w:val="es-ES_tradnl"/>
               </w:rPr>
-              <w:t xml:space="preserve">, G 2025). En particular, en un estudio se demostró que el enfoque de </w:t>
-            </w:r>
-            <w:proofErr w:type="spellStart"/>
+              <w:t xml:space="preserve"> </w:t>
+            </w:r>
             <w:r>
               <w:rPr>
                 <w:rFonts w:ascii="Arial Narrow" w:hAnsi="Arial Narrow"/>
                 <w:iCs/>
                 <w:lang w:val="es-ES_tradnl"/>
               </w:rPr>
-              <w:t>GraphRAG</w:t>
-            </w:r>
-            <w:proofErr w:type="spellEnd"/>
-            <w:r>
-              <w:rPr>
-                <w:rFonts w:ascii="Arial Narrow" w:hAnsi="Arial Narrow"/>
-                <w:iCs/>
-                <w:lang w:val="es-ES_tradnl"/>
-              </w:rPr>
-              <w:t xml:space="preserve"> superó significativamente al RAG convencional tanto en los criterios de Exhaustividad como de diversidad a través de distintos conjuntos de datos, mostrando una victoria del </w:t>
-            </w:r>
-            <w:proofErr w:type="spellStart"/>
-            <w:r>
-              <w:rPr>
-                <w:rFonts w:ascii="Arial Narrow" w:hAnsi="Arial Narrow"/>
-                <w:iCs/>
-                <w:lang w:val="es-ES_tradnl"/>
-              </w:rPr>
-              <w:t>GraphRAG</w:t>
-            </w:r>
-            <w:proofErr w:type="spellEnd"/>
-            <w:r>
-              <w:rPr>
-                <w:rFonts w:ascii="Arial Narrow" w:hAnsi="Arial Narrow"/>
-                <w:iCs/>
-                <w:lang w:val="es-ES_tradnl"/>
-              </w:rPr>
-              <w:t xml:space="preserve"> en el 65% - 80% de los casos (Darren Edge et al 2025).</w:t>
-            </w:r>
-          </w:p>
-          <w:p>
-            <w:pPr>
-              <w:rPr>
-                <w:rFonts w:ascii="Arial Narrow" w:hAnsi="Arial Narrow"/>
-                <w:iCs/>
-                <w:lang w:val="es-ES_tradnl"/>
-              </w:rPr>
-            </w:pPr>
-            <w:r>
-              <w:rPr>
-                <w:rFonts w:ascii="Arial Narrow" w:hAnsi="Arial Narrow"/>
-                <w:iCs/>
-                <w:lang w:val="es-ES_tradnl"/>
-              </w:rPr>
-              <w:t>Entendiendo por exhaustividad hasta qué punto la respuesta aborda todos los temas y perspectivas relevantes presentes en el corpus respecto a la pregunta planteada y la diversidad se termina midiendo en la cantidad de perspectivas, enfoques o categorías conceptuales utilizadas para responder la pregunta.</w:t>
-            </w:r>
-          </w:p>
-          <w:p>
-            <w:pPr>
-              <w:rPr>
-                <w:rFonts w:ascii="Arial Narrow" w:hAnsi="Arial Narrow"/>
-                <w:iCs/>
-                <w:lang w:val="es-ES_tradnl"/>
-              </w:rPr>
-            </w:pPr>
-          </w:p>
-          <w:p>
-            <w:pPr>
-              <w:rPr>
-                <w:rFonts w:ascii="Arial Narrow" w:hAnsi="Arial Narrow"/>
-                <w:iCs/>
-                <w:lang w:val="es-ES_tradnl"/>
-              </w:rPr>
-            </w:pPr>
-            <w:r>
-              <w:rPr>
-                <w:rFonts w:ascii="Arial Narrow" w:hAnsi="Arial Narrow"/>
-                <w:iCs/>
-                <w:lang w:val="es-ES_tradnl"/>
-              </w:rPr>
-              <w:t xml:space="preserve">A diferencia de las aproximaciones existentes que utilizan métodos RAG tradicionales, en este trabajo me centro en la construcción de un grafo de conocimiento estructurado en Neo4j a partir de los datos de HFCOMMUNITY y este lo integro como insumo principal del sistema de </w:t>
-            </w:r>
-            <w:proofErr w:type="spellStart"/>
-            <w:r>
-              <w:rPr>
-                <w:rFonts w:ascii="Arial Narrow" w:hAnsi="Arial Narrow"/>
-                <w:iCs/>
-                <w:lang w:val="es-ES_tradnl"/>
-              </w:rPr>
-              <w:t>GraphRAG</w:t>
-            </w:r>
-            <w:proofErr w:type="spellEnd"/>
-            <w:r>
-              <w:rPr>
-                <w:rFonts w:ascii="Arial Narrow" w:hAnsi="Arial Narrow"/>
-                <w:iCs/>
-                <w:lang w:val="es-ES_tradnl"/>
-              </w:rPr>
-              <w:t>.</w:t>
-            </w:r>
-            <w:r>
-              <w:rPr>
-                <w:rFonts w:ascii="Arial Narrow" w:hAnsi="Arial Narrow"/>
-                <w:iCs/>
-                <w:lang w:val="es-ES_tradnl"/>
-              </w:rPr>
-              <w:t xml:space="preserve"> </w:t>
-            </w:r>
-            <w:r>
-              <w:rPr>
-                <w:rFonts w:ascii="Arial Narrow" w:hAnsi="Arial Narrow"/>
-                <w:iCs/>
-                <w:lang w:val="es-ES_tradnl"/>
-              </w:rPr>
-              <w:t xml:space="preserve">La originalidad de esta investigación radica en una de las primeras aplicaciones en Colombia de un </w:t>
-            </w:r>
-            <w:proofErr w:type="spellStart"/>
-            <w:r>
-              <w:rPr>
-                <w:rFonts w:ascii="Arial Narrow" w:hAnsi="Arial Narrow"/>
-                <w:iCs/>
-                <w:lang w:val="es-ES_tradnl"/>
-              </w:rPr>
-              <w:t>framework</w:t>
-            </w:r>
-            <w:proofErr w:type="spellEnd"/>
-            <w:r>
-              <w:rPr>
-                <w:rFonts w:ascii="Arial Narrow" w:hAnsi="Arial Narrow"/>
-                <w:iCs/>
-                <w:lang w:val="es-ES_tradnl"/>
-              </w:rPr>
-              <w:t xml:space="preserve"> </w:t>
-            </w:r>
-            <w:proofErr w:type="spellStart"/>
-            <w:r>
-              <w:rPr>
-                <w:rFonts w:ascii="Arial Narrow" w:hAnsi="Arial Narrow"/>
-                <w:iCs/>
-                <w:lang w:val="es-ES_tradnl"/>
-              </w:rPr>
-              <w:t>GraphRAG</w:t>
-            </w:r>
-            <w:proofErr w:type="spellEnd"/>
-            <w:r>
-              <w:rPr>
-                <w:rFonts w:ascii="Arial Narrow" w:hAnsi="Arial Narrow"/>
-                <w:iCs/>
-                <w:lang w:val="es-ES_tradnl"/>
-              </w:rPr>
-              <w:t xml:space="preserve"> específicamente diseñado para capitalizar y explotar el potencial en la naturaleza interconectada de los modelos, </w:t>
-            </w:r>
-            <w:proofErr w:type="spellStart"/>
-            <w:r>
-              <w:rPr>
-                <w:rFonts w:ascii="Arial Narrow" w:hAnsi="Arial Narrow"/>
-                <w:iCs/>
-                <w:lang w:val="es-ES_tradnl"/>
-              </w:rPr>
-              <w:t>datasets</w:t>
-            </w:r>
-            <w:proofErr w:type="spellEnd"/>
-            <w:r>
-              <w:rPr>
-                <w:rFonts w:ascii="Arial Narrow" w:hAnsi="Arial Narrow"/>
-                <w:iCs/>
-                <w:lang w:val="es-ES_tradnl"/>
-              </w:rPr>
-              <w:t xml:space="preserve"> y aplicaciones en el </w:t>
-            </w:r>
-            <w:proofErr w:type="spellStart"/>
-            <w:r>
-              <w:rPr>
-                <w:rFonts w:ascii="Arial Narrow" w:hAnsi="Arial Narrow"/>
-                <w:iCs/>
-                <w:lang w:val="es-ES_tradnl"/>
-              </w:rPr>
-              <w:t>Hugging</w:t>
-            </w:r>
-            <w:proofErr w:type="spellEnd"/>
-            <w:r>
-              <w:rPr>
-                <w:rFonts w:ascii="Arial Narrow" w:hAnsi="Arial Narrow"/>
-                <w:iCs/>
-                <w:lang w:val="es-ES_tradnl"/>
-              </w:rPr>
-              <w:t xml:space="preserve"> </w:t>
-            </w:r>
-            <w:proofErr w:type="spellStart"/>
-            <w:r>
-              <w:rPr>
-                <w:rFonts w:ascii="Arial Narrow" w:hAnsi="Arial Narrow"/>
-                <w:iCs/>
-                <w:lang w:val="es-ES_tradnl"/>
-              </w:rPr>
-              <w:t>Face</w:t>
-            </w:r>
-            <w:proofErr w:type="spellEnd"/>
-            <w:r>
-              <w:rPr>
-                <w:rFonts w:ascii="Arial Narrow" w:hAnsi="Arial Narrow"/>
-                <w:iCs/>
-                <w:lang w:val="es-ES_tradnl"/>
-              </w:rPr>
-              <w:t xml:space="preserve"> </w:t>
-            </w:r>
-            <w:proofErr w:type="gramStart"/>
-            <w:r>
-              <w:rPr>
-                <w:rFonts w:ascii="Arial Narrow" w:hAnsi="Arial Narrow"/>
-                <w:iCs/>
-                <w:lang w:val="es-ES_tradnl"/>
-              </w:rPr>
-              <w:t>Hub</w:t>
-            </w:r>
-            <w:proofErr w:type="gramEnd"/>
-            <w:r>
-              <w:rPr>
-                <w:rFonts w:ascii="Arial Narrow" w:hAnsi="Arial Narrow"/>
-                <w:iCs/>
-                <w:lang w:val="es-ES_tradnl"/>
-              </w:rPr>
-              <w:t>. Al hacer esta integración, no solo logro la ejecución de consultas complejas en lenguaje natural con una mayor precisión contextual, un entendimiento global y una reducción significativa de las alucinaciones, sino que también ofreceré una trazabilidad inherente en el razonamiento de las respuestas, algo crucial para la confianza y la auditabilidad de las respuestas del modelo.</w:t>
+              <w:t>La originalidad de esta investigación radica en una de las primeras aplicaciones en Colombia de un framework GraphRAG específicamente diseñado para capitalizar y explotar el potencial en la naturaleza interconectada de los modelos, datasets y aplicaciones en el Hugging Face Hub. Al hacer esta integración, no solo logro la ejecución de consultas complejas en lenguaje natural con una mayor precisión contextual, un entendimiento global y una reducción significativa de las alucinaciones, sino que también ofreceré una trazabilidad inherente en el razonamiento de las respuestas, algo crucial para la confianza y la auditabilidad de las respuestas del modelo.</w:t>
             </w:r>
           </w:p>
           <w:p>
@@ -5293,74 +4277,42 @@
                 <w:iCs/>
                 <w:lang w:val="en-US"/>
               </w:rPr>
-              <w:t xml:space="preserve">Fuentes </w:t>
-            </w:r>
-            <w:proofErr w:type="spellStart"/>
-            <w:r>
-              <w:rPr>
-                <w:rFonts w:ascii="Arial Narrow" w:hAnsi="Arial Narrow"/>
-                <w:b/>
-                <w:bCs/>
+              <w:t xml:space="preserve">Fuentes consultadas: </w:t>
+            </w:r>
+          </w:p>
+          <w:p>
+            <w:pPr>
+              <w:jc w:val="both"/>
+              <w:rPr>
+                <w:rFonts w:ascii="Arial Narrow" w:hAnsi="Arial Narrow"/>
                 <w:iCs/>
                 <w:lang w:val="en-US"/>
               </w:rPr>
-              <w:t>consultadas</w:t>
-            </w:r>
-            <w:proofErr w:type="spellEnd"/>
-            <w:r>
-              <w:rPr>
-                <w:rFonts w:ascii="Arial Narrow" w:hAnsi="Arial Narrow"/>
-                <w:b/>
-                <w:bCs/>
+            </w:pPr>
+          </w:p>
+          <w:p>
+            <w:pPr>
+              <w:rPr>
+                <w:rFonts w:ascii="Arial Narrow" w:hAnsi="Arial Narrow"/>
+                <w:iCs/>
+                <w:lang w:val="es-ES_tradnl"/>
+              </w:rPr>
+            </w:pPr>
+            <w:r>
+              <w:rPr>
+                <w:rFonts w:ascii="Arial Narrow" w:hAnsi="Arial Narrow"/>
                 <w:iCs/>
                 <w:lang w:val="en-US"/>
               </w:rPr>
-              <w:t xml:space="preserve">: </w:t>
-            </w:r>
-          </w:p>
-          <w:p>
-            <w:pPr>
-              <w:jc w:val="both"/>
-              <w:rPr>
-                <w:rFonts w:ascii="Arial Narrow" w:hAnsi="Arial Narrow"/>
-                <w:iCs/>
-                <w:lang w:val="en-US"/>
-              </w:rPr>
-            </w:pPr>
-          </w:p>
-          <w:p>
-            <w:pPr>
+              <w:t xml:space="preserve">[1] Roll, D. S., Kurt, Z., Li, Y., &amp; Woo, W. L. (2025). Augmenting Orbital Debris Identification with Neo4j-Enabled Graph-Based Retrieval-Augmented Generation for Multimodal Large Language Models. </w:t>
+            </w:r>
+            <w:r>
               <w:rPr>
                 <w:rFonts w:ascii="Arial Narrow" w:hAnsi="Arial Narrow"/>
                 <w:iCs/>
                 <w:lang w:val="es-ES_tradnl"/>
               </w:rPr>
-            </w:pPr>
-            <w:r>
-              <w:rPr>
-                <w:rFonts w:ascii="Arial Narrow" w:hAnsi="Arial Narrow"/>
-                <w:iCs/>
-                <w:lang w:val="en-US"/>
-              </w:rPr>
-              <w:t xml:space="preserve">[1] Roll, D. S., Kurt, Z., Li, Y., &amp; Woo, W. L. (2025). Augmenting Orbital Debris Identification with Neo4j-Enabled Graph-Based Retrieval-Augmented Generation for Multimodal Large Language Models. </w:t>
-            </w:r>
-            <w:proofErr w:type="spellStart"/>
-            <w:r>
-              <w:rPr>
-                <w:rFonts w:ascii="Arial Narrow" w:hAnsi="Arial Narrow"/>
-                <w:iCs/>
-                <w:lang w:val="es-ES_tradnl"/>
-              </w:rPr>
-              <w:t>Sensors</w:t>
-            </w:r>
-            <w:proofErr w:type="spellEnd"/>
-            <w:r>
-              <w:rPr>
-                <w:rFonts w:ascii="Arial Narrow" w:hAnsi="Arial Narrow"/>
-                <w:iCs/>
-                <w:lang w:val="es-ES_tradnl"/>
-              </w:rPr>
-              <w:t xml:space="preserve">, 25(11), 3352. </w:t>
+              <w:t xml:space="preserve">Sensors, 25(11), 3352. </w:t>
             </w:r>
             <w:hyperlink r:id="rId10">
               <w:r>
@@ -5397,7 +4349,7 @@
               <w:rPr>
                 <w:rFonts w:ascii="Arial Narrow" w:hAnsi="Arial Narrow"/>
                 <w:iCs/>
-                <w:lang w:val="es-ES_tradnl"/>
+                <w:lang w:val="en-US"/>
               </w:rPr>
             </w:pPr>
             <w:r>
@@ -5406,122 +4358,30 @@
                 <w:iCs/>
                 <w:lang w:val="es-ES_tradnl"/>
               </w:rPr>
-              <w:t xml:space="preserve">[2] </w:t>
-            </w:r>
-            <w:proofErr w:type="spellStart"/>
-            <w:r>
-              <w:rPr>
-                <w:rFonts w:ascii="Arial Narrow" w:hAnsi="Arial Narrow"/>
-                <w:iCs/>
-                <w:lang w:val="es-ES_tradnl"/>
-              </w:rPr>
-              <w:t>Ait</w:t>
-            </w:r>
-            <w:proofErr w:type="spellEnd"/>
-            <w:r>
-              <w:rPr>
-                <w:rFonts w:ascii="Arial Narrow" w:hAnsi="Arial Narrow"/>
-                <w:iCs/>
-                <w:lang w:val="es-ES_tradnl"/>
-              </w:rPr>
-              <w:t xml:space="preserve">, A., Cánovas Izquierdo, J. L., &amp; Cabot, J. (2024). </w:t>
-            </w:r>
-            <w:proofErr w:type="spellStart"/>
+              <w:t xml:space="preserve">[2] Ait, A., Cánovas Izquierdo, J. L., &amp; Cabot, J. (2024). </w:t>
+            </w:r>
             <w:r>
               <w:rPr>
                 <w:rFonts w:ascii="Arial Narrow" w:hAnsi="Arial Narrow"/>
                 <w:iCs/>
                 <w:lang w:val="en-US"/>
               </w:rPr>
-              <w:t>HFCommunity</w:t>
-            </w:r>
-            <w:proofErr w:type="spellEnd"/>
+              <w:t xml:space="preserve">HFCommunity: An extraction process and relational database to analyze Hugging Face Hub data. </w:t>
+            </w:r>
             <w:r>
               <w:rPr>
                 <w:rFonts w:ascii="Arial Narrow" w:hAnsi="Arial Narrow"/>
                 <w:iCs/>
                 <w:lang w:val="en-US"/>
               </w:rPr>
-              <w:t xml:space="preserve">: An extraction process and relational database to analyze Hugging Face Hub data. </w:t>
-            </w:r>
-            <w:proofErr w:type="spellStart"/>
-            <w:r>
-              <w:rPr>
-                <w:rFonts w:ascii="Arial Narrow" w:hAnsi="Arial Narrow"/>
-                <w:iCs/>
-                <w:lang w:val="es-ES_tradnl"/>
-              </w:rPr>
-              <w:t>Science</w:t>
-            </w:r>
-            <w:proofErr w:type="spellEnd"/>
-            <w:r>
-              <w:rPr>
-                <w:rFonts w:ascii="Arial Narrow" w:hAnsi="Arial Narrow"/>
-                <w:iCs/>
-                <w:lang w:val="es-ES_tradnl"/>
-              </w:rPr>
-              <w:t xml:space="preserve"> </w:t>
-            </w:r>
-            <w:proofErr w:type="spellStart"/>
-            <w:r>
-              <w:rPr>
-                <w:rFonts w:ascii="Arial Narrow" w:hAnsi="Arial Narrow"/>
-                <w:iCs/>
-                <w:lang w:val="es-ES_tradnl"/>
-              </w:rPr>
-              <w:t>of</w:t>
-            </w:r>
-            <w:proofErr w:type="spellEnd"/>
-            <w:r>
-              <w:rPr>
-                <w:rFonts w:ascii="Arial Narrow" w:hAnsi="Arial Narrow"/>
-                <w:iCs/>
-                <w:lang w:val="es-ES_tradnl"/>
-              </w:rPr>
-              <w:t xml:space="preserve"> </w:t>
-            </w:r>
-            <w:proofErr w:type="spellStart"/>
-            <w:r>
-              <w:rPr>
-                <w:rFonts w:ascii="Arial Narrow" w:hAnsi="Arial Narrow"/>
-                <w:iCs/>
-                <w:lang w:val="es-ES_tradnl"/>
-              </w:rPr>
-              <w:t>Computer</w:t>
-            </w:r>
-            <w:proofErr w:type="spellEnd"/>
-            <w:r>
-              <w:rPr>
-                <w:rFonts w:ascii="Arial Narrow" w:hAnsi="Arial Narrow"/>
-                <w:iCs/>
-                <w:lang w:val="es-ES_tradnl"/>
-              </w:rPr>
-              <w:t xml:space="preserve"> </w:t>
-            </w:r>
-            <w:proofErr w:type="spellStart"/>
-            <w:r>
-              <w:rPr>
-                <w:rFonts w:ascii="Arial Narrow" w:hAnsi="Arial Narrow"/>
-                <w:iCs/>
-                <w:lang w:val="es-ES_tradnl"/>
-              </w:rPr>
-              <w:t>Programming</w:t>
-            </w:r>
-            <w:proofErr w:type="spellEnd"/>
-            <w:r>
-              <w:rPr>
-                <w:rFonts w:ascii="Arial Narrow" w:hAnsi="Arial Narrow"/>
-                <w:iCs/>
-                <w:lang w:val="es-ES_tradnl"/>
-              </w:rPr>
-              <w:t xml:space="preserve">, 234, 103079. </w:t>
+              <w:t xml:space="preserve">Science of Computer Programming, 234, 103079. </w:t>
             </w:r>
             <w:hyperlink r:id="rId12">
               <w:r>
                 <w:rPr>
                   <w:rFonts w:ascii="Arial Narrow" w:hAnsi="Arial Narrow"/>
                   <w:iCs/>
-                  <w:lang w:val="es-ES_tradnl"/>
+                  <w:lang w:val="en-US"/>
                 </w:rPr>
                 <w:t>https://doi.org/10.1016/j.scico.</w:t>
               </w:r>
@@ -5531,7 +4391,7 @@
                 <w:rPr>
                   <w:rFonts w:ascii="Arial Narrow" w:hAnsi="Arial Narrow"/>
                   <w:iCs/>
-                  <w:lang w:val="es-ES_tradnl"/>
+                  <w:lang w:val="en-US"/>
                 </w:rPr>
                 <w:t>2024.103079</w:t>
               </w:r>
@@ -5542,7 +4402,7 @@
               <w:rPr>
                 <w:rFonts w:ascii="Arial Narrow" w:hAnsi="Arial Narrow"/>
                 <w:iCs/>
-                <w:lang w:val="es-ES_tradnl"/>
+                <w:lang w:val="en-US"/>
               </w:rPr>
             </w:pPr>
           </w:p>
@@ -5560,43 +4420,7 @@
                 <w:iCs/>
                 <w:lang w:val="en-US"/>
               </w:rPr>
-              <w:t xml:space="preserve">[3] Li, B., Wang, Y., Ding, Z., Wang, B., &amp; Wen, S. (2025). Intelligent search technology for </w:t>
-            </w:r>
-            <w:proofErr w:type="spellStart"/>
-            <w:r>
-              <w:rPr>
-                <w:rFonts w:ascii="Arial Narrow" w:hAnsi="Arial Narrow"/>
-                <w:iCs/>
-                <w:lang w:val="en-US"/>
-              </w:rPr>
-              <w:t>Jiaodong</w:t>
-            </w:r>
-            <w:proofErr w:type="spellEnd"/>
-            <w:r>
-              <w:rPr>
-                <w:rFonts w:ascii="Arial Narrow" w:hAnsi="Arial Narrow"/>
-                <w:iCs/>
-                <w:lang w:val="en-US"/>
-              </w:rPr>
-              <w:t xml:space="preserve"> gold mines based on large models and </w:t>
-            </w:r>
-            <w:proofErr w:type="spellStart"/>
-            <w:r>
-              <w:rPr>
-                <w:rFonts w:ascii="Arial Narrow" w:hAnsi="Arial Narrow"/>
-                <w:iCs/>
-                <w:lang w:val="en-US"/>
-              </w:rPr>
-              <w:t>GraphRAG</w:t>
-            </w:r>
-            <w:proofErr w:type="spellEnd"/>
-            <w:r>
-              <w:rPr>
-                <w:rFonts w:ascii="Arial Narrow" w:hAnsi="Arial Narrow"/>
-                <w:iCs/>
-                <w:lang w:val="en-US"/>
-              </w:rPr>
-              <w:t xml:space="preserve">. Earth Science Frontiers. </w:t>
+              <w:t xml:space="preserve">[3] Li, B., Wang, Y., Ding, Z., Wang, B., &amp; Wen, S. (2025). Intelligent search technology for Jiaodong gold mines based on large models and GraphRAG. Earth Science Frontiers. </w:t>
             </w:r>
             <w:hyperlink r:id="rId14">
               <w:r>
@@ -5632,25 +4456,7 @@
                 <w:iCs/>
                 <w:lang w:val="en-US"/>
               </w:rPr>
-              <w:t xml:space="preserve">[4] Xie, X., Tang, X., Gu, S., &amp; Cui, L. (2025). An intelligent guided troubleshooting method for aircraft based on </w:t>
-            </w:r>
-            <w:proofErr w:type="spellStart"/>
-            <w:r>
-              <w:rPr>
-                <w:rFonts w:ascii="Arial Narrow" w:hAnsi="Arial Narrow"/>
-                <w:iCs/>
-                <w:lang w:val="en-US"/>
-              </w:rPr>
-              <w:t>HybirdRAG</w:t>
-            </w:r>
-            <w:proofErr w:type="spellEnd"/>
-            <w:r>
-              <w:rPr>
-                <w:rFonts w:ascii="Arial Narrow" w:hAnsi="Arial Narrow"/>
-                <w:iCs/>
-                <w:lang w:val="en-US"/>
-              </w:rPr>
-              <w:t xml:space="preserve">. Scientific Reports, 15, 17752. </w:t>
+              <w:t xml:space="preserve">[4] Xie, X., Tang, X., Gu, S., &amp; Cui, L. (2025). An intelligent guided troubleshooting method for aircraft based on HybirdRAG. Scientific Reports, 15, 17752. </w:t>
             </w:r>
             <w:hyperlink r:id="rId15">
               <w:r>
@@ -5686,79 +4492,7 @@
                 <w:iCs/>
                 <w:lang w:val="en-US"/>
               </w:rPr>
-              <w:t xml:space="preserve">[5] Papageorgiou, G., </w:t>
-            </w:r>
-            <w:proofErr w:type="spellStart"/>
-            <w:r>
-              <w:rPr>
-                <w:rFonts w:ascii="Arial Narrow" w:hAnsi="Arial Narrow"/>
-                <w:iCs/>
-                <w:lang w:val="en-US"/>
-              </w:rPr>
-              <w:t>Sarlis</w:t>
-            </w:r>
-            <w:proofErr w:type="spellEnd"/>
-            <w:r>
-              <w:rPr>
-                <w:rFonts w:ascii="Arial Narrow" w:hAnsi="Arial Narrow"/>
-                <w:iCs/>
-                <w:lang w:val="en-US"/>
-              </w:rPr>
-              <w:t xml:space="preserve">, V., Maragoudakis, M., &amp; </w:t>
-            </w:r>
-            <w:proofErr w:type="spellStart"/>
-            <w:r>
-              <w:rPr>
-                <w:rFonts w:ascii="Arial Narrow" w:hAnsi="Arial Narrow"/>
-                <w:iCs/>
-                <w:lang w:val="en-US"/>
-              </w:rPr>
-              <w:t>Tjortjis</w:t>
-            </w:r>
-            <w:proofErr w:type="spellEnd"/>
-            <w:r>
-              <w:rPr>
-                <w:rFonts w:ascii="Arial Narrow" w:hAnsi="Arial Narrow"/>
-                <w:iCs/>
-                <w:lang w:val="en-US"/>
-              </w:rPr>
-              <w:t xml:space="preserve">, C. (2025). Hybrid Multi-Agent </w:t>
-            </w:r>
-            <w:proofErr w:type="spellStart"/>
-            <w:r>
-              <w:rPr>
-                <w:rFonts w:ascii="Arial Narrow" w:hAnsi="Arial Narrow"/>
-                <w:iCs/>
-                <w:lang w:val="en-US"/>
-              </w:rPr>
-              <w:t>GraphRAG</w:t>
-            </w:r>
-            <w:proofErr w:type="spellEnd"/>
-            <w:r>
-              <w:rPr>
-                <w:rFonts w:ascii="Arial Narrow" w:hAnsi="Arial Narrow"/>
-                <w:iCs/>
-                <w:lang w:val="en-US"/>
-              </w:rPr>
-              <w:t xml:space="preserve"> for E-Government: Towards a Trustworthy AI Assistant. Applied Sciences, 15(11), </w:t>
-            </w:r>
-            <w:proofErr w:type="gramStart"/>
-            <w:r>
-              <w:rPr>
-                <w:rFonts w:ascii="Arial Narrow" w:hAnsi="Arial Narrow"/>
-                <w:iCs/>
-                <w:lang w:val="en-US"/>
-              </w:rPr>
-              <w:t>6315 .</w:t>
-            </w:r>
-            <w:proofErr w:type="gramEnd"/>
-            <w:r>
-              <w:rPr>
-                <w:rFonts w:ascii="Arial Narrow" w:hAnsi="Arial Narrow"/>
-                <w:iCs/>
-                <w:lang w:val="en-US"/>
-              </w:rPr>
-              <w:t xml:space="preserve"> </w:t>
+              <w:t xml:space="preserve">[5] Papageorgiou, G., Sarlis, V., Maragoudakis, M., &amp; Tjortjis, C. (2025). Hybrid Multi-Agent GraphRAG for E-Government: Towards a Trustworthy AI Assistant. Applied Sciences, 15(11), 6315 . </w:t>
             </w:r>
             <w:hyperlink r:id="rId16">
               <w:r>
@@ -5830,61 +4564,7 @@
                 <w:lang w:val="en-US"/>
               </w:rPr>
               <w:lastRenderedPageBreak/>
-              <w:t xml:space="preserve">[6] </w:t>
-            </w:r>
-            <w:proofErr w:type="spellStart"/>
-            <w:r>
-              <w:rPr>
-                <w:rFonts w:ascii="Arial Narrow" w:hAnsi="Arial Narrow"/>
-                <w:iCs/>
-                <w:lang w:val="en-US"/>
-              </w:rPr>
-              <w:t>Knollmeyer</w:t>
-            </w:r>
-            <w:proofErr w:type="spellEnd"/>
-            <w:r>
-              <w:rPr>
-                <w:rFonts w:ascii="Arial Narrow" w:hAnsi="Arial Narrow"/>
-                <w:iCs/>
-                <w:lang w:val="en-US"/>
-              </w:rPr>
-              <w:t xml:space="preserve">, S., </w:t>
-            </w:r>
-            <w:proofErr w:type="spellStart"/>
-            <w:r>
-              <w:rPr>
-                <w:rFonts w:ascii="Arial Narrow" w:hAnsi="Arial Narrow"/>
-                <w:iCs/>
-                <w:lang w:val="en-US"/>
-              </w:rPr>
-              <w:t>Caymazer</w:t>
-            </w:r>
-            <w:proofErr w:type="spellEnd"/>
-            <w:r>
-              <w:rPr>
-                <w:rFonts w:ascii="Arial Narrow" w:hAnsi="Arial Narrow"/>
-                <w:iCs/>
-                <w:lang w:val="en-US"/>
-              </w:rPr>
-              <w:t xml:space="preserve">, O., &amp; Grossmann, D. (2025). Document </w:t>
-            </w:r>
-            <w:proofErr w:type="spellStart"/>
-            <w:r>
-              <w:rPr>
-                <w:rFonts w:ascii="Arial Narrow" w:hAnsi="Arial Narrow"/>
-                <w:iCs/>
-                <w:lang w:val="en-US"/>
-              </w:rPr>
-              <w:t>GraphRAG</w:t>
-            </w:r>
-            <w:proofErr w:type="spellEnd"/>
-            <w:r>
-              <w:rPr>
-                <w:rFonts w:ascii="Arial Narrow" w:hAnsi="Arial Narrow"/>
-                <w:iCs/>
-                <w:lang w:val="en-US"/>
-              </w:rPr>
-              <w:t xml:space="preserve">: Knowledge Graph Enhanced Retrieval Augmented Generation for Document Question Answering Within the Manufacturing Domain. Electronics, 14(11), 2102 </w:t>
+              <w:t xml:space="preserve">[6] Knollmeyer, S., Caymazer, O., &amp; Grossmann, D. (2025). Document GraphRAG: Knowledge Graph Enhanced Retrieval Augmented Generation for Document Question Answering Within the Manufacturing Domain. Electronics, 14(11), 2102 </w:t>
             </w:r>
             <w:hyperlink r:id="rId17">
               <w:r>
@@ -5928,25 +4608,7 @@
                 <w:iCs/>
                 <w:lang w:val="en-US"/>
               </w:rPr>
-              <w:t xml:space="preserve">[7] Edge, D., Trinh, H., Cheng, N., Bradley, J., Chao, A., Mody, A., Truitt, S., </w:t>
-            </w:r>
-            <w:proofErr w:type="spellStart"/>
-            <w:r>
-              <w:rPr>
-                <w:rFonts w:ascii="Arial Narrow" w:hAnsi="Arial Narrow"/>
-                <w:iCs/>
-                <w:lang w:val="en-US"/>
-              </w:rPr>
-              <w:t>Metropolitansky</w:t>
-            </w:r>
-            <w:proofErr w:type="spellEnd"/>
-            <w:r>
-              <w:rPr>
-                <w:rFonts w:ascii="Arial Narrow" w:hAnsi="Arial Narrow"/>
-                <w:iCs/>
-                <w:lang w:val="en-US"/>
-              </w:rPr>
-              <w:t xml:space="preserve">, D., Ness, R. O., &amp; Larson, J. (2024). From Local to Global: A Graph RAG Approach to Query-Focused Summarization. </w:t>
+              <w:t xml:space="preserve">[7] Edge, D., Trinh, H., Cheng, N., Bradley, J., Chao, A., Mody, A., Truitt, S., Metropolitansky, D., Ness, R. O., &amp; Larson, J. (2024). From Local to Global: A Graph RAG Approach to Query-Focused Summarization. </w:t>
             </w:r>
             <w:hyperlink r:id="rId18" w:history="1">
               <w:r>
@@ -6070,55 +4732,7 @@
                 <w:rFonts w:ascii="Arial Narrow" w:hAnsi="Arial Narrow"/>
                 <w:i/>
               </w:rPr>
-              <w:t xml:space="preserve">Caracterizar el proceso de construcción de conocimiento sobre inteligencia artificial abierta utilizando </w:t>
-            </w:r>
-            <w:proofErr w:type="spellStart"/>
-            <w:r>
-              <w:rPr>
-                <w:rFonts w:ascii="Arial Narrow" w:hAnsi="Arial Narrow"/>
-                <w:i/>
-              </w:rPr>
-              <w:t>Hugging</w:t>
-            </w:r>
-            <w:proofErr w:type="spellEnd"/>
-            <w:r>
-              <w:rPr>
-                <w:rFonts w:ascii="Arial Narrow" w:hAnsi="Arial Narrow"/>
-                <w:i/>
-              </w:rPr>
-              <w:t xml:space="preserve"> </w:t>
-            </w:r>
-            <w:proofErr w:type="spellStart"/>
-            <w:r>
-              <w:rPr>
-                <w:rFonts w:ascii="Arial Narrow" w:hAnsi="Arial Narrow"/>
-                <w:i/>
-              </w:rPr>
-              <w:t>Face</w:t>
-            </w:r>
-            <w:proofErr w:type="spellEnd"/>
-            <w:r>
-              <w:rPr>
-                <w:rFonts w:ascii="Arial Narrow" w:hAnsi="Arial Narrow"/>
-                <w:i/>
-              </w:rPr>
-              <w:t xml:space="preserve"> como base de datos y la tecnología </w:t>
-            </w:r>
-            <w:proofErr w:type="spellStart"/>
-            <w:r>
-              <w:rPr>
-                <w:rFonts w:ascii="Arial Narrow" w:hAnsi="Arial Narrow"/>
-                <w:i/>
-              </w:rPr>
-              <w:t>GraphRAG</w:t>
-            </w:r>
-            <w:proofErr w:type="spellEnd"/>
-            <w:r>
-              <w:rPr>
-                <w:rFonts w:ascii="Arial Narrow" w:hAnsi="Arial Narrow"/>
-                <w:i/>
-              </w:rPr>
-              <w:t xml:space="preserve">. </w:t>
+              <w:t xml:space="preserve">Caracterizar el proceso de construcción de conocimiento sobre inteligencia artificial abierta utilizando Hugging Face como base de datos y la tecnología GraphRAG. </w:t>
             </w:r>
           </w:p>
           <w:p>
@@ -6167,79 +4781,7 @@
                 <w:bCs/>
                 <w:i/>
               </w:rPr>
-              <w:t>Implementar una aplicación basada en Inteligencia Artificial Generativa (</w:t>
-            </w:r>
-            <w:proofErr w:type="spellStart"/>
-            <w:r>
-              <w:rPr>
-                <w:rFonts w:ascii="Arial Narrow" w:hAnsi="Arial Narrow"/>
-                <w:bCs/>
-                <w:i/>
-              </w:rPr>
-              <w:t>GenAI</w:t>
-            </w:r>
-            <w:proofErr w:type="spellEnd"/>
-            <w:r>
-              <w:rPr>
-                <w:rFonts w:ascii="Arial Narrow" w:hAnsi="Arial Narrow"/>
-                <w:bCs/>
-                <w:i/>
-              </w:rPr>
-              <w:t xml:space="preserve"> </w:t>
-            </w:r>
-            <w:proofErr w:type="spellStart"/>
-            <w:r>
-              <w:rPr>
-                <w:rFonts w:ascii="Arial Narrow" w:hAnsi="Arial Narrow"/>
-                <w:bCs/>
-                <w:i/>
-              </w:rPr>
-              <w:t>Application</w:t>
-            </w:r>
-            <w:proofErr w:type="spellEnd"/>
-            <w:r>
-              <w:rPr>
-                <w:rFonts w:ascii="Arial Narrow" w:hAnsi="Arial Narrow"/>
-                <w:bCs/>
-                <w:i/>
-              </w:rPr>
-              <w:t xml:space="preserve">) que integre un módulo de recuperación de información estructurada mediante </w:t>
-            </w:r>
-            <w:proofErr w:type="spellStart"/>
-            <w:r>
-              <w:rPr>
-                <w:rFonts w:ascii="Arial Narrow" w:hAnsi="Arial Narrow"/>
-                <w:bCs/>
-                <w:i/>
-              </w:rPr>
-              <w:t>Graph</w:t>
-            </w:r>
-            <w:proofErr w:type="spellEnd"/>
-            <w:r>
-              <w:rPr>
-                <w:rFonts w:ascii="Arial Narrow" w:hAnsi="Arial Narrow"/>
-                <w:bCs/>
-                <w:i/>
-              </w:rPr>
-              <w:t xml:space="preserve"> </w:t>
-            </w:r>
-            <w:proofErr w:type="spellStart"/>
-            <w:r>
-              <w:rPr>
-                <w:rFonts w:ascii="Arial Narrow" w:hAnsi="Arial Narrow"/>
-                <w:bCs/>
-                <w:i/>
-              </w:rPr>
-              <w:t>Retrieval</w:t>
-            </w:r>
-            <w:proofErr w:type="spellEnd"/>
-            <w:r>
-              <w:rPr>
-                <w:rFonts w:ascii="Arial Narrow" w:hAnsi="Arial Narrow"/>
-                <w:bCs/>
-                <w:i/>
-              </w:rPr>
-              <w:t xml:space="preserve"> sobre un grafo de conocimiento, con el fin de generar contextos semánticamente relevantes para consultas en lenguaje natural. El sistema combinará este contexto con la consulta original y lo procesará mediante un modelo de lenguaje de gran escala (LLM) para producir respuestas precisas y contextualizadas.</w:t>
+              <w:t>Implementar una aplicación basada en Inteligencia Artificial Generativa (GenAI Application) que integre un módulo de recuperación de información estructurada mediante Graph Retrieval sobre un grafo de conocimiento, con el fin de generar contextos semánticamente relevantes para consultas en lenguaje natural. El sistema combinará este contexto con la consulta original y lo procesará mediante un modelo de lenguaje de gran escala (LLM) para producir respuestas precisas y contextualizadas.</w:t>
             </w:r>
           </w:p>
           <w:p>
@@ -6272,125 +4814,7 @@
                 <w:bCs/>
                 <w:i/>
               </w:rPr>
-              <w:t>Adaptar la técnica LLM-as-a-</w:t>
-            </w:r>
-            <w:proofErr w:type="spellStart"/>
-            <w:r>
-              <w:rPr>
-                <w:rFonts w:ascii="Arial Narrow" w:hAnsi="Arial Narrow"/>
-                <w:bCs/>
-                <w:i/>
-              </w:rPr>
-              <w:t>Judge</w:t>
-            </w:r>
-            <w:proofErr w:type="spellEnd"/>
-            <w:r>
-              <w:rPr>
-                <w:rFonts w:ascii="Arial Narrow" w:hAnsi="Arial Narrow"/>
-                <w:bCs/>
-                <w:i/>
-              </w:rPr>
-              <w:t xml:space="preserve"> (Zheng et al., 2024) a la construcción de conocimientos sobre inteligencia artificial abierta </w:t>
-            </w:r>
-            <w:proofErr w:type="gramStart"/>
-            <w:r>
-              <w:rPr>
-                <w:rFonts w:ascii="Arial Narrow" w:hAnsi="Arial Narrow"/>
-                <w:bCs/>
-                <w:i/>
-              </w:rPr>
-              <w:t xml:space="preserve">( </w:t>
-            </w:r>
-            <w:proofErr w:type="spellStart"/>
-            <w:r>
-              <w:rPr>
-                <w:rFonts w:ascii="Arial Narrow" w:hAnsi="Arial Narrow"/>
-                <w:bCs/>
-                <w:i/>
-              </w:rPr>
-              <w:t>Hugging</w:t>
-            </w:r>
-            <w:proofErr w:type="spellEnd"/>
-            <w:proofErr w:type="gramEnd"/>
-            <w:r>
-              <w:rPr>
-                <w:rFonts w:ascii="Arial Narrow" w:hAnsi="Arial Narrow"/>
-                <w:bCs/>
-                <w:i/>
-              </w:rPr>
-              <w:t xml:space="preserve"> </w:t>
-            </w:r>
-            <w:proofErr w:type="spellStart"/>
-            <w:r>
-              <w:rPr>
-                <w:rFonts w:ascii="Arial Narrow" w:hAnsi="Arial Narrow"/>
-                <w:bCs/>
-                <w:i/>
-              </w:rPr>
-              <w:t>Face</w:t>
-            </w:r>
-            <w:proofErr w:type="spellEnd"/>
-            <w:r>
-              <w:rPr>
-                <w:rFonts w:ascii="Arial Narrow" w:hAnsi="Arial Narrow"/>
-                <w:bCs/>
-                <w:i/>
-              </w:rPr>
-              <w:t>) para preguntas amplias o temáticas donde no existe una respuesta “completamente verdadera” (</w:t>
-            </w:r>
-            <w:proofErr w:type="spellStart"/>
-            <w:r>
-              <w:rPr>
-                <w:rFonts w:ascii="Arial Narrow" w:hAnsi="Arial Narrow"/>
-                <w:bCs/>
-                <w:i/>
-              </w:rPr>
-              <w:t>ground</w:t>
-            </w:r>
-            <w:proofErr w:type="spellEnd"/>
-            <w:r>
-              <w:rPr>
-                <w:rFonts w:ascii="Arial Narrow" w:hAnsi="Arial Narrow"/>
-                <w:bCs/>
-                <w:i/>
-              </w:rPr>
-              <w:t xml:space="preserve"> </w:t>
-            </w:r>
-            <w:proofErr w:type="spellStart"/>
-            <w:r>
-              <w:rPr>
-                <w:rFonts w:ascii="Arial Narrow" w:hAnsi="Arial Narrow"/>
-                <w:bCs/>
-                <w:i/>
-              </w:rPr>
-              <w:t>truth</w:t>
-            </w:r>
-            <w:proofErr w:type="spellEnd"/>
-            <w:r>
-              <w:rPr>
-                <w:rFonts w:ascii="Arial Narrow" w:hAnsi="Arial Narrow"/>
-                <w:bCs/>
-                <w:i/>
-              </w:rPr>
-              <w:t xml:space="preserve">) a consultas. Esta metodología utiliza un primer LLM para generar un conjunto diverso de preguntas de </w:t>
-            </w:r>
-            <w:proofErr w:type="spellStart"/>
-            <w:r>
-              <w:rPr>
-                <w:rFonts w:ascii="Arial Narrow" w:hAnsi="Arial Narrow"/>
-                <w:bCs/>
-                <w:i/>
-              </w:rPr>
-              <w:t>sensemaking</w:t>
-            </w:r>
-            <w:proofErr w:type="spellEnd"/>
-            <w:r>
-              <w:rPr>
-                <w:rFonts w:ascii="Arial Narrow" w:hAnsi="Arial Narrow"/>
-                <w:bCs/>
-                <w:i/>
-              </w:rPr>
-              <w:t xml:space="preserve"> sobre un corpus específico, y un segundo LLM para evaluar las respuestas generadas según criterios predefinidos.</w:t>
+              <w:t>Adaptar la técnica LLM-as-a-Judge (Zheng et al., 2024) a la construcción de conocimientos sobre inteligencia artificial abierta ( Hugging Face) para preguntas amplias o temáticas donde no existe una respuesta “completamente verdadera” (ground truth) a consultas. Esta metodología utiliza un primer LLM para generar un conjunto diverso de preguntas de sensemaking sobre un corpus específico, y un segundo LLM para evaluar las respuestas generadas según criterios predefinidos.</w:t>
             </w:r>
           </w:p>
           <w:p>
@@ -6422,36 +4846,8 @@
                 <w:bCs/>
                 <w:i/>
               </w:rPr>
-              <w:t xml:space="preserve">Documentar el procedimiento de construcción de conocimiento asociado a la base de datos de </w:t>
-            </w:r>
-            <w:proofErr w:type="spellStart"/>
-            <w:r>
-              <w:rPr>
-                <w:rFonts w:ascii="Arial Narrow" w:hAnsi="Arial Narrow"/>
-                <w:bCs/>
-                <w:i/>
-              </w:rPr>
-              <w:t>Hugging</w:t>
-            </w:r>
-            <w:proofErr w:type="spellEnd"/>
-            <w:r>
-              <w:rPr>
-                <w:rFonts w:ascii="Arial Narrow" w:hAnsi="Arial Narrow"/>
-                <w:bCs/>
-                <w:i/>
-              </w:rPr>
-              <w:t xml:space="preserve"> </w:t>
-            </w:r>
-            <w:proofErr w:type="spellStart"/>
-            <w:r>
-              <w:rPr>
-                <w:rFonts w:ascii="Arial Narrow" w:hAnsi="Arial Narrow"/>
-                <w:bCs/>
-                <w:i/>
-              </w:rPr>
-              <w:t>Face</w:t>
-            </w:r>
-            <w:proofErr w:type="spellEnd"/>
+              <w:t>Documentar el procedimiento de construcción de conocimiento asociado a la base de datos de Hugging Face</w:t>
+            </w:r>
           </w:p>
           <w:p>
             <w:pPr>
@@ -7666,23 +6062,7 @@
                 <w:rFonts w:ascii="Arial Narrow" w:hAnsi="Arial Narrow"/>
                 <w:i/>
               </w:rPr>
-              <w:t xml:space="preserve">Acceso a nuevos mercados nacionales </w:t>
-            </w:r>
-            <w:proofErr w:type="spellStart"/>
-            <w:r>
-              <w:rPr>
-                <w:rFonts w:ascii="Arial Narrow" w:hAnsi="Arial Narrow"/>
-                <w:i/>
-              </w:rPr>
-              <w:t>ó</w:t>
-            </w:r>
-            <w:proofErr w:type="spellEnd"/>
-            <w:r>
-              <w:rPr>
-                <w:rFonts w:ascii="Arial Narrow" w:hAnsi="Arial Narrow"/>
-                <w:i/>
-              </w:rPr>
-              <w:t xml:space="preserve"> internacionales </w:t>
+              <w:t xml:space="preserve">Acceso a nuevos mercados nacionales ó internacionales </w:t>
             </w:r>
           </w:p>
           <w:p>
@@ -7722,23 +6102,7 @@
                 <w:rFonts w:ascii="Arial Narrow" w:hAnsi="Arial Narrow"/>
                 <w:i/>
               </w:rPr>
-              <w:t xml:space="preserve">Mejoramiento </w:t>
-            </w:r>
-            <w:proofErr w:type="gramStart"/>
-            <w:r>
-              <w:rPr>
-                <w:rFonts w:ascii="Arial Narrow" w:hAnsi="Arial Narrow"/>
-                <w:i/>
-              </w:rPr>
-              <w:t>de  la</w:t>
-            </w:r>
-            <w:proofErr w:type="gramEnd"/>
-            <w:r>
-              <w:rPr>
-                <w:rFonts w:ascii="Arial Narrow" w:hAnsi="Arial Narrow"/>
-                <w:i/>
-              </w:rPr>
-              <w:t xml:space="preserve"> calidad de productos y servicios</w:t>
+              <w:t>Mejoramiento de  la calidad de productos y servicios</w:t>
             </w:r>
           </w:p>
           <w:p>
@@ -7973,27 +6337,13 @@
         <w:rPr>
           <w:rFonts w:ascii="Arial Narrow" w:hAnsi="Arial Narrow"/>
         </w:rPr>
-        <w:t xml:space="preserve">Relacione mínimo 3 profesores externos que podrían ser </w:t>
-      </w:r>
-      <w:proofErr w:type="gramStart"/>
-      <w:r>
-        <w:rPr>
-          <w:rFonts w:ascii="Arial Narrow" w:hAnsi="Arial Narrow"/>
-        </w:rPr>
-        <w:t xml:space="preserve">evaluadores  </w:t>
+        <w:t xml:space="preserve">Relacione mínimo 3 profesores externos que podrían ser evaluadores  </w:t>
       </w:r>
       <w:r>
         <w:rPr>
           <w:rFonts w:ascii="Arial Narrow" w:hAnsi="Arial Narrow"/>
         </w:rPr>
-        <w:t>de</w:t>
-      </w:r>
-      <w:proofErr w:type="gramEnd"/>
-      <w:r>
-        <w:rPr>
-          <w:rFonts w:ascii="Arial Narrow" w:hAnsi="Arial Narrow"/>
-        </w:rPr>
-        <w:t xml:space="preserve"> su proyecto</w:t>
+        <w:t>de su proyecto</w:t>
       </w:r>
       <w:r>
         <w:rPr>
@@ -8799,27 +7149,7 @@
           <w:sz w:val="20"/>
           <w:szCs w:val="20"/>
         </w:rPr>
-        <w:t xml:space="preserve">Descripción de las medidas que aseguren la confidencialidad </w:t>
-      </w:r>
-      <w:proofErr w:type="gramStart"/>
-      <w:r>
-        <w:rPr>
-          <w:rFonts w:ascii="Arial Narrow" w:hAnsi="Arial Narrow" w:cs="Arial"/>
-          <w:color w:val="000000"/>
-          <w:sz w:val="20"/>
-          <w:szCs w:val="20"/>
-        </w:rPr>
-        <w:t>y  seguridad</w:t>
-      </w:r>
-      <w:proofErr w:type="gramEnd"/>
-      <w:r>
-        <w:rPr>
-          <w:rFonts w:ascii="Arial Narrow" w:hAnsi="Arial Narrow" w:cs="Arial"/>
-          <w:color w:val="000000"/>
-          <w:sz w:val="20"/>
-          <w:szCs w:val="20"/>
-        </w:rPr>
-        <w:t xml:space="preserve"> de la información personal de los sujetos participantes.</w:t>
+        <w:t>Descripción de las medidas que aseguren la confidencialidad y  seguridad de la información personal de los sujetos participantes.</w:t>
       </w:r>
     </w:p>
     <w:p>
@@ -12168,34 +10498,15 @@
                 <w:spacing w:val="-2"/>
                 <w:sz w:val="18"/>
               </w:rPr>
-              <w:t xml:space="preserve">MANTENIMIENTO Y </w:t>
-            </w:r>
-            <w:proofErr w:type="gramStart"/>
-            <w:r>
-              <w:rPr>
-                <w:rFonts w:ascii="Arial Narrow" w:hAnsi="Arial Narrow"/>
-                <w:b/>
+              <w:t>MANTENIMIENTO Y ADECUACIONES</w:t>
+            </w:r>
+            <w:r>
+              <w:rPr>
+                <w:rFonts w:ascii="Arial Narrow" w:hAnsi="Arial Narrow"/>
                 <w:spacing w:val="-2"/>
                 <w:sz w:val="18"/>
               </w:rPr>
-              <w:t>ADECUACIONES</w:t>
-            </w:r>
-            <w:r>
-              <w:rPr>
-                <w:rFonts w:ascii="Arial Narrow" w:hAnsi="Arial Narrow"/>
-                <w:spacing w:val="-2"/>
-                <w:sz w:val="18"/>
-              </w:rPr>
-              <w:t>( mantenimiento</w:t>
-            </w:r>
-            <w:proofErr w:type="gramEnd"/>
-            <w:r>
-              <w:rPr>
-                <w:rFonts w:ascii="Arial Narrow" w:hAnsi="Arial Narrow"/>
-                <w:spacing w:val="-2"/>
-                <w:sz w:val="18"/>
-              </w:rPr>
-              <w:t xml:space="preserve"> equipo y reparaciones locativas)</w:t>
+              <w:t>( mantenimiento equipo y reparaciones locativas)</w:t>
             </w:r>
           </w:p>
         </w:tc>
@@ -12377,34 +10688,15 @@
                 <w:spacing w:val="-2"/>
                 <w:sz w:val="18"/>
               </w:rPr>
-              <w:t xml:space="preserve">MATERIALES E </w:t>
-            </w:r>
-            <w:proofErr w:type="gramStart"/>
-            <w:r>
-              <w:rPr>
-                <w:rFonts w:ascii="Arial Narrow" w:hAnsi="Arial Narrow"/>
-                <w:b/>
+              <w:t>MATERIALES E INSUMOS</w:t>
+            </w:r>
+            <w:r>
+              <w:rPr>
+                <w:rFonts w:ascii="Arial Narrow" w:hAnsi="Arial Narrow"/>
                 <w:spacing w:val="-2"/>
                 <w:sz w:val="18"/>
               </w:rPr>
-              <w:t>INSUMOS</w:t>
-            </w:r>
-            <w:r>
-              <w:rPr>
-                <w:rFonts w:ascii="Arial Narrow" w:hAnsi="Arial Narrow"/>
-                <w:spacing w:val="-2"/>
-                <w:sz w:val="18"/>
-              </w:rPr>
-              <w:t>(</w:t>
-            </w:r>
-            <w:proofErr w:type="gramEnd"/>
-            <w:r>
-              <w:rPr>
-                <w:rFonts w:ascii="Arial Narrow" w:hAnsi="Arial Narrow"/>
-                <w:spacing w:val="-2"/>
-                <w:sz w:val="18"/>
-              </w:rPr>
-              <w:t>insumos laboratorio, herramientas, seguridad industrial)</w:t>
+              <w:t>(insumos laboratorio, herramientas, seguridad industrial)</w:t>
             </w:r>
           </w:p>
         </w:tc>
@@ -14225,7 +12517,6 @@
         </w:rPr>
         <w:t xml:space="preserve">iles de </w:t>
       </w:r>
-      <w:proofErr w:type="gramStart"/>
       <w:r>
         <w:rPr>
           <w:rFonts w:ascii="Arial Narrow" w:hAnsi="Arial Narrow"/>
@@ -14251,7 +12542,6 @@
         </w:rPr>
         <w:t>*</w:t>
       </w:r>
-      <w:proofErr w:type="gramEnd"/>
     </w:p>
     <w:tbl>
       <w:tblPr>
@@ -23673,23 +21963,7 @@
           <w:rFonts w:ascii="Arial" w:hAnsi="Arial" w:cs="Arial"/>
           <w:sz w:val="20"/>
         </w:rPr>
-        <w:t xml:space="preserve">El estudiante se compromete a seguir estrictamente las normas de derechos de autor. Así mismo, el estudiante no hará publicaciones, informes, artículos o presentaciones en congresos, seminarios o conferencias sin la revisión o autorización expresa del </w:t>
-      </w:r>
-      <w:proofErr w:type="gramStart"/>
-      <w:r>
-        <w:rPr>
-          <w:rFonts w:ascii="Arial" w:hAnsi="Arial" w:cs="Arial"/>
-          <w:sz w:val="20"/>
-        </w:rPr>
-        <w:t>Director</w:t>
-      </w:r>
-      <w:proofErr w:type="gramEnd"/>
-      <w:r>
-        <w:rPr>
-          <w:rFonts w:ascii="Arial" w:hAnsi="Arial" w:cs="Arial"/>
-          <w:sz w:val="20"/>
-        </w:rPr>
-        <w:t xml:space="preserve">, quien representará en este caso a la Escuela Colombiana de Ingeniería. </w:t>
+        <w:t xml:space="preserve">El estudiante se compromete a seguir estrictamente las normas de derechos de autor. Así mismo, el estudiante no hará publicaciones, informes, artículos o presentaciones en congresos, seminarios o conferencias sin la revisión o autorización expresa del Director, quien representará en este caso a la Escuela Colombiana de Ingeniería. </w:t>
       </w:r>
     </w:p>
     <w:p>
@@ -23833,17 +22107,15 @@
                 <w:rFonts w:ascii="Arial" w:hAnsi="Arial" w:cs="Arial"/>
                 <w:b/>
               </w:rPr>
-              <w:t xml:space="preserve">Estudiante                                                                              </w:t>
-            </w:r>
-            <w:proofErr w:type="gramStart"/>
-            <w:r>
+              <w:t>Estudiante                                                                              Director</w:t>
+            </w:r>
+          </w:p>
+          <w:p>
+            <w:pPr>
               <w:rPr>
                 <w:rFonts w:ascii="Arial" w:hAnsi="Arial" w:cs="Arial"/>
-                <w:b/>
-              </w:rPr>
-              <w:t>Director</w:t>
-            </w:r>
-            <w:proofErr w:type="gramEnd"/>
+              </w:rPr>
+            </w:pPr>
           </w:p>
           <w:p>
             <w:pPr>
@@ -23865,88 +22137,56 @@
                 <w:rFonts w:ascii="Arial" w:hAnsi="Arial" w:cs="Arial"/>
               </w:rPr>
             </w:pPr>
-          </w:p>
-          <w:p>
-            <w:pPr>
+            <w:r>
               <w:rPr>
                 <w:rFonts w:ascii="Arial" w:hAnsi="Arial" w:cs="Arial"/>
               </w:rPr>
-            </w:pPr>
+              <w:t>________</w:t>
+            </w:r>
             <w:r>
               <w:rPr>
                 <w:rFonts w:ascii="Arial" w:hAnsi="Arial" w:cs="Arial"/>
               </w:rPr>
-              <w:t>________</w:t>
+              <w:t>_____________________________</w:t>
             </w:r>
             <w:r>
               <w:rPr>
                 <w:rFonts w:ascii="Arial" w:hAnsi="Arial" w:cs="Arial"/>
               </w:rPr>
-              <w:t>_____________________________</w:t>
+              <w:t xml:space="preserve">                    </w:t>
             </w:r>
             <w:r>
               <w:rPr>
                 <w:rFonts w:ascii="Arial" w:hAnsi="Arial" w:cs="Arial"/>
               </w:rPr>
-              <w:t xml:space="preserve">                    </w:t>
+              <w:t xml:space="preserve">   </w:t>
             </w:r>
             <w:r>
               <w:rPr>
                 <w:rFonts w:ascii="Arial" w:hAnsi="Arial" w:cs="Arial"/>
               </w:rPr>
-              <w:t xml:space="preserve">   </w:t>
+              <w:t xml:space="preserve">  _______</w:t>
             </w:r>
             <w:r>
               <w:rPr>
                 <w:rFonts w:ascii="Arial" w:hAnsi="Arial" w:cs="Arial"/>
               </w:rPr>
-              <w:t xml:space="preserve">  _______</w:t>
-            </w:r>
-            <w:r>
+              <w:t>_________________________</w:t>
+            </w:r>
+          </w:p>
+          <w:p>
+            <w:pPr>
               <w:rPr>
                 <w:rFonts w:ascii="Arial" w:hAnsi="Arial" w:cs="Arial"/>
               </w:rPr>
-              <w:t>_________________________</w:t>
-            </w:r>
-          </w:p>
-          <w:p>
-            <w:pPr>
+            </w:pPr>
+            <w:r>
               <w:rPr>
                 <w:rFonts w:ascii="Arial" w:hAnsi="Arial" w:cs="Arial"/>
-              </w:rPr>
-            </w:pPr>
-            <w:r>
-              <w:rPr>
-                <w:rFonts w:ascii="Arial" w:hAnsi="Arial" w:cs="Arial"/>
-                <w:b/>
-              </w:rPr>
-              <w:t xml:space="preserve">                 </w:t>
-            </w:r>
-            <w:proofErr w:type="gramStart"/>
-            <w:r>
-              <w:rPr>
-                <w:rFonts w:ascii="Arial" w:hAnsi="Arial" w:cs="Arial"/>
-                <w:b/>
-              </w:rPr>
-              <w:t>Co-Director</w:t>
-            </w:r>
-            <w:proofErr w:type="gramEnd"/>
-            <w:r>
-              <w:rPr>
-                <w:rFonts w:ascii="Arial" w:hAnsi="Arial" w:cs="Arial"/>
-                <w:b/>
-              </w:rPr>
-              <w:t xml:space="preserve"> (si lo </w:t>
-            </w:r>
-            <w:proofErr w:type="gramStart"/>
-            <w:r>
-              <w:rPr>
-                <w:rFonts w:ascii="Arial" w:hAnsi="Arial" w:cs="Arial"/>
-                <w:b/>
-              </w:rPr>
-              <w:t>hubiere)*</w:t>
-            </w:r>
-            <w:proofErr w:type="gramEnd"/>
+                <w:b/>
+              </w:rPr>
+              <w:t xml:space="preserve">                 Co-Director (si lo hubiere)*</w:t>
+            </w:r>
             <w:r>
               <w:rPr>
                 <w:rFonts w:ascii="Arial" w:hAnsi="Arial" w:cs="Arial"/>
@@ -23981,39 +22221,7 @@
                 <w:rFonts w:ascii="Arial" w:hAnsi="Arial" w:cs="Arial"/>
                 <w:i/>
               </w:rPr>
-              <w:t xml:space="preserve">* Los requisitos para requerir un </w:t>
-            </w:r>
-            <w:proofErr w:type="spellStart"/>
-            <w:r>
-              <w:rPr>
-                <w:rFonts w:ascii="Arial" w:hAnsi="Arial" w:cs="Arial"/>
-                <w:i/>
-              </w:rPr>
-              <w:t>co-director</w:t>
-            </w:r>
-            <w:proofErr w:type="spellEnd"/>
-            <w:r>
-              <w:rPr>
-                <w:rFonts w:ascii="Arial" w:hAnsi="Arial" w:cs="Arial"/>
-                <w:i/>
-              </w:rPr>
-              <w:t xml:space="preserve"> se enuncian en los lineamientos de Trabajo de Investigación. En caso de requerirlo, se debe anexar a la propuesta de Investigación, un acuerdo firmado por las partes donde se consensuarán y propondrán las funciones a cumplir por el mismo </w:t>
-            </w:r>
-            <w:proofErr w:type="spellStart"/>
-            <w:r>
-              <w:rPr>
-                <w:rFonts w:ascii="Arial" w:hAnsi="Arial" w:cs="Arial"/>
-                <w:i/>
-              </w:rPr>
-              <w:t>co-director</w:t>
-            </w:r>
-            <w:proofErr w:type="spellEnd"/>
-            <w:r>
-              <w:rPr>
-                <w:rFonts w:ascii="Arial" w:hAnsi="Arial" w:cs="Arial"/>
-                <w:i/>
-              </w:rPr>
-              <w:t xml:space="preserve">. </w:t>
+              <w:t xml:space="preserve">* Los requisitos para requerir un co-director se enuncian en los lineamientos de Trabajo de Investigación. En caso de requerirlo, se debe anexar a la propuesta de Investigación, un acuerdo firmado por las partes donde se consensuarán y propondrán las funciones a cumplir por el mismo co-director. </w:t>
             </w:r>
           </w:p>
         </w:tc>

--- a/TG-01 - Propuesta TG.docx
+++ b/TG-01 - Propuesta TG.docx
@@ -6928,15 +6928,6 @@
           <w:p>
             <w:pPr>
               <w:widowControl w:val="0"/>
-              <w:rPr>
-                <w:rFonts w:ascii="Arial Narrow" w:hAnsi="Arial Narrow"/>
-                <w:i/>
-              </w:rPr>
-            </w:pPr>
-          </w:p>
-          <w:p>
-            <w:pPr>
-              <w:widowControl w:val="0"/>
               <w:spacing w:beforeAutospacing="1" w:afterAutospacing="1"/>
               <w:outlineLvl w:val="1"/>
               <w:rPr>
@@ -7224,17 +7215,6 @@
               </w:rPr>
               <w:t>Convertir cada nodo o entidad del grafo a su vector de representación de n dimensiones</w:t>
             </w:r>
-          </w:p>
-          <w:p>
-            <w:pPr>
-              <w:widowControl w:val="0"/>
-              <w:spacing w:beforeAutospacing="1" w:afterAutospacing="1"/>
-              <w:ind w:left="720"/>
-              <w:rPr>
-                <w:rFonts w:ascii="Arial Narrow" w:hAnsi="Arial Narrow"/>
-                <w:i/>
-              </w:rPr>
-            </w:pPr>
             <w:r>
               <w:rPr>
                 <w:rFonts w:ascii="Arial Narrow" w:hAnsi="Arial Narrow"/>
@@ -7340,7 +7320,6 @@
                 <w:rFonts w:ascii="Arial Narrow" w:hAnsi="Arial Narrow"/>
                 <w:i/>
               </w:rPr>
-              <w:lastRenderedPageBreak/>
               <w:t xml:space="preserve">Asociar cada </w:t>
             </w:r>
             <w:proofErr w:type="spellStart"/>
@@ -7384,15 +7363,6 @@
           <w:p>
             <w:pPr>
               <w:widowControl w:val="0"/>
-              <w:rPr>
-                <w:rFonts w:ascii="Arial Narrow" w:hAnsi="Arial Narrow"/>
-                <w:i/>
-              </w:rPr>
-            </w:pPr>
-          </w:p>
-          <w:p>
-            <w:pPr>
-              <w:widowControl w:val="0"/>
               <w:spacing w:beforeAutospacing="1" w:afterAutospacing="1"/>
               <w:outlineLvl w:val="1"/>
               <w:rPr>
@@ -7409,7 +7379,26 @@
                 <w:bCs/>
                 <w:i/>
               </w:rPr>
-              <w:t xml:space="preserve">Fase 3 — Traducción de lenguaje natural a </w:t>
+              <w:lastRenderedPageBreak/>
+              <w:t>F</w:t>
+            </w:r>
+            <w:r>
+              <w:rPr>
+                <w:rFonts w:ascii="Arial Narrow" w:hAnsi="Arial Narrow"/>
+                <w:b/>
+                <w:bCs/>
+                <w:i/>
+              </w:rPr>
+              <w:t>a</w:t>
+            </w:r>
+            <w:r>
+              <w:rPr>
+                <w:rFonts w:ascii="Arial Narrow" w:hAnsi="Arial Narrow"/>
+                <w:b/>
+                <w:bCs/>
+                <w:i/>
+              </w:rPr>
+              <w:t xml:space="preserve">se 3 — Traducción de lenguaje natural a </w:t>
             </w:r>
             <w:proofErr w:type="spellStart"/>
             <w:r>
@@ -7824,24 +7813,21 @@
           <w:p>
             <w:pPr>
               <w:widowControl w:val="0"/>
-              <w:rPr>
-                <w:rFonts w:ascii="Arial Narrow" w:hAnsi="Arial Narrow"/>
-                <w:i/>
-              </w:rPr>
-            </w:pPr>
-          </w:p>
-          <w:p>
-            <w:pPr>
-              <w:widowControl w:val="0"/>
-              <w:spacing w:beforeAutospacing="1" w:afterAutospacing="1"/>
-              <w:outlineLvl w:val="1"/>
+              <w:spacing w:afterAutospacing="1"/>
+              <w:rPr>
+                <w:rFonts w:ascii="Arial Narrow" w:hAnsi="Arial Narrow"/>
+                <w:i/>
+              </w:rPr>
+            </w:pPr>
+            <w:r>
               <w:rPr>
                 <w:rFonts w:ascii="Arial Narrow" w:hAnsi="Arial Narrow"/>
                 <w:b/>
                 <w:bCs/>
                 <w:i/>
               </w:rPr>
-            </w:pPr>
+              <w:t xml:space="preserve">Fase 4 </w:t>
+            </w:r>
             <w:r>
               <w:rPr>
                 <w:rFonts w:ascii="Arial Narrow" w:hAnsi="Arial Narrow"/>
@@ -7849,7 +7835,16 @@
                 <w:bCs/>
                 <w:i/>
               </w:rPr>
-              <w:t xml:space="preserve">Fase 4 — Recuperación semántica con </w:t>
+              <w:t>-</w:t>
+            </w:r>
+            <w:r>
+              <w:rPr>
+                <w:rFonts w:ascii="Arial Narrow" w:hAnsi="Arial Narrow"/>
+                <w:b/>
+                <w:bCs/>
+                <w:i/>
+              </w:rPr>
+              <w:t xml:space="preserve"> Recuperación semántica con </w:t>
             </w:r>
             <w:proofErr w:type="spellStart"/>
             <w:r>
@@ -8099,28 +8094,6 @@
             <w:pPr>
               <w:widowControl w:val="0"/>
               <w:spacing w:beforeAutospacing="1" w:afterAutospacing="1"/>
-              <w:ind w:left="720"/>
-              <w:rPr>
-                <w:rFonts w:ascii="Arial Narrow" w:hAnsi="Arial Narrow"/>
-                <w:i/>
-              </w:rPr>
-            </w:pPr>
-          </w:p>
-          <w:p>
-            <w:pPr>
-              <w:widowControl w:val="0"/>
-              <w:spacing w:beforeAutospacing="1" w:afterAutospacing="1"/>
-              <w:ind w:left="720"/>
-              <w:rPr>
-                <w:rFonts w:ascii="Arial Narrow" w:hAnsi="Arial Narrow"/>
-                <w:i/>
-              </w:rPr>
-            </w:pPr>
-          </w:p>
-          <w:p>
-            <w:pPr>
-              <w:widowControl w:val="0"/>
-              <w:spacing w:beforeAutospacing="1" w:afterAutospacing="1"/>
               <w:outlineLvl w:val="2"/>
               <w:rPr>
                 <w:rFonts w:ascii="Arial Narrow" w:hAnsi="Arial Narrow"/>
@@ -8301,7 +8274,6 @@
                 <w:rFonts w:ascii="Arial Narrow" w:hAnsi="Arial Narrow"/>
                 <w:i/>
               </w:rPr>
-              <w:lastRenderedPageBreak/>
               <w:t>nodos vecinos importantes.</w:t>
             </w:r>
           </w:p>
@@ -8542,6 +8514,7 @@
                 <w:rFonts w:ascii="Arial Narrow" w:hAnsi="Arial Narrow"/>
                 <w:i/>
               </w:rPr>
+              <w:lastRenderedPageBreak/>
               <w:t xml:space="preserve">Enviar el </w:t>
             </w:r>
             <w:proofErr w:type="spellStart"/>
@@ -8579,17 +8552,8 @@
                 <w:rFonts w:ascii="Arial Narrow" w:hAnsi="Arial Narrow"/>
                 <w:i/>
               </w:rPr>
-              <w:t>Producir una respuesta precisa, conectada y contextualizada.</w:t>
-            </w:r>
-          </w:p>
-          <w:p>
-            <w:pPr>
-              <w:widowControl w:val="0"/>
-              <w:rPr>
-                <w:rFonts w:ascii="Arial Narrow" w:hAnsi="Arial Narrow"/>
-                <w:i/>
-              </w:rPr>
-            </w:pPr>
+              <w:t>Producir una respuesta precisa, conectada y contextualizada</w:t>
+            </w:r>
           </w:p>
           <w:p>
             <w:pPr>
@@ -8898,16 +8862,6 @@
             <w:pPr>
               <w:widowControl w:val="0"/>
               <w:spacing w:beforeAutospacing="1" w:afterAutospacing="1"/>
-              <w:rPr>
-                <w:rFonts w:ascii="Arial Narrow" w:hAnsi="Arial Narrow"/>
-                <w:i/>
-              </w:rPr>
-            </w:pPr>
-          </w:p>
-          <w:p>
-            <w:pPr>
-              <w:widowControl w:val="0"/>
-              <w:spacing w:beforeAutospacing="1" w:afterAutospacing="1"/>
               <w:outlineLvl w:val="2"/>
               <w:rPr>
                 <w:rFonts w:ascii="Arial Narrow" w:hAnsi="Arial Narrow"/>
@@ -8970,16 +8924,6 @@
               <w:spacing w:beforeAutospacing="1" w:afterAutospacing="1"/>
               <w:rPr>
                 <w:rFonts w:ascii="Arial Narrow" w:hAnsi="Arial Narrow"/>
-                <w:i/>
-              </w:rPr>
-            </w:pPr>
-          </w:p>
-          <w:p>
-            <w:pPr>
-              <w:widowControl w:val="0"/>
-              <w:spacing w:beforeAutospacing="1" w:afterAutospacing="1"/>
-              <w:rPr>
-                <w:rFonts w:ascii="Arial Narrow" w:hAnsi="Arial Narrow"/>
                 <w:b/>
                 <w:bCs/>
                 <w:i/>
@@ -9204,15 +9148,7 @@
                 <w:rFonts w:ascii="Arial Narrow" w:hAnsi="Arial Narrow"/>
                 <w:i/>
               </w:rPr>
-              <w:t xml:space="preserve"> permita al usuario interactuar con el agente mediante una </w:t>
-            </w:r>
-            <w:r>
-              <w:rPr>
-                <w:rFonts w:ascii="Arial Narrow" w:hAnsi="Arial Narrow"/>
-                <w:i/>
-              </w:rPr>
-              <w:lastRenderedPageBreak/>
-              <w:t>experiencia tipo chat.</w:t>
+              <w:t xml:space="preserve"> permita al usuario interactuar con el agente mediante una experiencia tipo chat.</w:t>
             </w:r>
           </w:p>
           <w:p>
@@ -9725,14 +9661,35 @@
                 <w:b/>
               </w:rPr>
             </w:pPr>
-            <w:r>
-              <w:rPr>
-                <w:rFonts w:ascii="Arial Narrow" w:hAnsi="Arial Narrow"/>
-                <w:b/>
-              </w:rPr>
-              <w:lastRenderedPageBreak/>
+          </w:p>
+          <w:p>
+            <w:pPr>
+              <w:widowControl w:val="0"/>
+              <w:spacing w:before="40"/>
+              <w:jc w:val="both"/>
+              <w:rPr>
+                <w:rFonts w:ascii="Arial Narrow" w:hAnsi="Arial Narrow"/>
+                <w:b/>
+              </w:rPr>
+            </w:pPr>
+            <w:r>
+              <w:rPr>
+                <w:rFonts w:ascii="Arial Narrow" w:hAnsi="Arial Narrow"/>
+                <w:b/>
+              </w:rPr>
               <w:t>3.6. DISTRIBUCIÓN DE RESPONSABILIDADES PARA EL DESARROLLO DEL PROYECTO</w:t>
             </w:r>
+          </w:p>
+          <w:p>
+            <w:pPr>
+              <w:widowControl w:val="0"/>
+              <w:spacing w:before="40"/>
+              <w:jc w:val="both"/>
+              <w:rPr>
+                <w:rFonts w:ascii="Arial Narrow" w:hAnsi="Arial Narrow"/>
+                <w:b/>
+              </w:rPr>
+            </w:pPr>
           </w:p>
           <w:p>
             <w:pPr>
@@ -9753,7 +9710,6 @@
                 <w:rFonts w:ascii="Arial Narrow" w:hAnsi="Arial Narrow"/>
                 <w:i/>
               </w:rPr>
-              <w:lastRenderedPageBreak/>
               <w:t>1. Escuela Colombiana de Ingeniería Julio Garavito</w:t>
             </w:r>
           </w:p>
@@ -10010,6 +9966,28 @@
                 <w:b/>
               </w:rPr>
             </w:pPr>
+          </w:p>
+          <w:p>
+            <w:pPr>
+              <w:widowControl w:val="0"/>
+              <w:spacing w:before="40"/>
+              <w:jc w:val="both"/>
+              <w:rPr>
+                <w:rFonts w:ascii="Arial Narrow" w:hAnsi="Arial Narrow"/>
+                <w:b/>
+              </w:rPr>
+            </w:pPr>
+          </w:p>
+          <w:p>
+            <w:pPr>
+              <w:widowControl w:val="0"/>
+              <w:spacing w:before="40"/>
+              <w:jc w:val="both"/>
+              <w:rPr>
+                <w:rFonts w:ascii="Arial Narrow" w:hAnsi="Arial Narrow"/>
+                <w:b/>
+              </w:rPr>
+            </w:pPr>
             <w:r>
               <w:rPr>
                 <w:rFonts w:ascii="Arial Narrow" w:hAnsi="Arial Narrow"/>
@@ -10307,149 +10285,6 @@
               </w:rPr>
             </w:pPr>
           </w:p>
-          <w:p>
-            <w:pPr>
-              <w:pStyle w:val="Header"/>
-              <w:widowControl w:val="0"/>
-              <w:jc w:val="both"/>
-              <w:rPr>
-                <w:rFonts w:ascii="Arial Narrow" w:hAnsi="Arial Narrow"/>
-                <w:i/>
-              </w:rPr>
-            </w:pPr>
-          </w:p>
-          <w:p>
-            <w:pPr>
-              <w:pStyle w:val="Header"/>
-              <w:widowControl w:val="0"/>
-              <w:jc w:val="both"/>
-              <w:rPr>
-                <w:rFonts w:ascii="Arial Narrow" w:hAnsi="Arial Narrow"/>
-                <w:i/>
-              </w:rPr>
-            </w:pPr>
-          </w:p>
-          <w:p>
-            <w:pPr>
-              <w:pStyle w:val="Header"/>
-              <w:widowControl w:val="0"/>
-              <w:jc w:val="both"/>
-              <w:rPr>
-                <w:rFonts w:ascii="Arial Narrow" w:hAnsi="Arial Narrow"/>
-                <w:i/>
-              </w:rPr>
-            </w:pPr>
-          </w:p>
-          <w:p>
-            <w:pPr>
-              <w:pStyle w:val="Header"/>
-              <w:widowControl w:val="0"/>
-              <w:jc w:val="both"/>
-              <w:rPr>
-                <w:rFonts w:ascii="Arial Narrow" w:hAnsi="Arial Narrow"/>
-                <w:i/>
-              </w:rPr>
-            </w:pPr>
-          </w:p>
-          <w:p>
-            <w:pPr>
-              <w:pStyle w:val="Header"/>
-              <w:widowControl w:val="0"/>
-              <w:jc w:val="both"/>
-              <w:rPr>
-                <w:rFonts w:ascii="Arial Narrow" w:hAnsi="Arial Narrow"/>
-                <w:i/>
-              </w:rPr>
-            </w:pPr>
-          </w:p>
-          <w:p>
-            <w:pPr>
-              <w:pStyle w:val="Header"/>
-              <w:widowControl w:val="0"/>
-              <w:jc w:val="both"/>
-              <w:rPr>
-                <w:rFonts w:ascii="Arial Narrow" w:hAnsi="Arial Narrow"/>
-                <w:i/>
-              </w:rPr>
-            </w:pPr>
-          </w:p>
-          <w:p>
-            <w:pPr>
-              <w:pStyle w:val="Header"/>
-              <w:widowControl w:val="0"/>
-              <w:jc w:val="both"/>
-              <w:rPr>
-                <w:rFonts w:ascii="Arial Narrow" w:hAnsi="Arial Narrow"/>
-                <w:i/>
-              </w:rPr>
-            </w:pPr>
-          </w:p>
-          <w:p>
-            <w:pPr>
-              <w:pStyle w:val="Header"/>
-              <w:widowControl w:val="0"/>
-              <w:jc w:val="both"/>
-              <w:rPr>
-                <w:rFonts w:ascii="Arial Narrow" w:hAnsi="Arial Narrow"/>
-                <w:i/>
-              </w:rPr>
-            </w:pPr>
-          </w:p>
-          <w:p>
-            <w:pPr>
-              <w:pStyle w:val="Header"/>
-              <w:widowControl w:val="0"/>
-              <w:jc w:val="both"/>
-              <w:rPr>
-                <w:rFonts w:ascii="Arial Narrow" w:hAnsi="Arial Narrow"/>
-                <w:i/>
-              </w:rPr>
-            </w:pPr>
-          </w:p>
-          <w:p>
-            <w:pPr>
-              <w:pStyle w:val="Header"/>
-              <w:widowControl w:val="0"/>
-              <w:jc w:val="both"/>
-              <w:rPr>
-                <w:rFonts w:ascii="Arial Narrow" w:hAnsi="Arial Narrow"/>
-                <w:i/>
-              </w:rPr>
-            </w:pPr>
-          </w:p>
-          <w:p>
-            <w:pPr>
-              <w:pStyle w:val="Header"/>
-              <w:widowControl w:val="0"/>
-              <w:jc w:val="both"/>
-              <w:rPr>
-                <w:rFonts w:ascii="Arial Narrow" w:hAnsi="Arial Narrow"/>
-                <w:i/>
-              </w:rPr>
-            </w:pPr>
-          </w:p>
-          <w:p>
-            <w:pPr>
-              <w:pStyle w:val="Header"/>
-              <w:widowControl w:val="0"/>
-              <w:jc w:val="both"/>
-              <w:rPr>
-                <w:rFonts w:ascii="Arial Narrow" w:hAnsi="Arial Narrow"/>
-                <w:i/>
-              </w:rPr>
-            </w:pPr>
-          </w:p>
-          <w:p>
-            <w:pPr>
-              <w:pStyle w:val="Header"/>
-              <w:widowControl w:val="0"/>
-              <w:jc w:val="both"/>
-              <w:rPr>
-                <w:rFonts w:ascii="Arial Narrow" w:hAnsi="Arial Narrow"/>
-                <w:i/>
-              </w:rPr>
-            </w:pPr>
-          </w:p>
         </w:tc>
       </w:tr>
       <w:tr>
@@ -10481,39 +10316,36 @@
                 <w:rFonts w:ascii="Arial Narrow" w:hAnsi="Arial Narrow"/>
                 <w:b/>
               </w:rPr>
+              <w:lastRenderedPageBreak/>
               <w:t>3.8. ACTIVIDADES Y CRONOGRAMA DE TRABAJO</w:t>
             </w:r>
           </w:p>
           <w:p>
             <w:pPr>
               <w:widowControl w:val="0"/>
-              <w:ind w:left="720"/>
-              <w:jc w:val="center"/>
-              <w:rPr>
-                <w:rFonts w:ascii="Arial Narrow" w:hAnsi="Arial Narrow"/>
-                <w:b/>
-              </w:rPr>
-            </w:pPr>
-            <w:r>
-              <w:rPr>
-                <w:rFonts w:ascii="Arial Narrow" w:hAnsi="Arial Narrow"/>
-                <w:b/>
-                <w:noProof/>
-              </w:rPr>
-              <w:lastRenderedPageBreak/>
+              <w:spacing w:before="40"/>
+              <w:jc w:val="both"/>
+              <w:rPr>
+                <w:rFonts w:ascii="Arial Narrow" w:hAnsi="Arial Narrow"/>
+                <w:b/>
+              </w:rPr>
+            </w:pPr>
+            <w:r>
+              <w:rPr>
+                <w:rFonts w:ascii="Arial Narrow" w:hAnsi="Arial Narrow"/>
+                <w:b/>
+              </w:rPr>
               <w:drawing>
-                <wp:anchor distT="0" distB="0" distL="114300" distR="114300" simplePos="0" relativeHeight="17" behindDoc="0" locked="0" layoutInCell="1" allowOverlap="1" wp14:anchorId="252C92DF" wp14:editId="3A0B40B1">
-                  <wp:simplePos x="0" y="0"/>
-                  <wp:positionH relativeFrom="column">
-                    <wp:posOffset>53975</wp:posOffset>
-                  </wp:positionH>
-                  <wp:positionV relativeFrom="paragraph">
-                    <wp:posOffset>47625</wp:posOffset>
-                  </wp:positionV>
-                  <wp:extent cx="6382385" cy="4018915"/>
-                  <wp:effectExtent l="0" t="0" r="0" b="0"/>
-                  <wp:wrapSquare wrapText="bothSides"/>
-                  <wp:docPr id="7" name="Image3"/>
+                <wp:inline distT="0" distB="0" distL="0" distR="0" wp14:anchorId="230E63CF" wp14:editId="7A17D297">
+                  <wp:extent cx="6585585" cy="2798445"/>
+                  <wp:effectExtent l="0" t="0" r="5715" b="1905"/>
+                  <wp:docPr id="1742611717" name="Picture 5">
+                    <a:extLst xmlns:a="http://schemas.openxmlformats.org/drawingml/2006/main">
+                      <a:ext uri="{FF2B5EF4-FFF2-40B4-BE49-F238E27FC236}">
+                        <a16:creationId xmlns:a16="http://schemas.microsoft.com/office/drawing/2014/main" id="{821976CD-91E5-C147-B141-049242AD224F}"/>
+                      </a:ext>
+                    </a:extLst>
+                  </wp:docPr>
                   <wp:cNvGraphicFramePr>
                     <a:graphicFrameLocks xmlns:a="http://schemas.openxmlformats.org/drawingml/2006/main" noChangeAspect="1"/>
                   </wp:cNvGraphicFramePr>
@@ -10521,21 +10353,28 @@
                     <a:graphicData uri="http://schemas.openxmlformats.org/drawingml/2006/picture">
                       <pic:pic xmlns:pic="http://schemas.openxmlformats.org/drawingml/2006/picture">
                         <pic:nvPicPr>
-                          <pic:cNvPr id="7" name="Image3"/>
+                          <pic:cNvPr id="6" name="Picture 5">
+                            <a:extLst>
+                              <a:ext uri="{FF2B5EF4-FFF2-40B4-BE49-F238E27FC236}">
+                                <a16:creationId xmlns:a16="http://schemas.microsoft.com/office/drawing/2014/main" id="{821976CD-91E5-C147-B141-049242AD224F}"/>
+                              </a:ext>
+                            </a:extLst>
+                          </pic:cNvPr>
                           <pic:cNvPicPr>
-                            <a:picLocks noChangeAspect="1" noChangeArrowheads="1"/>
+                            <a:picLocks noChangeAspect="1"/>
                           </pic:cNvPicPr>
                         </pic:nvPicPr>
                         <pic:blipFill>
                           <a:blip r:embed="rId21"/>
+                          <a:srcRect b="2725"/>
                           <a:stretch>
                             <a:fillRect/>
                           </a:stretch>
                         </pic:blipFill>
-                        <pic:spPr bwMode="auto">
+                        <pic:spPr>
                           <a:xfrm>
                             <a:off x="0" y="0"/>
-                            <a:ext cx="6382385" cy="4018915"/>
+                            <a:ext cx="6585585" cy="2798445"/>
                           </a:xfrm>
                           <a:prstGeom prst="rect">
                             <a:avLst/>
@@ -10544,9 +10383,20 @@
                       </pic:pic>
                     </a:graphicData>
                   </a:graphic>
-                </wp:anchor>
+                </wp:inline>
               </w:drawing>
             </w:r>
+          </w:p>
+          <w:p>
+            <w:pPr>
+              <w:widowControl w:val="0"/>
+              <w:ind w:left="720"/>
+              <w:jc w:val="center"/>
+              <w:rPr>
+                <w:rFonts w:ascii="Arial Narrow" w:hAnsi="Arial Narrow"/>
+                <w:b/>
+              </w:rPr>
+            </w:pPr>
           </w:p>
         </w:tc>
       </w:tr>
@@ -10579,7 +10429,6 @@
                 <w:rFonts w:ascii="Arial Narrow" w:hAnsi="Arial Narrow"/>
                 <w:b/>
               </w:rPr>
-              <w:lastRenderedPageBreak/>
               <w:t xml:space="preserve">3.9. IMPACTOS ESPERADOS </w:t>
             </w:r>
           </w:p>
@@ -10599,26 +10448,6 @@
               </w:rPr>
               <w:t>Relacione los impactos que se esperan, en el mediano y largo plazo como, resultado de la aplicación de los conocimientos, tecnologías y productos generados. Para cada uno de los impactos identificar indicadores cualitativos o cuantitativos verificables: (Diligenciar únicamente aquellos impactos que apliquen al proyecto)</w:t>
             </w:r>
-          </w:p>
-          <w:p>
-            <w:pPr>
-              <w:widowControl w:val="0"/>
-              <w:jc w:val="both"/>
-              <w:rPr>
-                <w:rFonts w:ascii="Arial Narrow" w:hAnsi="Arial Narrow"/>
-                <w:i/>
-              </w:rPr>
-            </w:pPr>
-          </w:p>
-          <w:p>
-            <w:pPr>
-              <w:widowControl w:val="0"/>
-              <w:jc w:val="both"/>
-              <w:rPr>
-                <w:rFonts w:ascii="Arial Narrow" w:hAnsi="Arial Narrow"/>
-                <w:i/>
-              </w:rPr>
-            </w:pPr>
           </w:p>
           <w:p>
             <w:pPr>
@@ -10812,6 +10641,17 @@
           <w:p>
             <w:pPr>
               <w:widowControl w:val="0"/>
+              <w:ind w:left="360"/>
+              <w:jc w:val="both"/>
+              <w:rPr>
+                <w:rFonts w:ascii="Arial Narrow" w:hAnsi="Arial Narrow"/>
+                <w:i/>
+              </w:rPr>
+            </w:pPr>
+          </w:p>
+          <w:p>
+            <w:pPr>
+              <w:widowControl w:val="0"/>
               <w:numPr>
                 <w:ilvl w:val="0"/>
                 <w:numId w:val="1"/>
@@ -10830,6 +10670,7 @@
                 <w:i/>
                 <w:u w:val="single"/>
               </w:rPr>
+              <w:lastRenderedPageBreak/>
               <w:t xml:space="preserve">Impactos sobre la productividad y competitividad en el sector de desarrollo o áreas de desempeño relacionados  </w:t>
             </w:r>
           </w:p>
@@ -11001,7 +10842,6 @@
                 <w:i/>
                 <w:u w:val="single"/>
               </w:rPr>
-              <w:lastRenderedPageBreak/>
               <w:t xml:space="preserve">Impactos sobre el medio ambiente y la sociedad </w:t>
             </w:r>
           </w:p>
@@ -12197,6 +12037,7 @@
           <w:sz w:val="20"/>
           <w:szCs w:val="20"/>
         </w:rPr>
+        <w:lastRenderedPageBreak/>
         <w:t>Requerimientos legales (si aplica).</w:t>
       </w:r>
     </w:p>
@@ -12292,7 +12133,6 @@
                 <w:sz w:val="32"/>
                 <w:szCs w:val="32"/>
               </w:rPr>
-              <w:lastRenderedPageBreak/>
               <w:t>4. Resultados/productos del proyecto</w:t>
             </w:r>
           </w:p>

--- a/TG-01 - Propuesta TG.docx
+++ b/TG-01 - Propuesta TG.docx
@@ -4672,7 +4672,23 @@
                 <w:iCs/>
                 <w:lang w:val="es-ES_tradnl"/>
               </w:rPr>
-              <w:t xml:space="preserve"> superó significativamente al RAG convencional tanto en los criterios de Exhaustividad como de diversidad a través de distintos conjuntos de datos, mostrando una victoria del </w:t>
+              <w:t xml:space="preserve"> superó significativamente al RAG convencional tanto en los criterios de </w:t>
+            </w:r>
+            <w:r>
+              <w:rPr>
+                <w:rFonts w:ascii="Arial Narrow" w:hAnsi="Arial Narrow"/>
+                <w:iCs/>
+                <w:lang w:val="es-ES_tradnl"/>
+              </w:rPr>
+              <w:t>e</w:t>
+            </w:r>
+            <w:r>
+              <w:rPr>
+                <w:rFonts w:ascii="Arial Narrow" w:hAnsi="Arial Narrow"/>
+                <w:iCs/>
+                <w:lang w:val="es-ES_tradnl"/>
+              </w:rPr>
+              <w:t xml:space="preserve">xhaustividad como de diversidad a través de distintos conjuntos de datos, mostrando una victoria del </w:t>
             </w:r>
             <w:proofErr w:type="spellStart"/>
             <w:r>
@@ -5463,6 +5479,9 @@
           <w:p>
             <w:pPr>
               <w:widowControl w:val="0"/>
+              <w:rPr>
+                <w:lang w:val="en-US"/>
+              </w:rPr>
             </w:pPr>
             <w:r>
               <w:rPr>
@@ -5495,7 +5514,7 @@
                 <w:rPr>
                   <w:rFonts w:ascii="Arial Narrow" w:hAnsi="Arial Narrow"/>
                   <w:iCs/>
-                  <w:lang w:val="es-ES_tradnl"/>
+                  <w:lang w:val="en-US"/>
                 </w:rPr>
                 <w:t>https://doi.org/10.48550/arXiv.2404.16130</w:t>
               </w:r>
@@ -5507,7 +5526,7 @@
               <w:rPr>
                 <w:rFonts w:ascii="Arial Narrow" w:hAnsi="Arial Narrow"/>
                 <w:iCs/>
-                <w:lang w:val="es-ES_tradnl"/>
+                <w:lang w:val="en-US"/>
               </w:rPr>
             </w:pPr>
           </w:p>
@@ -6192,18 +6211,8 @@
                 <w:bCs/>
                 <w:i/>
               </w:rPr>
-              <w:t xml:space="preserve"> </w:t>
-            </w:r>
-            <w:proofErr w:type="spellStart"/>
-            <w:r>
-              <w:rPr>
-                <w:rFonts w:ascii="Arial Narrow" w:hAnsi="Arial Narrow"/>
-                <w:bCs/>
-                <w:i/>
-              </w:rPr>
-              <w:t>Face</w:t>
-            </w:r>
-            <w:proofErr w:type="spellEnd"/>
+              <w:t xml:space="preserve"> Face</w:t>
+            </w:r>
           </w:p>
           <w:p>
             <w:pPr>
@@ -8093,6 +8102,56 @@
           <w:p>
             <w:pPr>
               <w:widowControl w:val="0"/>
+              <w:spacing w:afterAutospacing="1"/>
+              <w:ind w:left="360"/>
+              <w:rPr>
+                <w:rFonts w:ascii="Arial Narrow" w:hAnsi="Arial Narrow"/>
+                <w:i/>
+              </w:rPr>
+            </w:pPr>
+            <w:r>
+              <w:rPr>
+                <w:rFonts w:ascii="Arial Narrow" w:hAnsi="Arial Narrow"/>
+                <w:i/>
+              </w:rPr>
+              <w:t xml:space="preserve">(Aquí se completaría </w:t>
+            </w:r>
+            <w:r>
+              <w:rPr>
+                <w:rFonts w:ascii="Arial Narrow" w:hAnsi="Arial Narrow"/>
+                <w:b/>
+                <w:bCs/>
+                <w:i/>
+              </w:rPr>
+              <w:t>una implementación RAG tradicional</w:t>
+            </w:r>
+            <w:r>
+              <w:rPr>
+                <w:rFonts w:ascii="Arial Narrow" w:hAnsi="Arial Narrow"/>
+                <w:i/>
+              </w:rPr>
+              <w:t xml:space="preserve">. En los siguientes pasos, la metodología nutre el pipeline para lograr un </w:t>
+            </w:r>
+            <w:proofErr w:type="spellStart"/>
+            <w:r>
+              <w:rPr>
+                <w:rFonts w:ascii="Arial Narrow" w:hAnsi="Arial Narrow"/>
+                <w:i/>
+              </w:rPr>
+              <w:t>graphRAG</w:t>
+            </w:r>
+            <w:proofErr w:type="spellEnd"/>
+            <w:r>
+              <w:rPr>
+                <w:rFonts w:ascii="Arial Narrow" w:hAnsi="Arial Narrow"/>
+                <w:i/>
+              </w:rPr>
+              <w:t xml:space="preserve">) </w:t>
+            </w:r>
+          </w:p>
+          <w:p>
+            <w:pPr>
+              <w:widowControl w:val="0"/>
               <w:spacing w:beforeAutospacing="1" w:afterAutospacing="1"/>
               <w:outlineLvl w:val="2"/>
               <w:rPr>
@@ -8458,6 +8517,7 @@
                 <w:rFonts w:ascii="Arial Narrow" w:hAnsi="Arial Narrow"/>
                 <w:i/>
               </w:rPr>
+              <w:lastRenderedPageBreak/>
               <w:t>contexto estructurado del grafo,</w:t>
             </w:r>
           </w:p>
@@ -8514,7 +8574,6 @@
                 <w:rFonts w:ascii="Arial Narrow" w:hAnsi="Arial Narrow"/>
                 <w:i/>
               </w:rPr>
-              <w:lastRenderedPageBreak/>
               <w:t xml:space="preserve">Enviar el </w:t>
             </w:r>
             <w:proofErr w:type="spellStart"/>
@@ -8574,7 +8633,67 @@
                 <w:bCs/>
                 <w:i/>
               </w:rPr>
-              <w:t xml:space="preserve">Fase 5 — Prueba de </w:t>
+              <w:t xml:space="preserve">Fase 5 —Prueba de </w:t>
+            </w:r>
+            <w:r>
+              <w:rPr>
+                <w:rFonts w:ascii="Arial Narrow" w:hAnsi="Arial Narrow"/>
+                <w:b/>
+                <w:bCs/>
+                <w:i/>
+              </w:rPr>
+              <w:t>resultados:</w:t>
+            </w:r>
+            <w:r>
+              <w:rPr>
+                <w:rFonts w:ascii="Arial Narrow" w:hAnsi="Arial Narrow"/>
+                <w:b/>
+                <w:bCs/>
+                <w:i/>
+              </w:rPr>
+              <w:t xml:space="preserve"> Adaptación de la técnica LLM-as-a-</w:t>
+            </w:r>
+            <w:proofErr w:type="spellStart"/>
+            <w:r>
+              <w:rPr>
+                <w:rFonts w:ascii="Arial Narrow" w:hAnsi="Arial Narrow"/>
+                <w:b/>
+                <w:bCs/>
+                <w:i/>
+              </w:rPr>
+              <w:t>Judge</w:t>
+            </w:r>
+            <w:proofErr w:type="spellEnd"/>
+            <w:r>
+              <w:rPr>
+                <w:rFonts w:ascii="Arial Narrow" w:hAnsi="Arial Narrow"/>
+                <w:b/>
+                <w:bCs/>
+                <w:i/>
+              </w:rPr>
+              <w:t xml:space="preserve"> </w:t>
+            </w:r>
+          </w:p>
+          <w:p>
+            <w:pPr>
+              <w:widowControl w:val="0"/>
+              <w:spacing w:beforeAutospacing="1" w:afterAutospacing="1"/>
+              <w:outlineLvl w:val="1"/>
+              <w:rPr>
+                <w:rFonts w:ascii="Arial Narrow" w:hAnsi="Arial Narrow"/>
+                <w:b/>
+                <w:bCs/>
+                <w:i/>
+              </w:rPr>
+            </w:pPr>
+            <w:r>
+              <w:rPr>
+                <w:rFonts w:ascii="Arial Narrow" w:hAnsi="Arial Narrow"/>
+                <w:b/>
+                <w:bCs/>
+                <w:i/>
+              </w:rPr>
+              <w:t xml:space="preserve">Marco </w:t>
             </w:r>
             <w:proofErr w:type="gramStart"/>
             <w:r>
@@ -8584,7 +8703,7 @@
                 <w:bCs/>
                 <w:i/>
               </w:rPr>
-              <w:t>resultados :</w:t>
+              <w:t>comparativo :</w:t>
             </w:r>
             <w:proofErr w:type="gramEnd"/>
             <w:r>
@@ -8594,27 +8713,7 @@
                 <w:bCs/>
                 <w:i/>
               </w:rPr>
-              <w:t xml:space="preserve"> Adaptación de la técnica LLM-as-a-</w:t>
-            </w:r>
-            <w:proofErr w:type="spellStart"/>
-            <w:r>
-              <w:rPr>
-                <w:rFonts w:ascii="Arial Narrow" w:hAnsi="Arial Narrow"/>
-                <w:b/>
-                <w:bCs/>
-                <w:i/>
-              </w:rPr>
-              <w:t>Judge</w:t>
-            </w:r>
-            <w:proofErr w:type="spellEnd"/>
-            <w:r>
-              <w:rPr>
-                <w:rFonts w:ascii="Arial Narrow" w:hAnsi="Arial Narrow"/>
-                <w:b/>
-                <w:bCs/>
-                <w:i/>
-              </w:rPr>
-              <w:t xml:space="preserve"> </w:t>
+              <w:t xml:space="preserve"> RAG TRADICIONAL VS GRAPHRAG</w:t>
             </w:r>
           </w:p>
           <w:p>
@@ -8774,7 +8873,14 @@
                 <w:rFonts w:ascii="Arial Narrow" w:hAnsi="Arial Narrow"/>
                 <w:i/>
               </w:rPr>
-              <w:t>coherencia,</w:t>
+              <w:t>Comprensión</w:t>
+            </w:r>
+            <w:r>
+              <w:rPr>
+                <w:rFonts w:ascii="Arial Narrow" w:hAnsi="Arial Narrow"/>
+                <w:i/>
+              </w:rPr>
+              <w:t>,</w:t>
             </w:r>
           </w:p>
           <w:p>
@@ -8794,7 +8900,14 @@
                 <w:rFonts w:ascii="Arial Narrow" w:hAnsi="Arial Narrow"/>
                 <w:i/>
               </w:rPr>
-              <w:t>completitud,</w:t>
+              <w:t>Diversidad</w:t>
+            </w:r>
+            <w:r>
+              <w:rPr>
+                <w:rFonts w:ascii="Arial Narrow" w:hAnsi="Arial Narrow"/>
+                <w:i/>
+              </w:rPr>
+              <w:t>,</w:t>
             </w:r>
           </w:p>
           <w:p>
@@ -8814,27 +8927,14 @@
                 <w:rFonts w:ascii="Arial Narrow" w:hAnsi="Arial Narrow"/>
                 <w:i/>
               </w:rPr>
-              <w:t>razonamiento,</w:t>
-            </w:r>
-          </w:p>
-          <w:p>
-            <w:pPr>
-              <w:widowControl w:val="0"/>
-              <w:numPr>
-                <w:ilvl w:val="1"/>
-                <w:numId w:val="21"/>
-              </w:numPr>
-              <w:rPr>
-                <w:rFonts w:ascii="Arial Narrow" w:hAnsi="Arial Narrow"/>
-                <w:i/>
-              </w:rPr>
-            </w:pPr>
-            <w:r>
-              <w:rPr>
-                <w:rFonts w:ascii="Arial Narrow" w:hAnsi="Arial Narrow"/>
-                <w:i/>
-              </w:rPr>
-              <w:t>uso adecuado de evidencia del grafo o corpus</w:t>
+              <w:t>Empoderamiento al usuario</w:t>
+            </w:r>
+            <w:r>
+              <w:rPr>
+                <w:rFonts w:ascii="Arial Narrow" w:hAnsi="Arial Narrow"/>
+                <w:i/>
+              </w:rPr>
+              <w:t>,</w:t>
             </w:r>
           </w:p>
           <w:p>
@@ -8855,8 +8955,38 @@
                 <w:rFonts w:ascii="Arial Narrow" w:hAnsi="Arial Narrow"/>
                 <w:i/>
               </w:rPr>
-              <w:t>El LLM evaluador califica y justifica la calidad de las respuestas generadas.</w:t>
-            </w:r>
+              <w:t>El LLM evaluador califica y justifica la calidad de las respuestas generadas</w:t>
+            </w:r>
+            <w:r>
+              <w:rPr>
+                <w:rFonts w:ascii="Arial Narrow" w:hAnsi="Arial Narrow"/>
+                <w:i/>
+              </w:rPr>
+              <w:t xml:space="preserve"> por ambas </w:t>
+            </w:r>
+            <w:r>
+              <w:rPr>
+                <w:rFonts w:ascii="Arial Narrow" w:hAnsi="Arial Narrow"/>
+                <w:i/>
+              </w:rPr>
+              <w:t>implementaciones:</w:t>
+            </w:r>
+            <w:r>
+              <w:rPr>
+                <w:rFonts w:ascii="Arial Narrow" w:hAnsi="Arial Narrow"/>
+                <w:i/>
+              </w:rPr>
+              <w:t xml:space="preserve"> RAG vs </w:t>
+            </w:r>
+            <w:proofErr w:type="spellStart"/>
+            <w:r>
+              <w:rPr>
+                <w:rFonts w:ascii="Arial Narrow" w:hAnsi="Arial Narrow"/>
+                <w:i/>
+              </w:rPr>
+              <w:t>graphRAG</w:t>
+            </w:r>
+            <w:proofErr w:type="spellEnd"/>
           </w:p>
           <w:p>
             <w:pPr>
@@ -9469,6 +9599,7 @@
                 <w:rFonts w:ascii="Arial Narrow" w:hAnsi="Arial Narrow"/>
                 <w:i/>
               </w:rPr>
+              <w:lastRenderedPageBreak/>
               <w:t>Documentar la arquitectura final, el proceso de despliegue y la operación general de la aplicación como producto final del proyecto.</w:t>
             </w:r>
           </w:p>
@@ -9993,7 +10124,6 @@
                 <w:rFonts w:ascii="Arial Narrow" w:hAnsi="Arial Narrow"/>
                 <w:b/>
               </w:rPr>
-              <w:lastRenderedPageBreak/>
               <w:t xml:space="preserve">3.7. RESULTADOS/PRODUCTOS ESPERADOS </w:t>
             </w:r>
           </w:p>
@@ -10316,7 +10446,6 @@
                 <w:rFonts w:ascii="Arial Narrow" w:hAnsi="Arial Narrow"/>
                 <w:b/>
               </w:rPr>
-              <w:lastRenderedPageBreak/>
               <w:t>3.8. ACTIVIDADES Y CRONOGRAMA DE TRABAJO</w:t>
             </w:r>
           </w:p>
@@ -10334,6 +10463,7 @@
               <w:rPr>
                 <w:rFonts w:ascii="Arial Narrow" w:hAnsi="Arial Narrow"/>
                 <w:b/>
+                <w:noProof/>
               </w:rPr>
               <w:drawing>
                 <wp:inline distT="0" distB="0" distL="0" distR="0" wp14:anchorId="230E63CF" wp14:editId="7A17D297">
@@ -10670,7 +10800,6 @@
                 <w:i/>
                 <w:u w:val="single"/>
               </w:rPr>
-              <w:lastRenderedPageBreak/>
               <w:t xml:space="preserve">Impactos sobre la productividad y competitividad en el sector de desarrollo o áreas de desempeño relacionados  </w:t>
             </w:r>
           </w:p>
@@ -11967,6 +12096,7 @@
           <w:sz w:val="20"/>
           <w:szCs w:val="20"/>
         </w:rPr>
+        <w:lastRenderedPageBreak/>
         <w:t xml:space="preserve">Forma de selección de los sujetos de la investigación </w:t>
       </w:r>
     </w:p>
@@ -12037,7 +12167,6 @@
           <w:sz w:val="20"/>
           <w:szCs w:val="20"/>
         </w:rPr>
-        <w:lastRenderedPageBreak/>
         <w:t>Requerimientos legales (si aplica).</w:t>
       </w:r>
     </w:p>
@@ -16348,6 +16477,20 @@
               </w:rPr>
               <w:t>0</w:t>
             </w:r>
+          </w:p>
+          <w:p>
+            <w:pPr>
+              <w:widowControl w:val="0"/>
+              <w:tabs>
+                <w:tab w:val="left" w:pos="-720"/>
+              </w:tabs>
+              <w:jc w:val="center"/>
+              <w:rPr>
+                <w:rFonts w:ascii="Arial Narrow" w:hAnsi="Arial Narrow"/>
+                <w:spacing w:val="-2"/>
+                <w:sz w:val="18"/>
+              </w:rPr>
+            </w:pPr>
           </w:p>
         </w:tc>
         <w:tc>
@@ -34751,6 +34894,7 @@
   <w:style w:type="character" w:default="1" w:styleId="DefaultParagraphFont">
     <w:name w:val="Default Paragraph Font"/>
     <w:uiPriority w:val="1"/>
+    <w:semiHidden/>
     <w:unhideWhenUsed/>
   </w:style>
   <w:style w:type="table" w:default="1" w:styleId="TableNormal">

--- a/TG-01 - Propuesta TG.docx
+++ b/TG-01 - Propuesta TG.docx
@@ -8873,14 +8873,7 @@
                 <w:rFonts w:ascii="Arial Narrow" w:hAnsi="Arial Narrow"/>
                 <w:i/>
               </w:rPr>
-              <w:t>Comprensión</w:t>
-            </w:r>
-            <w:r>
-              <w:rPr>
-                <w:rFonts w:ascii="Arial Narrow" w:hAnsi="Arial Narrow"/>
-                <w:i/>
-              </w:rPr>
-              <w:t>,</w:t>
+              <w:t>Comprensión,</w:t>
             </w:r>
           </w:p>
           <w:p>
@@ -8900,14 +8893,7 @@
                 <w:rFonts w:ascii="Arial Narrow" w:hAnsi="Arial Narrow"/>
                 <w:i/>
               </w:rPr>
-              <w:t>Diversidad</w:t>
-            </w:r>
-            <w:r>
-              <w:rPr>
-                <w:rFonts w:ascii="Arial Narrow" w:hAnsi="Arial Narrow"/>
-                <w:i/>
-              </w:rPr>
-              <w:t>,</w:t>
+              <w:t>Diversidad,</w:t>
             </w:r>
           </w:p>
           <w:p>
@@ -8927,14 +8913,7 @@
                 <w:rFonts w:ascii="Arial Narrow" w:hAnsi="Arial Narrow"/>
                 <w:i/>
               </w:rPr>
-              <w:t>Empoderamiento al usuario</w:t>
-            </w:r>
-            <w:r>
-              <w:rPr>
-                <w:rFonts w:ascii="Arial Narrow" w:hAnsi="Arial Narrow"/>
-                <w:i/>
-              </w:rPr>
-              <w:t>,</w:t>
+              <w:t>Empoderamiento al usuario,</w:t>
             </w:r>
           </w:p>
           <w:p>
@@ -11370,7 +11349,21 @@
                 <w:rFonts w:ascii="Arial Narrow" w:hAnsi="Arial Narrow"/>
                 <w:b/>
               </w:rPr>
+              <w:t xml:space="preserve">Conferencista </w:t>
+            </w:r>
+            <w:r>
+              <w:rPr>
+                <w:rFonts w:ascii="Arial Narrow" w:hAnsi="Arial Narrow"/>
+                <w:b/>
+              </w:rPr>
               <w:t>Escuela Colombiana de ingeniería Julio Garavito</w:t>
+            </w:r>
+            <w:r>
+              <w:rPr>
+                <w:rFonts w:ascii="Arial Narrow" w:hAnsi="Arial Narrow"/>
+                <w:b/>
+              </w:rPr>
+              <w:t xml:space="preserve"> y Profesional en Microsoft</w:t>
             </w:r>
           </w:p>
         </w:tc>
@@ -11445,31 +11438,28 @@
               <w:rPr>
                 <w:rFonts w:ascii="Arial Narrow" w:hAnsi="Arial Narrow"/>
                 <w:b/>
-              </w:rPr>
-            </w:pPr>
-            <w:r>
-              <w:rPr>
-                <w:rFonts w:ascii="Arial Narrow" w:hAnsi="Arial Narrow"/>
-                <w:b/>
-              </w:rPr>
-              <w:t xml:space="preserve">Wilmer </w:t>
-            </w:r>
-            <w:proofErr w:type="spellStart"/>
-            <w:r>
-              <w:rPr>
-                <w:rFonts w:ascii="Arial Narrow" w:hAnsi="Arial Narrow"/>
-                <w:b/>
-              </w:rPr>
-              <w:t>Edicson</w:t>
-            </w:r>
-            <w:proofErr w:type="spellEnd"/>
-            <w:r>
-              <w:rPr>
-                <w:rFonts w:ascii="Arial Narrow" w:hAnsi="Arial Narrow"/>
-                <w:b/>
-              </w:rPr>
-              <w:t xml:space="preserve"> Garzón</w:t>
-            </w:r>
+                <w:lang w:val="en-US"/>
+              </w:rPr>
+            </w:pPr>
+            <w:r>
+              <w:rPr>
+                <w:rFonts w:ascii="Arial Narrow" w:hAnsi="Arial Narrow"/>
+                <w:b/>
+                <w:lang w:val="en-US"/>
+              </w:rPr>
+              <w:t>marlene.goncalves@campusviu.es</w:t>
+            </w:r>
+          </w:p>
+          <w:p>
+            <w:pPr>
+              <w:widowControl w:val="0"/>
+              <w:spacing w:before="40"/>
+              <w:jc w:val="both"/>
+              <w:rPr>
+                <w:rFonts w:ascii="Arial Narrow" w:hAnsi="Arial Narrow"/>
+                <w:b/>
+              </w:rPr>
+            </w:pPr>
           </w:p>
         </w:tc>
         <w:tc>
@@ -11490,14 +11480,24 @@
               <w:rPr>
                 <w:rFonts w:ascii="Arial Narrow" w:hAnsi="Arial Narrow"/>
                 <w:b/>
-              </w:rPr>
-            </w:pPr>
-            <w:r>
-              <w:rPr>
-                <w:rFonts w:ascii="Arial Narrow" w:hAnsi="Arial Narrow"/>
-                <w:b/>
-              </w:rPr>
-              <w:t>Escuela Colombiana de Ingeniería Julio Garavito</w:t>
+                <w:lang w:val="en-US"/>
+              </w:rPr>
+            </w:pPr>
+            <w:r>
+              <w:rPr>
+                <w:rFonts w:ascii="Arial Narrow" w:hAnsi="Arial Narrow"/>
+                <w:b/>
+                <w:lang w:val="en-US"/>
+              </w:rPr>
+              <w:t>Universidad Politécnica de Madri</w:t>
+            </w:r>
+            <w:r>
+              <w:rPr>
+                <w:rFonts w:ascii="Arial Narrow" w:hAnsi="Arial Narrow"/>
+                <w:b/>
+                <w:lang w:val="en-US"/>
+              </w:rPr>
+              <w:t>d</w:t>
             </w:r>
           </w:p>
         </w:tc>
@@ -11519,12 +11519,14 @@
               <w:rPr>
                 <w:rFonts w:ascii="Arial Narrow" w:hAnsi="Arial Narrow"/>
                 <w:b/>
-              </w:rPr>
-            </w:pPr>
-            <w:r>
-              <w:rPr>
-                <w:rFonts w:ascii="Arial Narrow" w:hAnsi="Arial Narrow"/>
-                <w:b/>
+                <w:lang w:val="en-US"/>
+              </w:rPr>
+            </w:pPr>
+            <w:r>
+              <w:rPr>
+                <w:rFonts w:ascii="Arial Narrow" w:hAnsi="Arial Narrow"/>
+                <w:b/>
+                <w:lang w:val="en-US"/>
               </w:rPr>
               <w:t>Wilmer.garzon@escuelaing.edu.co</w:t>
             </w:r>
@@ -11548,6 +11550,7 @@
               <w:rPr>
                 <w:rFonts w:ascii="Arial Narrow" w:hAnsi="Arial Narrow"/>
                 <w:b/>
+                <w:lang w:val="en-US"/>
               </w:rPr>
             </w:pPr>
           </w:p>
@@ -11572,6 +11575,7 @@
               <w:rPr>
                 <w:rFonts w:ascii="Arial Narrow" w:hAnsi="Arial Narrow"/>
                 <w:b/>
+                <w:lang w:val="en-US"/>
               </w:rPr>
             </w:pPr>
           </w:p>
@@ -11594,6 +11598,7 @@
               <w:rPr>
                 <w:rFonts w:ascii="Arial Narrow" w:hAnsi="Arial Narrow"/>
                 <w:b/>
+                <w:lang w:val="en-US"/>
               </w:rPr>
             </w:pPr>
           </w:p>
@@ -11616,6 +11621,7 @@
               <w:rPr>
                 <w:rFonts w:ascii="Arial Narrow" w:hAnsi="Arial Narrow"/>
                 <w:b/>
+                <w:lang w:val="en-US"/>
               </w:rPr>
             </w:pPr>
           </w:p>
@@ -11638,6 +11644,7 @@
               <w:rPr>
                 <w:rFonts w:ascii="Arial Narrow" w:hAnsi="Arial Narrow"/>
                 <w:b/>
+                <w:lang w:val="en-US"/>
               </w:rPr>
             </w:pPr>
           </w:p>
@@ -11662,6 +11669,7 @@
               <w:rPr>
                 <w:rFonts w:ascii="Arial Narrow" w:hAnsi="Arial Narrow"/>
                 <w:b/>
+                <w:lang w:val="en-US"/>
               </w:rPr>
             </w:pPr>
           </w:p>
@@ -11684,6 +11692,7 @@
               <w:rPr>
                 <w:rFonts w:ascii="Arial Narrow" w:hAnsi="Arial Narrow"/>
                 <w:b/>
+                <w:lang w:val="en-US"/>
               </w:rPr>
             </w:pPr>
           </w:p>
@@ -11706,6 +11715,7 @@
               <w:rPr>
                 <w:rFonts w:ascii="Arial Narrow" w:hAnsi="Arial Narrow"/>
                 <w:b/>
+                <w:lang w:val="en-US"/>
               </w:rPr>
             </w:pPr>
           </w:p>
@@ -11728,6 +11738,7 @@
               <w:rPr>
                 <w:rFonts w:ascii="Arial Narrow" w:hAnsi="Arial Narrow"/>
                 <w:b/>
+                <w:lang w:val="en-US"/>
               </w:rPr>
             </w:pPr>
           </w:p>
@@ -11741,6 +11752,7 @@
         <w:rPr>
           <w:rFonts w:ascii="Arial Narrow" w:hAnsi="Arial Narrow"/>
           <w:b/>
+          <w:lang w:val="en-US"/>
         </w:rPr>
       </w:pPr>
     </w:p>
@@ -11749,6 +11761,7 @@
         <w:rPr>
           <w:rFonts w:ascii="Arial Narrow" w:hAnsi="Arial Narrow"/>
           <w:b/>
+          <w:lang w:val="en-US"/>
         </w:rPr>
       </w:pPr>
     </w:p>
@@ -12046,6 +12059,7 @@
           <w:sz w:val="20"/>
           <w:szCs w:val="20"/>
         </w:rPr>
+        <w:lastRenderedPageBreak/>
         <w:t>Riesgos para los sujetos de investigación (mínimos y máximos).</w:t>
       </w:r>
     </w:p>
@@ -12096,7 +12110,6 @@
           <w:sz w:val="20"/>
           <w:szCs w:val="20"/>
         </w:rPr>
-        <w:lastRenderedPageBreak/>
         <w:t xml:space="preserve">Forma de selección de los sujetos de la investigación </w:t>
       </w:r>
     </w:p>
@@ -18829,14 +18842,111 @@
       <w:pPr>
         <w:ind w:right="164"/>
         <w:jc w:val="both"/>
+      </w:pPr>
+      <w:r>
+        <w:br w:type="page"/>
+      </w:r>
+    </w:p>
+    <w:p>
+      <w:pPr>
+        <w:ind w:right="164"/>
+        <w:jc w:val="both"/>
+      </w:pPr>
+    </w:p>
+    <w:p>
+      <w:pPr>
+        <w:ind w:right="164"/>
+        <w:jc w:val="both"/>
+        <w:rPr>
+          <w:rFonts w:ascii="Arial Narrow" w:hAnsi="Arial Narrow"/>
+          <w:b/>
+          <w:bCs/>
+        </w:rPr>
+      </w:pPr>
+      <w:r>
+        <w:rPr>
+          <w:rFonts w:ascii="Arial Narrow" w:hAnsi="Arial Narrow"/>
+          <w:b/>
+          <w:bCs/>
+        </w:rPr>
+        <w:t xml:space="preserve">Nota: Según lo propuesto, todos los softwares y servicios digitales a utilizar son gratuitos u ofrecen planes sin costo con </w:t>
+      </w:r>
+      <w:proofErr w:type="gramStart"/>
+      <w:r>
+        <w:rPr>
+          <w:rFonts w:ascii="Arial Narrow" w:hAnsi="Arial Narrow"/>
+          <w:b/>
+          <w:bCs/>
+        </w:rPr>
+        <w:t>limitaciones</w:t>
+      </w:r>
+      <w:proofErr w:type="gramEnd"/>
+      <w:r>
+        <w:rPr>
+          <w:rFonts w:ascii="Arial Narrow" w:hAnsi="Arial Narrow"/>
+          <w:b/>
+          <w:bCs/>
+        </w:rPr>
+        <w:t xml:space="preserve"> pero suficientes para el desarrollo del trabajo de grado. Lo único que puede representar un costo son los </w:t>
+      </w:r>
+      <w:proofErr w:type="gramStart"/>
+      <w:r>
+        <w:rPr>
+          <w:rFonts w:ascii="Arial Narrow" w:hAnsi="Arial Narrow"/>
+          <w:b/>
+          <w:bCs/>
+        </w:rPr>
+        <w:t>token utilizados</w:t>
+      </w:r>
+      <w:proofErr w:type="gramEnd"/>
+      <w:r>
+        <w:rPr>
+          <w:rFonts w:ascii="Arial Narrow" w:hAnsi="Arial Narrow"/>
+          <w:b/>
+          <w:bCs/>
+        </w:rPr>
+        <w:t xml:space="preserve"> de algún LLM, sea </w:t>
+      </w:r>
+      <w:proofErr w:type="spellStart"/>
+      <w:r>
+        <w:rPr>
+          <w:rFonts w:ascii="Arial Narrow" w:hAnsi="Arial Narrow"/>
+          <w:b/>
+          <w:bCs/>
+        </w:rPr>
+        <w:t>Openai</w:t>
+      </w:r>
+      <w:proofErr w:type="spellEnd"/>
+      <w:r>
+        <w:rPr>
+          <w:rFonts w:ascii="Arial Narrow" w:hAnsi="Arial Narrow"/>
+          <w:b/>
+          <w:bCs/>
+        </w:rPr>
+        <w:t xml:space="preserve">, Gemini, etc. </w:t>
+      </w:r>
+    </w:p>
+    <w:p>
+      <w:pPr>
+        <w:ind w:right="164"/>
+        <w:jc w:val="both"/>
+      </w:pPr>
+    </w:p>
+    <w:p>
+      <w:pPr>
+        <w:ind w:right="164"/>
+        <w:jc w:val="both"/>
+      </w:pPr>
+    </w:p>
+    <w:p>
+      <w:pPr>
+        <w:ind w:right="164"/>
+        <w:jc w:val="both"/>
         <w:rPr>
           <w:rFonts w:ascii="Arial Narrow" w:hAnsi="Arial Narrow"/>
           <w:sz w:val="18"/>
         </w:rPr>
       </w:pPr>
-      <w:r>
-        <w:br w:type="page"/>
-      </w:r>
     </w:p>
     <w:p>
       <w:pPr>
@@ -18853,7 +18963,6 @@
           <w:b/>
           <w:sz w:val="22"/>
         </w:rPr>
-        <w:lastRenderedPageBreak/>
         <w:t xml:space="preserve">5.1 DESCRIPCIÓN GASTOS EN PERSONAL (miles de </w:t>
       </w:r>
       <w:proofErr w:type="gramStart"/>
@@ -23155,6 +23264,7 @@
                 <w:sz w:val="18"/>
                 <w:lang w:val="es-ES"/>
               </w:rPr>
+              <w:lastRenderedPageBreak/>
               <w:t>Descripción</w:t>
             </w:r>
           </w:p>
@@ -27820,7 +27930,6 @@
           <w:rFonts w:ascii="Arial" w:hAnsi="Arial" w:cs="Arial"/>
           <w:b/>
         </w:rPr>
-        <w:lastRenderedPageBreak/>
         <w:t>DECLARACIÓN:</w:t>
       </w:r>
     </w:p>
@@ -34894,7 +35003,6 @@
   <w:style w:type="character" w:default="1" w:styleId="DefaultParagraphFont">
     <w:name w:val="Default Paragraph Font"/>
     <w:uiPriority w:val="1"/>
-    <w:semiHidden/>
     <w:unhideWhenUsed/>
   </w:style>
   <w:style w:type="table" w:default="1" w:styleId="TableNormal">
